--- a/DOKUMENTÁCIÓ-quickbite.docx
+++ b/DOKUMENTÁCIÓ-quickbite.docx
@@ -1,6 +1,6 @@
 
 <file path=word/document.xml><?xml version="1.0" encoding="utf-8"?>
-<w:document xmlns:wpc="http://schemas.microsoft.com/office/word/2010/wordprocessingCanvas" xmlns:cx="http://schemas.microsoft.com/office/drawing/2014/chartex" xmlns:cx1="http://schemas.microsoft.com/office/drawing/2015/9/8/chartex" xmlns:cx2="http://schemas.microsoft.com/office/drawing/2015/10/21/chartex" xmlns:cx3="http://schemas.microsoft.com/office/drawing/2016/5/9/chartex" xmlns:cx4="http://schemas.microsoft.com/office/drawing/2016/5/10/chartex" xmlns:cx5="http://schemas.microsoft.com/office/drawing/2016/5/11/chartex" xmlns:cx6="http://schemas.microsoft.com/office/drawing/2016/5/12/chartex" xmlns:cx7="http://schemas.microsoft.com/office/drawing/2016/5/13/chartex" xmlns:cx8="http://schemas.microsoft.com/office/drawing/2016/5/14/chartex" xmlns:mc="http://schemas.openxmlformats.org/markup-compatibility/2006" xmlns:aink="http://schemas.microsoft.com/office/drawing/2016/ink" xmlns:am3d="http://schemas.microsoft.com/office/drawing/2017/model3d" xmlns:o="urn:schemas-microsoft-com:office:office" xmlns:oel="http://schemas.microsoft.com/office/2019/extlst" xmlns:r="http://schemas.openxmlformats.org/officeDocument/2006/relationships" xmlns:m="http://schemas.openxmlformats.org/officeDocument/2006/math" xmlns:v="urn:schemas-microsoft-com:vml" xmlns:wp14="http://schemas.microsoft.com/office/word/2010/wordprocessingDrawing" xmlns:wp="http://schemas.openxmlformats.org/drawingml/2006/wordprocessingDrawing" xmlns:w10="urn:schemas-microsoft-com:office:word" xmlns:w="http://schemas.openxmlformats.org/wordprocessingml/2006/main" xmlns:w14="http://schemas.microsoft.com/office/word/2010/wordml" xmlns:w15="http://schemas.microsoft.com/office/word/2012/wordml" xmlns:w16cex="http://schemas.microsoft.com/office/word/2018/wordml/cex" xmlns:w16cid="http://schemas.microsoft.com/office/word/2016/wordml/cid" xmlns:w16="http://schemas.microsoft.com/office/word/2018/wordml" xmlns:w16du="http://schemas.microsoft.com/office/word/2023/wordml/word16du" xmlns:w16sdtdh="http://schemas.microsoft.com/office/word/2020/wordml/sdtdatahash" xmlns:w16se="http://schemas.microsoft.com/office/word/2015/wordml/symex" xmlns:wpg="http://schemas.microsoft.com/office/word/2010/wordprocessingGroup" xmlns:wpi="http://schemas.microsoft.com/office/word/2010/wordprocessingInk" xmlns:wne="http://schemas.microsoft.com/office/word/2006/wordml" xmlns:wps="http://schemas.microsoft.com/office/word/2010/wordprocessingShape" mc:Ignorable="w14 w15 w16se w16cid w16 w16cex w16sdtdh w16du wp14">
+<w:document xmlns:wpc="http://schemas.microsoft.com/office/word/2010/wordprocessingCanvas" xmlns:cx="http://schemas.microsoft.com/office/drawing/2014/chartex" xmlns:cx1="http://schemas.microsoft.com/office/drawing/2015/9/8/chartex" xmlns:cx2="http://schemas.microsoft.com/office/drawing/2015/10/21/chartex" xmlns:cx3="http://schemas.microsoft.com/office/drawing/2016/5/9/chartex" xmlns:cx4="http://schemas.microsoft.com/office/drawing/2016/5/10/chartex" xmlns:cx5="http://schemas.microsoft.com/office/drawing/2016/5/11/chartex" xmlns:cx6="http://schemas.microsoft.com/office/drawing/2016/5/12/chartex" xmlns:cx7="http://schemas.microsoft.com/office/drawing/2016/5/13/chartex" xmlns:cx8="http://schemas.microsoft.com/office/drawing/2016/5/14/chartex" xmlns:mc="http://schemas.openxmlformats.org/markup-compatibility/2006" xmlns:aink="http://schemas.microsoft.com/office/drawing/2016/ink" xmlns:am3d="http://schemas.microsoft.com/office/drawing/2017/model3d" xmlns:o="urn:schemas-microsoft-com:office:office" xmlns:oel="http://schemas.microsoft.com/office/2019/extlst" xmlns:r="http://schemas.openxmlformats.org/officeDocument/2006/relationships" xmlns:m="http://schemas.openxmlformats.org/officeDocument/2006/math" xmlns:v="urn:schemas-microsoft-com:vml" xmlns:wp14="http://schemas.microsoft.com/office/word/2010/wordprocessingDrawing" xmlns:wp="http://schemas.openxmlformats.org/drawingml/2006/wordprocessingDrawing" xmlns:w10="urn:schemas-microsoft-com:office:word" xmlns:w="http://schemas.openxmlformats.org/wordprocessingml/2006/main" xmlns:w14="http://schemas.microsoft.com/office/word/2010/wordml" xmlns:w15="http://schemas.microsoft.com/office/word/2012/wordml" xmlns:w16cex="http://schemas.microsoft.com/office/word/2018/wordml/cex" xmlns:w16cid="http://schemas.microsoft.com/office/word/2016/wordml/cid" xmlns:w16="http://schemas.microsoft.com/office/word/2018/wordml" xmlns:w16du="http://schemas.microsoft.com/office/word/2023/wordml/word16du" xmlns:w16sdtdh="http://schemas.microsoft.com/office/word/2020/wordml/sdtdatahash" xmlns:w16sdtfl="http://schemas.microsoft.com/office/word/2024/wordml/sdtformatlock" xmlns:w16se="http://schemas.microsoft.com/office/word/2015/wordml/symex" xmlns:wpg="http://schemas.microsoft.com/office/word/2010/wordprocessingGroup" xmlns:wpi="http://schemas.microsoft.com/office/word/2010/wordprocessingInk" xmlns:wne="http://schemas.microsoft.com/office/word/2006/wordml" xmlns:wps="http://schemas.microsoft.com/office/word/2010/wordprocessingShape" mc:Ignorable="w14 w15 w16se w16cid w16 w16cex w16sdtdh w16sdtfl w16du wp14">
   <w:body>
     <w:p>
       <w:pPr>
@@ -13,7 +13,6 @@
         </w:rPr>
       </w:pPr>
       <w:bookmarkStart w:id="0" w:name="_Toc223339156"/>
-      <w:bookmarkStart w:id="1" w:name="_Toc223339429"/>
       <w:r>
         <w:rPr>
           <w:rFonts w:asciiTheme="majorHAnsi" w:hAnsiTheme="majorHAnsi" w:cstheme="majorHAnsi"/>
@@ -158,7 +157,6 @@
         <w:t>DOKUMENTÁCIÓ</w:t>
       </w:r>
       <w:bookmarkEnd w:id="0"/>
-      <w:bookmarkEnd w:id="1"/>
     </w:p>
     <w:p>
       <w:pPr>
@@ -450,14 +448,25 @@
         </w:rPr>
         <w:t xml:space="preserve"> | </w:t>
       </w:r>
-      <w:r>
-        <w:rPr>
-          <w:rFonts w:ascii="Times New Roman" w:eastAsia="Times New Roman" w:hAnsi="Times New Roman" w:cs="Times New Roman"/>
-          <w:sz w:val="24"/>
-          <w:szCs w:val="24"/>
-          <w:lang w:eastAsia="hu-HU"/>
-        </w:rPr>
-        <w:t>Berzi Dániel</w:t>
+      <w:proofErr w:type="spellStart"/>
+      <w:r>
+        <w:rPr>
+          <w:rFonts w:ascii="Times New Roman" w:eastAsia="Times New Roman" w:hAnsi="Times New Roman" w:cs="Times New Roman"/>
+          <w:sz w:val="24"/>
+          <w:szCs w:val="24"/>
+          <w:lang w:eastAsia="hu-HU"/>
+        </w:rPr>
+        <w:t>Berzi</w:t>
+      </w:r>
+      <w:proofErr w:type="spellEnd"/>
+      <w:r>
+        <w:rPr>
+          <w:rFonts w:ascii="Times New Roman" w:eastAsia="Times New Roman" w:hAnsi="Times New Roman" w:cs="Times New Roman"/>
+          <w:sz w:val="24"/>
+          <w:szCs w:val="24"/>
+          <w:lang w:eastAsia="hu-HU"/>
+        </w:rPr>
+        <w:t xml:space="preserve"> Dániel</w:t>
       </w:r>
       <w:r>
         <w:rPr>
@@ -468,25 +477,14 @@
         </w:rPr>
         <w:t xml:space="preserve"> | </w:t>
       </w:r>
-      <w:proofErr w:type="spellStart"/>
-      <w:r>
-        <w:rPr>
-          <w:rFonts w:ascii="Times New Roman" w:eastAsia="Times New Roman" w:hAnsi="Times New Roman" w:cs="Times New Roman"/>
-          <w:sz w:val="24"/>
-          <w:szCs w:val="24"/>
-          <w:lang w:eastAsia="hu-HU"/>
-        </w:rPr>
-        <w:t>Trencsánszky</w:t>
-      </w:r>
-      <w:proofErr w:type="spellEnd"/>
-      <w:r>
-        <w:rPr>
-          <w:rFonts w:ascii="Times New Roman" w:eastAsia="Times New Roman" w:hAnsi="Times New Roman" w:cs="Times New Roman"/>
-          <w:sz w:val="24"/>
-          <w:szCs w:val="24"/>
-          <w:lang w:eastAsia="hu-HU"/>
-        </w:rPr>
-        <w:t xml:space="preserve"> Patrik</w:t>
+      <w:r>
+        <w:rPr>
+          <w:rFonts w:ascii="Times New Roman" w:eastAsia="Times New Roman" w:hAnsi="Times New Roman" w:cs="Times New Roman"/>
+          <w:sz w:val="24"/>
+          <w:szCs w:val="24"/>
+          <w:lang w:eastAsia="hu-HU"/>
+        </w:rPr>
+        <w:t>Trencsánszky Patrik</w:t>
       </w:r>
       <w:r>
         <w:rPr>
@@ -497,7 +495,7 @@
         </w:rPr>
         <w:t xml:space="preserve"> </w:t>
       </w:r>
-      <w:bookmarkStart w:id="2" w:name="_Toc223339158"/>
+      <w:bookmarkStart w:id="1" w:name="_Toc223339158"/>
     </w:p>
     <w:p>
       <w:pPr>
@@ -509,7 +507,6 @@
           <w:lang w:eastAsia="hu-HU"/>
         </w:rPr>
       </w:pPr>
-      <w:bookmarkStart w:id="3" w:name="_Toc223339430"/>
       <w:r>
         <w:rPr>
           <w:rFonts w:eastAsia="Times New Roman"/>
@@ -518,8 +515,7 @@
         <w:lastRenderedPageBreak/>
         <w:t>Szoftverfejlesztő és -tesztelő</w:t>
       </w:r>
-      <w:bookmarkEnd w:id="2"/>
-      <w:bookmarkEnd w:id="3"/>
+      <w:bookmarkEnd w:id="1"/>
     </w:p>
     <w:p>
       <w:pPr>
@@ -530,8 +526,7 @@
           <w:lang w:eastAsia="hu-HU"/>
         </w:rPr>
       </w:pPr>
-      <w:bookmarkStart w:id="4" w:name="_Toc223339159"/>
-      <w:bookmarkStart w:id="5" w:name="_Toc223339431"/>
+      <w:bookmarkStart w:id="2" w:name="_Toc223339159"/>
     </w:p>
     <w:p>
       <w:pPr>
@@ -555,10 +550,8 @@
         </w:rPr>
         <w:t>QuickBite</w:t>
       </w:r>
-      <w:bookmarkStart w:id="6" w:name="_Toc223339160"/>
-      <w:bookmarkStart w:id="7" w:name="_Toc223339432"/>
-      <w:bookmarkEnd w:id="4"/>
-      <w:bookmarkEnd w:id="5"/>
+      <w:bookmarkStart w:id="3" w:name="_Toc223339160"/>
+      <w:bookmarkEnd w:id="2"/>
       <w:proofErr w:type="spellEnd"/>
     </w:p>
     <w:p>
@@ -582,172 +575,7 @@
         </w:rPr>
         <w:t>Online ételrendelő weboldal</w:t>
       </w:r>
-      <w:bookmarkEnd w:id="6"/>
-      <w:bookmarkEnd w:id="7"/>
-    </w:p>
-    <w:p>
-      <w:pPr>
-        <w:pageBreakBefore/>
-        <w:spacing w:before="100" w:beforeAutospacing="1" w:after="100" w:afterAutospacing="1" w:line="240" w:lineRule="auto"/>
-        <w:jc w:val="center"/>
-        <w:outlineLvl w:val="0"/>
-        <w:rPr>
-          <w:rFonts w:ascii="Times New Roman" w:eastAsia="Times New Roman" w:hAnsi="Times New Roman" w:cs="Times New Roman"/>
-          <w:b/>
-          <w:bCs/>
-          <w:kern w:val="36"/>
-          <w:sz w:val="48"/>
-          <w:szCs w:val="48"/>
-          <w:lang w:eastAsia="hu-HU"/>
-        </w:rPr>
-      </w:pPr>
-      <w:bookmarkStart w:id="8" w:name="_Toc223339161"/>
-      <w:bookmarkStart w:id="9" w:name="_Toc223339433"/>
-      <w:r>
-        <w:rPr>
-          <w:rFonts w:ascii="Times New Roman" w:eastAsia="Times New Roman" w:hAnsi="Times New Roman" w:cs="Times New Roman"/>
-          <w:b/>
-          <w:bCs/>
-          <w:kern w:val="36"/>
-          <w:sz w:val="48"/>
-          <w:szCs w:val="48"/>
-          <w:lang w:eastAsia="hu-HU"/>
-        </w:rPr>
-        <w:lastRenderedPageBreak/>
-        <w:t>Bevezetés</w:t>
-      </w:r>
-      <w:bookmarkEnd w:id="8"/>
-      <w:bookmarkEnd w:id="9"/>
-    </w:p>
-    <w:p>
-      <w:pPr>
-        <w:jc w:val="both"/>
-        <w:rPr>
-          <w:sz w:val="24"/>
-          <w:szCs w:val="24"/>
-          <w:lang w:eastAsia="hu-HU"/>
-        </w:rPr>
-      </w:pPr>
-      <w:bookmarkStart w:id="10" w:name="_Toc223339162"/>
-      <w:r>
-        <w:rPr>
-          <w:sz w:val="24"/>
-          <w:szCs w:val="24"/>
-          <w:lang w:eastAsia="hu-HU"/>
-        </w:rPr>
-        <w:t xml:space="preserve">A </w:t>
-      </w:r>
-      <w:proofErr w:type="spellStart"/>
-      <w:r>
-        <w:rPr>
-          <w:sz w:val="24"/>
-          <w:szCs w:val="24"/>
-          <w:lang w:eastAsia="hu-HU"/>
-        </w:rPr>
-        <w:t>QuickBite</w:t>
-      </w:r>
-      <w:proofErr w:type="spellEnd"/>
-      <w:r>
-        <w:rPr>
-          <w:sz w:val="24"/>
-          <w:szCs w:val="24"/>
-          <w:lang w:eastAsia="hu-HU"/>
-        </w:rPr>
-        <w:t xml:space="preserve"> egy </w:t>
-      </w:r>
-      <w:proofErr w:type="gramStart"/>
-      <w:r>
-        <w:rPr>
-          <w:sz w:val="24"/>
-          <w:szCs w:val="24"/>
-          <w:lang w:eastAsia="hu-HU"/>
-        </w:rPr>
-        <w:t>teljes körűen</w:t>
-      </w:r>
-      <w:proofErr w:type="gramEnd"/>
-      <w:r>
-        <w:rPr>
-          <w:sz w:val="24"/>
-          <w:szCs w:val="24"/>
-          <w:lang w:eastAsia="hu-HU"/>
-        </w:rPr>
-        <w:t xml:space="preserve"> reszponzív, webalapú ételmenedzsment-rendszer, amely a modern kor igényeire szabva egyszerűsíti le az online rendelési folyamatokat. A projekt a vizsgaremekünk, amelyben célunk egy olyan intuitív és esztétikus felhasználói </w:t>
-      </w:r>
-      <w:proofErr w:type="gramStart"/>
-      <w:r>
-        <w:rPr>
-          <w:sz w:val="24"/>
-          <w:szCs w:val="24"/>
-          <w:lang w:eastAsia="hu-HU"/>
-        </w:rPr>
-        <w:t>felület  létrehozása</w:t>
-      </w:r>
-      <w:proofErr w:type="gramEnd"/>
-      <w:r>
-        <w:rPr>
-          <w:sz w:val="24"/>
-          <w:szCs w:val="24"/>
-          <w:lang w:eastAsia="hu-HU"/>
-        </w:rPr>
-        <w:t xml:space="preserve"> volt, amely minden eszközön – a mobiltelefontól a </w:t>
-      </w:r>
-      <w:proofErr w:type="spellStart"/>
-      <w:r>
-        <w:rPr>
-          <w:sz w:val="24"/>
-          <w:szCs w:val="24"/>
-          <w:lang w:eastAsia="hu-HU"/>
-        </w:rPr>
-        <w:t>desktop</w:t>
-      </w:r>
-      <w:proofErr w:type="spellEnd"/>
-      <w:r>
-        <w:rPr>
-          <w:sz w:val="24"/>
-          <w:szCs w:val="24"/>
-          <w:lang w:eastAsia="hu-HU"/>
-        </w:rPr>
-        <w:t xml:space="preserve"> nézetig – kifogástalan élményt nyújt. A fejlesztés során a legmodernebb technológiákat alkalmaztuk, hogy egy gyors, megbízható és skálázható platformot alkossunk meg.</w:t>
-      </w:r>
-      <w:bookmarkEnd w:id="10"/>
-    </w:p>
-    <w:p>
-      <w:pPr>
-        <w:jc w:val="both"/>
-        <w:rPr>
-          <w:sz w:val="24"/>
-          <w:szCs w:val="24"/>
-          <w:lang w:eastAsia="hu-HU"/>
-        </w:rPr>
-      </w:pPr>
-      <w:bookmarkStart w:id="11" w:name="_Toc223339163"/>
-      <w:r>
-        <w:rPr>
-          <w:sz w:val="24"/>
-          <w:szCs w:val="24"/>
-          <w:lang w:eastAsia="hu-HU"/>
-        </w:rPr>
-        <w:t xml:space="preserve">Az oldal elsősorban két célközönséget szolgál ki: az éhes felhasználókat és az éttermi adminisztrátorokat. A vásárlók számára a </w:t>
-      </w:r>
-      <w:proofErr w:type="spellStart"/>
-      <w:r>
-        <w:rPr>
-          <w:sz w:val="24"/>
-          <w:szCs w:val="24"/>
-          <w:lang w:eastAsia="hu-HU"/>
-        </w:rPr>
-        <w:t>QuickBite</w:t>
-      </w:r>
-      <w:proofErr w:type="spellEnd"/>
-      <w:r>
-        <w:rPr>
-          <w:sz w:val="24"/>
-          <w:szCs w:val="24"/>
-          <w:lang w:eastAsia="hu-HU"/>
-        </w:rPr>
-        <w:t xml:space="preserve"> kényelmes böngészést biztosít az étlapon, ahol könnyedén kosárba tehetik a választott fogásokat, nyomon követhetik rendeléseik állapotát, és biztonságos fizetési integráción keresztül egyenlíthetik ki a számlát. Az adminisztrációs felület ezzel párhuzamosan teljes körű ellenőrzést biztosít az étlap felett: lehetőséget ad új ételek hozzáadására, a meglévők szerkesztésére, valamint a beérkező rendelések hatékony kezelésére és státuszának frissítésére.</w:t>
-      </w:r>
-      <w:bookmarkEnd w:id="11"/>
+      <w:bookmarkEnd w:id="3"/>
     </w:p>
     <w:p>
       <w:pPr>
@@ -772,30 +600,23 @@
       </w:sdtPr>
       <w:sdtEndPr>
         <w:rPr>
-          <w:rFonts w:asciiTheme="minorHAnsi" w:eastAsiaTheme="minorHAnsi" w:hAnsiTheme="minorHAnsi" w:cstheme="minorBidi"/>
           <w:b/>
           <w:bCs/>
-          <w:color w:val="auto"/>
-          <w:sz w:val="22"/>
-          <w:szCs w:val="22"/>
-          <w:lang w:eastAsia="en-US"/>
         </w:rPr>
       </w:sdtEndPr>
       <w:sdtContent>
         <w:p>
           <w:pPr>
-            <w:pStyle w:val="Tartalomjegyzkcmsora"/>
+            <w:pStyle w:val="Nincstrkz"/>
             <w:rPr>
-              <w:b/>
-              <w:bCs/>
-              <w:color w:val="000000" w:themeColor="text1"/>
+              <w:rStyle w:val="H3Char"/>
+              <w:rFonts w:eastAsiaTheme="minorHAnsi"/>
             </w:rPr>
           </w:pPr>
           <w:r>
             <w:rPr>
-              <w:b/>
-              <w:bCs/>
-              <w:color w:val="000000" w:themeColor="text1"/>
+              <w:rStyle w:val="H3Char"/>
+              <w:rFonts w:eastAsiaTheme="minorHAnsi"/>
             </w:rPr>
             <w:t>Tartalomjegyzék</w:t>
           </w:r>
@@ -825,7 +646,7 @@
           <w:r>
             <w:fldChar w:fldCharType="separate"/>
           </w:r>
-          <w:hyperlink w:anchor="_Toc223339429" w:history="1">
+          <w:hyperlink w:anchor="_Toc223934239" w:history="1">
             <w:r>
               <w:rPr>
                 <w:rStyle w:val="Hiperhivatkozs"/>
@@ -836,7 +657,7 @@
                 <w:kern w:val="36"/>
                 <w:lang w:eastAsia="hu-HU"/>
               </w:rPr>
-              <w:t>DOKUMENTÁCIÓ</w:t>
+              <w:t>Bevezetés</w:t>
             </w:r>
             <w:r>
               <w:rPr>
@@ -857,7 +678,7 @@
                 <w:noProof/>
                 <w:webHidden/>
               </w:rPr>
-              <w:instrText xml:space="preserve"> PAGEREF _Toc223339429 \h </w:instrText>
+              <w:instrText xml:space="preserve"> PAGEREF _Toc223934239 \h </w:instrText>
             </w:r>
             <w:r>
               <w:rPr>
@@ -877,7 +698,1384 @@
                 <w:noProof/>
                 <w:webHidden/>
               </w:rPr>
-              <w:t>1</w:t>
+              <w:t>3</w:t>
+            </w:r>
+            <w:r>
+              <w:rPr>
+                <w:noProof/>
+                <w:webHidden/>
+              </w:rPr>
+              <w:fldChar w:fldCharType="end"/>
+            </w:r>
+          </w:hyperlink>
+        </w:p>
+        <w:p>
+          <w:pPr>
+            <w:pStyle w:val="TJ2"/>
+            <w:tabs>
+              <w:tab w:val="right" w:leader="dot" w:pos="9062"/>
+            </w:tabs>
+            <w:rPr>
+              <w:rFonts w:eastAsiaTheme="minorEastAsia"/>
+              <w:noProof/>
+              <w:kern w:val="2"/>
+              <w:sz w:val="24"/>
+              <w:szCs w:val="24"/>
+              <w:lang w:eastAsia="hu-HU"/>
+              <w14:ligatures w14:val="standardContextual"/>
+            </w:rPr>
+          </w:pPr>
+          <w:hyperlink w:anchor="_Toc223934240" w:history="1">
+            <w:r>
+              <w:rPr>
+                <w:rStyle w:val="Hiperhivatkozs"/>
+                <w:rFonts w:ascii="Times New Roman" w:eastAsia="Times New Roman" w:hAnsi="Times New Roman" w:cs="Times New Roman"/>
+                <w:b/>
+                <w:bCs/>
+                <w:noProof/>
+                <w:kern w:val="36"/>
+                <w:lang w:eastAsia="hu-HU"/>
+              </w:rPr>
+              <w:t>1. Fejlesztői környezet</w:t>
+            </w:r>
+            <w:r>
+              <w:rPr>
+                <w:noProof/>
+                <w:webHidden/>
+              </w:rPr>
+              <w:tab/>
+            </w:r>
+            <w:r>
+              <w:rPr>
+                <w:noProof/>
+                <w:webHidden/>
+              </w:rPr>
+              <w:fldChar w:fldCharType="begin"/>
+            </w:r>
+            <w:r>
+              <w:rPr>
+                <w:noProof/>
+                <w:webHidden/>
+              </w:rPr>
+              <w:instrText xml:space="preserve"> PAGEREF _Toc223934240 \h </w:instrText>
+            </w:r>
+            <w:r>
+              <w:rPr>
+                <w:noProof/>
+                <w:webHidden/>
+              </w:rPr>
+            </w:r>
+            <w:r>
+              <w:rPr>
+                <w:noProof/>
+                <w:webHidden/>
+              </w:rPr>
+              <w:fldChar w:fldCharType="separate"/>
+            </w:r>
+            <w:r>
+              <w:rPr>
+                <w:noProof/>
+                <w:webHidden/>
+              </w:rPr>
+              <w:t>5</w:t>
+            </w:r>
+            <w:r>
+              <w:rPr>
+                <w:noProof/>
+                <w:webHidden/>
+              </w:rPr>
+              <w:fldChar w:fldCharType="end"/>
+            </w:r>
+          </w:hyperlink>
+        </w:p>
+        <w:p>
+          <w:pPr>
+            <w:pStyle w:val="TJ2"/>
+            <w:tabs>
+              <w:tab w:val="right" w:leader="dot" w:pos="9062"/>
+            </w:tabs>
+            <w:rPr>
+              <w:rFonts w:eastAsiaTheme="minorEastAsia"/>
+              <w:noProof/>
+              <w:kern w:val="2"/>
+              <w:sz w:val="24"/>
+              <w:szCs w:val="24"/>
+              <w:lang w:eastAsia="hu-HU"/>
+              <w14:ligatures w14:val="standardContextual"/>
+            </w:rPr>
+          </w:pPr>
+          <w:hyperlink w:anchor="_Toc223934241" w:history="1">
+            <w:r>
+              <w:rPr>
+                <w:rStyle w:val="Hiperhivatkozs"/>
+                <w:rFonts w:ascii="Times New Roman" w:eastAsia="Times New Roman" w:hAnsi="Times New Roman" w:cs="Times New Roman"/>
+                <w:b/>
+                <w:bCs/>
+                <w:noProof/>
+                <w:lang w:eastAsia="hu-HU"/>
+              </w:rPr>
+              <w:t>1.1 fejlesztői környezet</w:t>
+            </w:r>
+            <w:r>
+              <w:rPr>
+                <w:noProof/>
+                <w:webHidden/>
+              </w:rPr>
+              <w:tab/>
+            </w:r>
+            <w:r>
+              <w:rPr>
+                <w:noProof/>
+                <w:webHidden/>
+              </w:rPr>
+              <w:fldChar w:fldCharType="begin"/>
+            </w:r>
+            <w:r>
+              <w:rPr>
+                <w:noProof/>
+                <w:webHidden/>
+              </w:rPr>
+              <w:instrText xml:space="preserve"> PAGEREF _Toc223934241 \h </w:instrText>
+            </w:r>
+            <w:r>
+              <w:rPr>
+                <w:noProof/>
+                <w:webHidden/>
+              </w:rPr>
+            </w:r>
+            <w:r>
+              <w:rPr>
+                <w:noProof/>
+                <w:webHidden/>
+              </w:rPr>
+              <w:fldChar w:fldCharType="separate"/>
+            </w:r>
+            <w:r>
+              <w:rPr>
+                <w:noProof/>
+                <w:webHidden/>
+              </w:rPr>
+              <w:t>5</w:t>
+            </w:r>
+            <w:r>
+              <w:rPr>
+                <w:noProof/>
+                <w:webHidden/>
+              </w:rPr>
+              <w:fldChar w:fldCharType="end"/>
+            </w:r>
+          </w:hyperlink>
+        </w:p>
+        <w:p>
+          <w:pPr>
+            <w:pStyle w:val="TJ3"/>
+            <w:tabs>
+              <w:tab w:val="right" w:leader="dot" w:pos="9062"/>
+            </w:tabs>
+            <w:rPr>
+              <w:rFonts w:eastAsiaTheme="minorEastAsia"/>
+              <w:noProof/>
+              <w:kern w:val="2"/>
+              <w:sz w:val="24"/>
+              <w:szCs w:val="24"/>
+              <w:lang w:eastAsia="hu-HU"/>
+              <w14:ligatures w14:val="standardContextual"/>
+            </w:rPr>
+          </w:pPr>
+          <w:hyperlink w:anchor="_Toc223934242" w:history="1">
+            <w:r>
+              <w:rPr>
+                <w:rStyle w:val="Hiperhivatkozs"/>
+                <w:noProof/>
+              </w:rPr>
+              <w:t>Visual Studio Code</w:t>
+            </w:r>
+            <w:r>
+              <w:rPr>
+                <w:noProof/>
+                <w:webHidden/>
+              </w:rPr>
+              <w:tab/>
+            </w:r>
+            <w:r>
+              <w:rPr>
+                <w:noProof/>
+                <w:webHidden/>
+              </w:rPr>
+              <w:fldChar w:fldCharType="begin"/>
+            </w:r>
+            <w:r>
+              <w:rPr>
+                <w:noProof/>
+                <w:webHidden/>
+              </w:rPr>
+              <w:instrText xml:space="preserve"> PAGEREF _Toc223934242 \h </w:instrText>
+            </w:r>
+            <w:r>
+              <w:rPr>
+                <w:noProof/>
+                <w:webHidden/>
+              </w:rPr>
+            </w:r>
+            <w:r>
+              <w:rPr>
+                <w:noProof/>
+                <w:webHidden/>
+              </w:rPr>
+              <w:fldChar w:fldCharType="separate"/>
+            </w:r>
+            <w:r>
+              <w:rPr>
+                <w:noProof/>
+                <w:webHidden/>
+              </w:rPr>
+              <w:t>5</w:t>
+            </w:r>
+            <w:r>
+              <w:rPr>
+                <w:noProof/>
+                <w:webHidden/>
+              </w:rPr>
+              <w:fldChar w:fldCharType="end"/>
+            </w:r>
+          </w:hyperlink>
+        </w:p>
+        <w:p>
+          <w:pPr>
+            <w:pStyle w:val="TJ3"/>
+            <w:tabs>
+              <w:tab w:val="right" w:leader="dot" w:pos="9062"/>
+            </w:tabs>
+            <w:rPr>
+              <w:rFonts w:eastAsiaTheme="minorEastAsia"/>
+              <w:noProof/>
+              <w:kern w:val="2"/>
+              <w:sz w:val="24"/>
+              <w:szCs w:val="24"/>
+              <w:lang w:eastAsia="hu-HU"/>
+              <w14:ligatures w14:val="standardContextual"/>
+            </w:rPr>
+          </w:pPr>
+          <w:hyperlink w:anchor="_Toc223934243" w:history="1">
+            <w:r>
+              <w:rPr>
+                <w:rStyle w:val="Hiperhivatkozs"/>
+                <w:noProof/>
+              </w:rPr>
+              <w:t>Git – Github</w:t>
+            </w:r>
+            <w:r>
+              <w:rPr>
+                <w:noProof/>
+                <w:webHidden/>
+              </w:rPr>
+              <w:tab/>
+            </w:r>
+            <w:r>
+              <w:rPr>
+                <w:noProof/>
+                <w:webHidden/>
+              </w:rPr>
+              <w:fldChar w:fldCharType="begin"/>
+            </w:r>
+            <w:r>
+              <w:rPr>
+                <w:noProof/>
+                <w:webHidden/>
+              </w:rPr>
+              <w:instrText xml:space="preserve"> PAGEREF _Toc223934243 \h </w:instrText>
+            </w:r>
+            <w:r>
+              <w:rPr>
+                <w:noProof/>
+                <w:webHidden/>
+              </w:rPr>
+            </w:r>
+            <w:r>
+              <w:rPr>
+                <w:noProof/>
+                <w:webHidden/>
+              </w:rPr>
+              <w:fldChar w:fldCharType="separate"/>
+            </w:r>
+            <w:r>
+              <w:rPr>
+                <w:noProof/>
+                <w:webHidden/>
+              </w:rPr>
+              <w:t>5</w:t>
+            </w:r>
+            <w:r>
+              <w:rPr>
+                <w:noProof/>
+                <w:webHidden/>
+              </w:rPr>
+              <w:fldChar w:fldCharType="end"/>
+            </w:r>
+          </w:hyperlink>
+        </w:p>
+        <w:p>
+          <w:pPr>
+            <w:pStyle w:val="TJ3"/>
+            <w:tabs>
+              <w:tab w:val="right" w:leader="dot" w:pos="9062"/>
+            </w:tabs>
+            <w:rPr>
+              <w:rFonts w:eastAsiaTheme="minorEastAsia"/>
+              <w:noProof/>
+              <w:kern w:val="2"/>
+              <w:sz w:val="24"/>
+              <w:szCs w:val="24"/>
+              <w:lang w:eastAsia="hu-HU"/>
+              <w14:ligatures w14:val="standardContextual"/>
+            </w:rPr>
+          </w:pPr>
+          <w:hyperlink w:anchor="_Toc223934244" w:history="1">
+            <w:r>
+              <w:rPr>
+                <w:rStyle w:val="Hiperhivatkozs"/>
+                <w:noProof/>
+              </w:rPr>
+              <w:t>Trello</w:t>
+            </w:r>
+            <w:r>
+              <w:rPr>
+                <w:noProof/>
+                <w:webHidden/>
+              </w:rPr>
+              <w:tab/>
+            </w:r>
+            <w:r>
+              <w:rPr>
+                <w:noProof/>
+                <w:webHidden/>
+              </w:rPr>
+              <w:fldChar w:fldCharType="begin"/>
+            </w:r>
+            <w:r>
+              <w:rPr>
+                <w:noProof/>
+                <w:webHidden/>
+              </w:rPr>
+              <w:instrText xml:space="preserve"> PAGEREF _Toc223934244 \h </w:instrText>
+            </w:r>
+            <w:r>
+              <w:rPr>
+                <w:noProof/>
+                <w:webHidden/>
+              </w:rPr>
+            </w:r>
+            <w:r>
+              <w:rPr>
+                <w:noProof/>
+                <w:webHidden/>
+              </w:rPr>
+              <w:fldChar w:fldCharType="separate"/>
+            </w:r>
+            <w:r>
+              <w:rPr>
+                <w:noProof/>
+                <w:webHidden/>
+              </w:rPr>
+              <w:t>5</w:t>
+            </w:r>
+            <w:r>
+              <w:rPr>
+                <w:noProof/>
+                <w:webHidden/>
+              </w:rPr>
+              <w:fldChar w:fldCharType="end"/>
+            </w:r>
+          </w:hyperlink>
+        </w:p>
+        <w:p>
+          <w:pPr>
+            <w:pStyle w:val="TJ2"/>
+            <w:tabs>
+              <w:tab w:val="right" w:leader="dot" w:pos="9062"/>
+            </w:tabs>
+            <w:rPr>
+              <w:rFonts w:eastAsiaTheme="minorEastAsia"/>
+              <w:noProof/>
+              <w:kern w:val="2"/>
+              <w:sz w:val="24"/>
+              <w:szCs w:val="24"/>
+              <w:lang w:eastAsia="hu-HU"/>
+              <w14:ligatures w14:val="standardContextual"/>
+            </w:rPr>
+          </w:pPr>
+          <w:hyperlink w:anchor="_Toc223934245" w:history="1">
+            <w:r>
+              <w:rPr>
+                <w:rStyle w:val="Hiperhivatkozs"/>
+                <w:rFonts w:ascii="Times New Roman" w:eastAsia="Times New Roman" w:hAnsi="Times New Roman" w:cs="Times New Roman"/>
+                <w:b/>
+                <w:bCs/>
+                <w:noProof/>
+                <w:lang w:eastAsia="hu-HU"/>
+              </w:rPr>
+              <w:t>1.2 Frontend fejlesztői környezete</w:t>
+            </w:r>
+            <w:r>
+              <w:rPr>
+                <w:noProof/>
+                <w:webHidden/>
+              </w:rPr>
+              <w:tab/>
+            </w:r>
+            <w:r>
+              <w:rPr>
+                <w:noProof/>
+                <w:webHidden/>
+              </w:rPr>
+              <w:fldChar w:fldCharType="begin"/>
+            </w:r>
+            <w:r>
+              <w:rPr>
+                <w:noProof/>
+                <w:webHidden/>
+              </w:rPr>
+              <w:instrText xml:space="preserve"> PAGEREF _Toc223934245 \h </w:instrText>
+            </w:r>
+            <w:r>
+              <w:rPr>
+                <w:noProof/>
+                <w:webHidden/>
+              </w:rPr>
+            </w:r>
+            <w:r>
+              <w:rPr>
+                <w:noProof/>
+                <w:webHidden/>
+              </w:rPr>
+              <w:fldChar w:fldCharType="separate"/>
+            </w:r>
+            <w:r>
+              <w:rPr>
+                <w:noProof/>
+                <w:webHidden/>
+              </w:rPr>
+              <w:t>7</w:t>
+            </w:r>
+            <w:r>
+              <w:rPr>
+                <w:noProof/>
+                <w:webHidden/>
+              </w:rPr>
+              <w:fldChar w:fldCharType="end"/>
+            </w:r>
+          </w:hyperlink>
+        </w:p>
+        <w:p>
+          <w:pPr>
+            <w:pStyle w:val="TJ3"/>
+            <w:tabs>
+              <w:tab w:val="right" w:leader="dot" w:pos="9062"/>
+            </w:tabs>
+            <w:rPr>
+              <w:rFonts w:eastAsiaTheme="minorEastAsia"/>
+              <w:noProof/>
+              <w:kern w:val="2"/>
+              <w:sz w:val="24"/>
+              <w:szCs w:val="24"/>
+              <w:lang w:eastAsia="hu-HU"/>
+              <w14:ligatures w14:val="standardContextual"/>
+            </w:rPr>
+          </w:pPr>
+          <w:hyperlink w:anchor="_Toc223934246" w:history="1">
+            <w:r>
+              <w:rPr>
+                <w:rStyle w:val="Hiperhivatkozs"/>
+                <w:noProof/>
+              </w:rPr>
+              <w:t>HTML5</w:t>
+            </w:r>
+            <w:r>
+              <w:rPr>
+                <w:noProof/>
+                <w:webHidden/>
+              </w:rPr>
+              <w:tab/>
+            </w:r>
+            <w:r>
+              <w:rPr>
+                <w:noProof/>
+                <w:webHidden/>
+              </w:rPr>
+              <w:fldChar w:fldCharType="begin"/>
+            </w:r>
+            <w:r>
+              <w:rPr>
+                <w:noProof/>
+                <w:webHidden/>
+              </w:rPr>
+              <w:instrText xml:space="preserve"> PAGEREF _Toc223934246 \h </w:instrText>
+            </w:r>
+            <w:r>
+              <w:rPr>
+                <w:noProof/>
+                <w:webHidden/>
+              </w:rPr>
+            </w:r>
+            <w:r>
+              <w:rPr>
+                <w:noProof/>
+                <w:webHidden/>
+              </w:rPr>
+              <w:fldChar w:fldCharType="separate"/>
+            </w:r>
+            <w:r>
+              <w:rPr>
+                <w:noProof/>
+                <w:webHidden/>
+              </w:rPr>
+              <w:t>7</w:t>
+            </w:r>
+            <w:r>
+              <w:rPr>
+                <w:noProof/>
+                <w:webHidden/>
+              </w:rPr>
+              <w:fldChar w:fldCharType="end"/>
+            </w:r>
+          </w:hyperlink>
+        </w:p>
+        <w:p>
+          <w:pPr>
+            <w:pStyle w:val="TJ3"/>
+            <w:tabs>
+              <w:tab w:val="right" w:leader="dot" w:pos="9062"/>
+            </w:tabs>
+            <w:rPr>
+              <w:rFonts w:eastAsiaTheme="minorEastAsia"/>
+              <w:noProof/>
+              <w:kern w:val="2"/>
+              <w:sz w:val="24"/>
+              <w:szCs w:val="24"/>
+              <w:lang w:eastAsia="hu-HU"/>
+              <w14:ligatures w14:val="standardContextual"/>
+            </w:rPr>
+          </w:pPr>
+          <w:hyperlink w:anchor="_Toc223934247" w:history="1">
+            <w:r>
+              <w:rPr>
+                <w:rStyle w:val="Hiperhivatkozs"/>
+                <w:rFonts w:ascii="Times New Roman" w:eastAsia="Times New Roman" w:hAnsi="Times New Roman" w:cs="Times New Roman"/>
+                <w:b/>
+                <w:bCs/>
+                <w:noProof/>
+                <w:lang w:eastAsia="hu-HU"/>
+              </w:rPr>
+              <w:t>CSS3</w:t>
+            </w:r>
+            <w:r>
+              <w:rPr>
+                <w:noProof/>
+                <w:webHidden/>
+              </w:rPr>
+              <w:tab/>
+            </w:r>
+            <w:r>
+              <w:rPr>
+                <w:noProof/>
+                <w:webHidden/>
+              </w:rPr>
+              <w:fldChar w:fldCharType="begin"/>
+            </w:r>
+            <w:r>
+              <w:rPr>
+                <w:noProof/>
+                <w:webHidden/>
+              </w:rPr>
+              <w:instrText xml:space="preserve"> PAGEREF _Toc223934247 \h </w:instrText>
+            </w:r>
+            <w:r>
+              <w:rPr>
+                <w:noProof/>
+                <w:webHidden/>
+              </w:rPr>
+            </w:r>
+            <w:r>
+              <w:rPr>
+                <w:noProof/>
+                <w:webHidden/>
+              </w:rPr>
+              <w:fldChar w:fldCharType="separate"/>
+            </w:r>
+            <w:r>
+              <w:rPr>
+                <w:noProof/>
+                <w:webHidden/>
+              </w:rPr>
+              <w:t>7</w:t>
+            </w:r>
+            <w:r>
+              <w:rPr>
+                <w:noProof/>
+                <w:webHidden/>
+              </w:rPr>
+              <w:fldChar w:fldCharType="end"/>
+            </w:r>
+          </w:hyperlink>
+        </w:p>
+        <w:p>
+          <w:pPr>
+            <w:pStyle w:val="TJ3"/>
+            <w:tabs>
+              <w:tab w:val="right" w:leader="dot" w:pos="9062"/>
+            </w:tabs>
+            <w:rPr>
+              <w:rFonts w:eastAsiaTheme="minorEastAsia"/>
+              <w:noProof/>
+              <w:kern w:val="2"/>
+              <w:sz w:val="24"/>
+              <w:szCs w:val="24"/>
+              <w:lang w:eastAsia="hu-HU"/>
+              <w14:ligatures w14:val="standardContextual"/>
+            </w:rPr>
+          </w:pPr>
+          <w:hyperlink w:anchor="_Toc223934248" w:history="1">
+            <w:r>
+              <w:rPr>
+                <w:rStyle w:val="Hiperhivatkozs"/>
+                <w:rFonts w:ascii="Times New Roman" w:eastAsia="Times New Roman" w:hAnsi="Times New Roman" w:cs="Times New Roman"/>
+                <w:b/>
+                <w:bCs/>
+                <w:noProof/>
+                <w:lang w:eastAsia="hu-HU"/>
+              </w:rPr>
+              <w:t>HTML5 és CSS3 együttműködése</w:t>
+            </w:r>
+            <w:r>
+              <w:rPr>
+                <w:noProof/>
+                <w:webHidden/>
+              </w:rPr>
+              <w:tab/>
+            </w:r>
+            <w:r>
+              <w:rPr>
+                <w:noProof/>
+                <w:webHidden/>
+              </w:rPr>
+              <w:fldChar w:fldCharType="begin"/>
+            </w:r>
+            <w:r>
+              <w:rPr>
+                <w:noProof/>
+                <w:webHidden/>
+              </w:rPr>
+              <w:instrText xml:space="preserve"> PAGEREF _Toc223934248 \h </w:instrText>
+            </w:r>
+            <w:r>
+              <w:rPr>
+                <w:noProof/>
+                <w:webHidden/>
+              </w:rPr>
+            </w:r>
+            <w:r>
+              <w:rPr>
+                <w:noProof/>
+                <w:webHidden/>
+              </w:rPr>
+              <w:fldChar w:fldCharType="separate"/>
+            </w:r>
+            <w:r>
+              <w:rPr>
+                <w:noProof/>
+                <w:webHidden/>
+              </w:rPr>
+              <w:t>7</w:t>
+            </w:r>
+            <w:r>
+              <w:rPr>
+                <w:noProof/>
+                <w:webHidden/>
+              </w:rPr>
+              <w:fldChar w:fldCharType="end"/>
+            </w:r>
+          </w:hyperlink>
+        </w:p>
+        <w:p>
+          <w:pPr>
+            <w:pStyle w:val="TJ3"/>
+            <w:tabs>
+              <w:tab w:val="right" w:leader="dot" w:pos="9062"/>
+            </w:tabs>
+            <w:rPr>
+              <w:rFonts w:eastAsiaTheme="minorEastAsia"/>
+              <w:noProof/>
+              <w:kern w:val="2"/>
+              <w:sz w:val="24"/>
+              <w:szCs w:val="24"/>
+              <w:lang w:eastAsia="hu-HU"/>
+              <w14:ligatures w14:val="standardContextual"/>
+            </w:rPr>
+          </w:pPr>
+          <w:hyperlink w:anchor="_Toc223934249" w:history="1">
+            <w:r>
+              <w:rPr>
+                <w:rStyle w:val="Hiperhivatkozs"/>
+                <w:rFonts w:ascii="Times New Roman" w:eastAsia="Times New Roman" w:hAnsi="Times New Roman" w:cs="Times New Roman"/>
+                <w:b/>
+                <w:bCs/>
+                <w:noProof/>
+                <w:lang w:eastAsia="hu-HU"/>
+              </w:rPr>
+              <w:t>JavaScript</w:t>
+            </w:r>
+            <w:r>
+              <w:rPr>
+                <w:noProof/>
+                <w:webHidden/>
+              </w:rPr>
+              <w:tab/>
+            </w:r>
+            <w:r>
+              <w:rPr>
+                <w:noProof/>
+                <w:webHidden/>
+              </w:rPr>
+              <w:fldChar w:fldCharType="begin"/>
+            </w:r>
+            <w:r>
+              <w:rPr>
+                <w:noProof/>
+                <w:webHidden/>
+              </w:rPr>
+              <w:instrText xml:space="preserve"> PAGEREF _Toc223934249 \h </w:instrText>
+            </w:r>
+            <w:r>
+              <w:rPr>
+                <w:noProof/>
+                <w:webHidden/>
+              </w:rPr>
+            </w:r>
+            <w:r>
+              <w:rPr>
+                <w:noProof/>
+                <w:webHidden/>
+              </w:rPr>
+              <w:fldChar w:fldCharType="separate"/>
+            </w:r>
+            <w:r>
+              <w:rPr>
+                <w:noProof/>
+                <w:webHidden/>
+              </w:rPr>
+              <w:t>7</w:t>
+            </w:r>
+            <w:r>
+              <w:rPr>
+                <w:noProof/>
+                <w:webHidden/>
+              </w:rPr>
+              <w:fldChar w:fldCharType="end"/>
+            </w:r>
+          </w:hyperlink>
+        </w:p>
+        <w:p>
+          <w:pPr>
+            <w:pStyle w:val="TJ3"/>
+            <w:tabs>
+              <w:tab w:val="right" w:leader="dot" w:pos="9062"/>
+            </w:tabs>
+            <w:rPr>
+              <w:rFonts w:eastAsiaTheme="minorEastAsia"/>
+              <w:noProof/>
+              <w:kern w:val="2"/>
+              <w:sz w:val="24"/>
+              <w:szCs w:val="24"/>
+              <w:lang w:eastAsia="hu-HU"/>
+              <w14:ligatures w14:val="standardContextual"/>
+            </w:rPr>
+          </w:pPr>
+          <w:hyperlink w:anchor="_Toc223934250" w:history="1">
+            <w:r>
+              <w:rPr>
+                <w:rStyle w:val="Hiperhivatkozs"/>
+                <w:rFonts w:ascii="Times New Roman" w:eastAsia="Times New Roman" w:hAnsi="Times New Roman" w:cs="Times New Roman"/>
+                <w:b/>
+                <w:bCs/>
+                <w:noProof/>
+                <w:lang w:eastAsia="hu-HU"/>
+              </w:rPr>
+              <w:t>React</w:t>
+            </w:r>
+            <w:r>
+              <w:rPr>
+                <w:noProof/>
+                <w:webHidden/>
+              </w:rPr>
+              <w:tab/>
+            </w:r>
+            <w:r>
+              <w:rPr>
+                <w:noProof/>
+                <w:webHidden/>
+              </w:rPr>
+              <w:fldChar w:fldCharType="begin"/>
+            </w:r>
+            <w:r>
+              <w:rPr>
+                <w:noProof/>
+                <w:webHidden/>
+              </w:rPr>
+              <w:instrText xml:space="preserve"> PAGEREF _Toc223934250 \h </w:instrText>
+            </w:r>
+            <w:r>
+              <w:rPr>
+                <w:noProof/>
+                <w:webHidden/>
+              </w:rPr>
+            </w:r>
+            <w:r>
+              <w:rPr>
+                <w:noProof/>
+                <w:webHidden/>
+              </w:rPr>
+              <w:fldChar w:fldCharType="separate"/>
+            </w:r>
+            <w:r>
+              <w:rPr>
+                <w:noProof/>
+                <w:webHidden/>
+              </w:rPr>
+              <w:t>7</w:t>
+            </w:r>
+            <w:r>
+              <w:rPr>
+                <w:noProof/>
+                <w:webHidden/>
+              </w:rPr>
+              <w:fldChar w:fldCharType="end"/>
+            </w:r>
+          </w:hyperlink>
+        </w:p>
+        <w:p>
+          <w:pPr>
+            <w:pStyle w:val="TJ3"/>
+            <w:tabs>
+              <w:tab w:val="right" w:leader="dot" w:pos="9062"/>
+            </w:tabs>
+            <w:rPr>
+              <w:rFonts w:eastAsiaTheme="minorEastAsia"/>
+              <w:noProof/>
+              <w:kern w:val="2"/>
+              <w:sz w:val="24"/>
+              <w:szCs w:val="24"/>
+              <w:lang w:eastAsia="hu-HU"/>
+              <w14:ligatures w14:val="standardContextual"/>
+            </w:rPr>
+          </w:pPr>
+          <w:hyperlink w:anchor="_Toc223934251" w:history="1">
+            <w:r>
+              <w:rPr>
+                <w:rStyle w:val="Hiperhivatkozs"/>
+                <w:noProof/>
+              </w:rPr>
+              <w:t>Leaflet</w:t>
+            </w:r>
+            <w:r>
+              <w:rPr>
+                <w:noProof/>
+                <w:webHidden/>
+              </w:rPr>
+              <w:tab/>
+            </w:r>
+            <w:r>
+              <w:rPr>
+                <w:noProof/>
+                <w:webHidden/>
+              </w:rPr>
+              <w:fldChar w:fldCharType="begin"/>
+            </w:r>
+            <w:r>
+              <w:rPr>
+                <w:noProof/>
+                <w:webHidden/>
+              </w:rPr>
+              <w:instrText xml:space="preserve"> PAGEREF _Toc223934251 \h </w:instrText>
+            </w:r>
+            <w:r>
+              <w:rPr>
+                <w:noProof/>
+                <w:webHidden/>
+              </w:rPr>
+            </w:r>
+            <w:r>
+              <w:rPr>
+                <w:noProof/>
+                <w:webHidden/>
+              </w:rPr>
+              <w:fldChar w:fldCharType="separate"/>
+            </w:r>
+            <w:r>
+              <w:rPr>
+                <w:noProof/>
+                <w:webHidden/>
+              </w:rPr>
+              <w:t>7</w:t>
+            </w:r>
+            <w:r>
+              <w:rPr>
+                <w:noProof/>
+                <w:webHidden/>
+              </w:rPr>
+              <w:fldChar w:fldCharType="end"/>
+            </w:r>
+          </w:hyperlink>
+        </w:p>
+        <w:p>
+          <w:pPr>
+            <w:pStyle w:val="TJ3"/>
+            <w:tabs>
+              <w:tab w:val="right" w:leader="dot" w:pos="9062"/>
+            </w:tabs>
+            <w:rPr>
+              <w:rFonts w:eastAsiaTheme="minorEastAsia"/>
+              <w:noProof/>
+              <w:kern w:val="2"/>
+              <w:sz w:val="24"/>
+              <w:szCs w:val="24"/>
+              <w:lang w:eastAsia="hu-HU"/>
+              <w14:ligatures w14:val="standardContextual"/>
+            </w:rPr>
+          </w:pPr>
+          <w:hyperlink w:anchor="_Toc223934252" w:history="1">
+            <w:r>
+              <w:rPr>
+                <w:rStyle w:val="Hiperhivatkozs"/>
+                <w:noProof/>
+              </w:rPr>
+              <w:t>Geoapify</w:t>
+            </w:r>
+            <w:r>
+              <w:rPr>
+                <w:noProof/>
+                <w:webHidden/>
+              </w:rPr>
+              <w:tab/>
+            </w:r>
+            <w:r>
+              <w:rPr>
+                <w:noProof/>
+                <w:webHidden/>
+              </w:rPr>
+              <w:fldChar w:fldCharType="begin"/>
+            </w:r>
+            <w:r>
+              <w:rPr>
+                <w:noProof/>
+                <w:webHidden/>
+              </w:rPr>
+              <w:instrText xml:space="preserve"> PAGEREF _Toc223934252 \h </w:instrText>
+            </w:r>
+            <w:r>
+              <w:rPr>
+                <w:noProof/>
+                <w:webHidden/>
+              </w:rPr>
+            </w:r>
+            <w:r>
+              <w:rPr>
+                <w:noProof/>
+                <w:webHidden/>
+              </w:rPr>
+              <w:fldChar w:fldCharType="separate"/>
+            </w:r>
+            <w:r>
+              <w:rPr>
+                <w:noProof/>
+                <w:webHidden/>
+              </w:rPr>
+              <w:t>8</w:t>
+            </w:r>
+            <w:r>
+              <w:rPr>
+                <w:noProof/>
+                <w:webHidden/>
+              </w:rPr>
+              <w:fldChar w:fldCharType="end"/>
+            </w:r>
+          </w:hyperlink>
+        </w:p>
+        <w:p>
+          <w:pPr>
+            <w:pStyle w:val="TJ2"/>
+            <w:tabs>
+              <w:tab w:val="right" w:leader="dot" w:pos="9062"/>
+            </w:tabs>
+            <w:rPr>
+              <w:rFonts w:eastAsiaTheme="minorEastAsia"/>
+              <w:noProof/>
+              <w:kern w:val="2"/>
+              <w:sz w:val="24"/>
+              <w:szCs w:val="24"/>
+              <w:lang w:eastAsia="hu-HU"/>
+              <w14:ligatures w14:val="standardContextual"/>
+            </w:rPr>
+          </w:pPr>
+          <w:hyperlink w:anchor="_Toc223934253" w:history="1">
+            <w:r>
+              <w:rPr>
+                <w:rStyle w:val="Hiperhivatkozs"/>
+                <w:rFonts w:ascii="Times New Roman" w:eastAsia="Times New Roman" w:hAnsi="Times New Roman" w:cs="Times New Roman"/>
+                <w:b/>
+                <w:bCs/>
+                <w:noProof/>
+                <w:lang w:eastAsia="hu-HU"/>
+              </w:rPr>
+              <w:t>1.3 Backend fejlesztői környezete</w:t>
+            </w:r>
+            <w:r>
+              <w:rPr>
+                <w:noProof/>
+                <w:webHidden/>
+              </w:rPr>
+              <w:tab/>
+            </w:r>
+            <w:r>
+              <w:rPr>
+                <w:noProof/>
+                <w:webHidden/>
+              </w:rPr>
+              <w:fldChar w:fldCharType="begin"/>
+            </w:r>
+            <w:r>
+              <w:rPr>
+                <w:noProof/>
+                <w:webHidden/>
+              </w:rPr>
+              <w:instrText xml:space="preserve"> PAGEREF _Toc223934253 \h </w:instrText>
+            </w:r>
+            <w:r>
+              <w:rPr>
+                <w:noProof/>
+                <w:webHidden/>
+              </w:rPr>
+            </w:r>
+            <w:r>
+              <w:rPr>
+                <w:noProof/>
+                <w:webHidden/>
+              </w:rPr>
+              <w:fldChar w:fldCharType="separate"/>
+            </w:r>
+            <w:r>
+              <w:rPr>
+                <w:noProof/>
+                <w:webHidden/>
+              </w:rPr>
+              <w:t>8</w:t>
+            </w:r>
+            <w:r>
+              <w:rPr>
+                <w:noProof/>
+                <w:webHidden/>
+              </w:rPr>
+              <w:fldChar w:fldCharType="end"/>
+            </w:r>
+          </w:hyperlink>
+        </w:p>
+        <w:p>
+          <w:pPr>
+            <w:pStyle w:val="TJ3"/>
+            <w:tabs>
+              <w:tab w:val="right" w:leader="dot" w:pos="9062"/>
+            </w:tabs>
+            <w:rPr>
+              <w:rFonts w:eastAsiaTheme="minorEastAsia"/>
+              <w:noProof/>
+              <w:kern w:val="2"/>
+              <w:sz w:val="24"/>
+              <w:szCs w:val="24"/>
+              <w:lang w:eastAsia="hu-HU"/>
+              <w14:ligatures w14:val="standardContextual"/>
+            </w:rPr>
+          </w:pPr>
+          <w:hyperlink w:anchor="_Toc223934254" w:history="1">
+            <w:r>
+              <w:rPr>
+                <w:rStyle w:val="Hiperhivatkozs"/>
+                <w:rFonts w:ascii="Times New Roman" w:eastAsia="Times New Roman" w:hAnsi="Times New Roman" w:cs="Times New Roman"/>
+                <w:b/>
+                <w:bCs/>
+                <w:noProof/>
+                <w:lang w:eastAsia="hu-HU"/>
+              </w:rPr>
+              <w:t>Backend architektúra</w:t>
+            </w:r>
+            <w:r>
+              <w:rPr>
+                <w:noProof/>
+                <w:webHidden/>
+              </w:rPr>
+              <w:tab/>
+            </w:r>
+            <w:r>
+              <w:rPr>
+                <w:noProof/>
+                <w:webHidden/>
+              </w:rPr>
+              <w:fldChar w:fldCharType="begin"/>
+            </w:r>
+            <w:r>
+              <w:rPr>
+                <w:noProof/>
+                <w:webHidden/>
+              </w:rPr>
+              <w:instrText xml:space="preserve"> PAGEREF _Toc223934254 \h </w:instrText>
+            </w:r>
+            <w:r>
+              <w:rPr>
+                <w:noProof/>
+                <w:webHidden/>
+              </w:rPr>
+            </w:r>
+            <w:r>
+              <w:rPr>
+                <w:noProof/>
+                <w:webHidden/>
+              </w:rPr>
+              <w:fldChar w:fldCharType="separate"/>
+            </w:r>
+            <w:r>
+              <w:rPr>
+                <w:noProof/>
+                <w:webHidden/>
+              </w:rPr>
+              <w:t>8</w:t>
+            </w:r>
+            <w:r>
+              <w:rPr>
+                <w:noProof/>
+                <w:webHidden/>
+              </w:rPr>
+              <w:fldChar w:fldCharType="end"/>
+            </w:r>
+          </w:hyperlink>
+        </w:p>
+        <w:p>
+          <w:pPr>
+            <w:pStyle w:val="TJ3"/>
+            <w:tabs>
+              <w:tab w:val="right" w:leader="dot" w:pos="9062"/>
+            </w:tabs>
+            <w:rPr>
+              <w:rFonts w:eastAsiaTheme="minorEastAsia"/>
+              <w:noProof/>
+              <w:kern w:val="2"/>
+              <w:sz w:val="24"/>
+              <w:szCs w:val="24"/>
+              <w:lang w:eastAsia="hu-HU"/>
+              <w14:ligatures w14:val="standardContextual"/>
+            </w:rPr>
+          </w:pPr>
+          <w:hyperlink w:anchor="_Toc223934255" w:history="1">
+            <w:r>
+              <w:rPr>
+                <w:rStyle w:val="Hiperhivatkozs"/>
+                <w:rFonts w:ascii="Times New Roman" w:eastAsia="Times New Roman" w:hAnsi="Times New Roman" w:cs="Times New Roman"/>
+                <w:b/>
+                <w:bCs/>
+                <w:noProof/>
+                <w:lang w:eastAsia="hu-HU"/>
+              </w:rPr>
+              <w:t>Programozási nyelv – ASP.NET Core Web API</w:t>
+            </w:r>
+            <w:r>
+              <w:rPr>
+                <w:noProof/>
+                <w:webHidden/>
+              </w:rPr>
+              <w:tab/>
+            </w:r>
+            <w:r>
+              <w:rPr>
+                <w:noProof/>
+                <w:webHidden/>
+              </w:rPr>
+              <w:fldChar w:fldCharType="begin"/>
+            </w:r>
+            <w:r>
+              <w:rPr>
+                <w:noProof/>
+                <w:webHidden/>
+              </w:rPr>
+              <w:instrText xml:space="preserve"> PAGEREF _Toc223934255 \h </w:instrText>
+            </w:r>
+            <w:r>
+              <w:rPr>
+                <w:noProof/>
+                <w:webHidden/>
+              </w:rPr>
+            </w:r>
+            <w:r>
+              <w:rPr>
+                <w:noProof/>
+                <w:webHidden/>
+              </w:rPr>
+              <w:fldChar w:fldCharType="separate"/>
+            </w:r>
+            <w:r>
+              <w:rPr>
+                <w:noProof/>
+                <w:webHidden/>
+              </w:rPr>
+              <w:t>8</w:t>
+            </w:r>
+            <w:r>
+              <w:rPr>
+                <w:noProof/>
+                <w:webHidden/>
+              </w:rPr>
+              <w:fldChar w:fldCharType="end"/>
+            </w:r>
+          </w:hyperlink>
+        </w:p>
+        <w:p>
+          <w:pPr>
+            <w:pStyle w:val="TJ3"/>
+            <w:tabs>
+              <w:tab w:val="right" w:leader="dot" w:pos="9062"/>
+            </w:tabs>
+            <w:rPr>
+              <w:rFonts w:eastAsiaTheme="minorEastAsia"/>
+              <w:noProof/>
+              <w:kern w:val="2"/>
+              <w:sz w:val="24"/>
+              <w:szCs w:val="24"/>
+              <w:lang w:eastAsia="hu-HU"/>
+              <w14:ligatures w14:val="standardContextual"/>
+            </w:rPr>
+          </w:pPr>
+          <w:hyperlink w:anchor="_Toc223934256" w:history="1">
+            <w:r>
+              <w:rPr>
+                <w:rStyle w:val="Hiperhivatkozs"/>
+                <w:noProof/>
+              </w:rPr>
+              <w:t>JWT</w:t>
+            </w:r>
+            <w:r>
+              <w:rPr>
+                <w:noProof/>
+                <w:webHidden/>
+              </w:rPr>
+              <w:tab/>
+            </w:r>
+            <w:r>
+              <w:rPr>
+                <w:noProof/>
+                <w:webHidden/>
+              </w:rPr>
+              <w:fldChar w:fldCharType="begin"/>
+            </w:r>
+            <w:r>
+              <w:rPr>
+                <w:noProof/>
+                <w:webHidden/>
+              </w:rPr>
+              <w:instrText xml:space="preserve"> PAGEREF _Toc223934256 \h </w:instrText>
+            </w:r>
+            <w:r>
+              <w:rPr>
+                <w:noProof/>
+                <w:webHidden/>
+              </w:rPr>
+            </w:r>
+            <w:r>
+              <w:rPr>
+                <w:noProof/>
+                <w:webHidden/>
+              </w:rPr>
+              <w:fldChar w:fldCharType="separate"/>
+            </w:r>
+            <w:r>
+              <w:rPr>
+                <w:noProof/>
+                <w:webHidden/>
+              </w:rPr>
+              <w:t>8</w:t>
+            </w:r>
+            <w:r>
+              <w:rPr>
+                <w:noProof/>
+                <w:webHidden/>
+              </w:rPr>
+              <w:fldChar w:fldCharType="end"/>
+            </w:r>
+          </w:hyperlink>
+        </w:p>
+        <w:p>
+          <w:pPr>
+            <w:pStyle w:val="TJ3"/>
+            <w:tabs>
+              <w:tab w:val="right" w:leader="dot" w:pos="9062"/>
+            </w:tabs>
+            <w:rPr>
+              <w:rFonts w:eastAsiaTheme="minorEastAsia"/>
+              <w:noProof/>
+              <w:kern w:val="2"/>
+              <w:sz w:val="24"/>
+              <w:szCs w:val="24"/>
+              <w:lang w:eastAsia="hu-HU"/>
+              <w14:ligatures w14:val="standardContextual"/>
+            </w:rPr>
+          </w:pPr>
+          <w:hyperlink w:anchor="_Toc223934257" w:history="1">
+            <w:r>
+              <w:rPr>
+                <w:rStyle w:val="Hiperhivatkozs"/>
+                <w:rFonts w:ascii="Times New Roman" w:eastAsia="Times New Roman" w:hAnsi="Times New Roman" w:cs="Times New Roman"/>
+                <w:b/>
+                <w:bCs/>
+                <w:noProof/>
+                <w:lang w:eastAsia="hu-HU"/>
+              </w:rPr>
+              <w:t>REST API</w:t>
+            </w:r>
+            <w:r>
+              <w:rPr>
+                <w:noProof/>
+                <w:webHidden/>
+              </w:rPr>
+              <w:tab/>
+            </w:r>
+            <w:r>
+              <w:rPr>
+                <w:noProof/>
+                <w:webHidden/>
+              </w:rPr>
+              <w:fldChar w:fldCharType="begin"/>
+            </w:r>
+            <w:r>
+              <w:rPr>
+                <w:noProof/>
+                <w:webHidden/>
+              </w:rPr>
+              <w:instrText xml:space="preserve"> PAGEREF _Toc223934257 \h </w:instrText>
+            </w:r>
+            <w:r>
+              <w:rPr>
+                <w:noProof/>
+                <w:webHidden/>
+              </w:rPr>
+            </w:r>
+            <w:r>
+              <w:rPr>
+                <w:noProof/>
+                <w:webHidden/>
+              </w:rPr>
+              <w:fldChar w:fldCharType="separate"/>
+            </w:r>
+            <w:r>
+              <w:rPr>
+                <w:noProof/>
+                <w:webHidden/>
+              </w:rPr>
+              <w:t>8</w:t>
             </w:r>
             <w:r>
               <w:rPr>
@@ -904,16 +2102,18 @@
               <w14:ligatures w14:val="standardContextual"/>
             </w:rPr>
           </w:pPr>
-          <w:hyperlink w:anchor="_Toc223339430" w:history="1">
+          <w:hyperlink w:anchor="_Toc223934258" w:history="1">
             <w:r>
               <w:rPr>
                 <w:rStyle w:val="Hiperhivatkozs"/>
                 <w:rFonts w:ascii="Times New Roman" w:eastAsia="Times New Roman" w:hAnsi="Times New Roman" w:cs="Times New Roman"/>
+                <w:b/>
+                <w:bCs/>
                 <w:noProof/>
                 <w:kern w:val="36"/>
                 <w:lang w:eastAsia="hu-HU"/>
               </w:rPr>
-              <w:t>Szoftverfejlesztő és -tesztelő</w:t>
+              <w:t>2. Felhasználói dokumentáció</w:t>
             </w:r>
             <w:r>
               <w:rPr>
@@ -934,7 +2134,7 @@
                 <w:noProof/>
                 <w:webHidden/>
               </w:rPr>
-              <w:instrText xml:space="preserve"> PAGEREF _Toc223339430 \h </w:instrText>
+              <w:instrText xml:space="preserve"> PAGEREF _Toc223934258 \h </w:instrText>
             </w:r>
             <w:r>
               <w:rPr>
@@ -954,7 +2154,787 @@
                 <w:noProof/>
                 <w:webHidden/>
               </w:rPr>
-              <w:t>2</w:t>
+              <w:t>9</w:t>
+            </w:r>
+            <w:r>
+              <w:rPr>
+                <w:noProof/>
+                <w:webHidden/>
+              </w:rPr>
+              <w:fldChar w:fldCharType="end"/>
+            </w:r>
+          </w:hyperlink>
+        </w:p>
+        <w:p>
+          <w:pPr>
+            <w:pStyle w:val="TJ2"/>
+            <w:tabs>
+              <w:tab w:val="right" w:leader="dot" w:pos="9062"/>
+            </w:tabs>
+            <w:rPr>
+              <w:rFonts w:eastAsiaTheme="minorEastAsia"/>
+              <w:noProof/>
+              <w:kern w:val="2"/>
+              <w:sz w:val="24"/>
+              <w:szCs w:val="24"/>
+              <w:lang w:eastAsia="hu-HU"/>
+              <w14:ligatures w14:val="standardContextual"/>
+            </w:rPr>
+          </w:pPr>
+          <w:hyperlink w:anchor="_Toc223934259" w:history="1">
+            <w:r>
+              <w:rPr>
+                <w:rStyle w:val="Hiperhivatkozs"/>
+                <w:rFonts w:ascii="Times New Roman" w:eastAsia="Times New Roman" w:hAnsi="Times New Roman" w:cs="Times New Roman"/>
+                <w:b/>
+                <w:bCs/>
+                <w:noProof/>
+                <w:lang w:eastAsia="hu-HU"/>
+              </w:rPr>
+              <w:t>2.1 Motiváció és tervezés</w:t>
+            </w:r>
+            <w:r>
+              <w:rPr>
+                <w:noProof/>
+                <w:webHidden/>
+              </w:rPr>
+              <w:tab/>
+            </w:r>
+            <w:r>
+              <w:rPr>
+                <w:noProof/>
+                <w:webHidden/>
+              </w:rPr>
+              <w:fldChar w:fldCharType="begin"/>
+            </w:r>
+            <w:r>
+              <w:rPr>
+                <w:noProof/>
+                <w:webHidden/>
+              </w:rPr>
+              <w:instrText xml:space="preserve"> PAGEREF _Toc223934259 \h </w:instrText>
+            </w:r>
+            <w:r>
+              <w:rPr>
+                <w:noProof/>
+                <w:webHidden/>
+              </w:rPr>
+            </w:r>
+            <w:r>
+              <w:rPr>
+                <w:noProof/>
+                <w:webHidden/>
+              </w:rPr>
+              <w:fldChar w:fldCharType="separate"/>
+            </w:r>
+            <w:r>
+              <w:rPr>
+                <w:noProof/>
+                <w:webHidden/>
+              </w:rPr>
+              <w:t>9</w:t>
+            </w:r>
+            <w:r>
+              <w:rPr>
+                <w:noProof/>
+                <w:webHidden/>
+              </w:rPr>
+              <w:fldChar w:fldCharType="end"/>
+            </w:r>
+          </w:hyperlink>
+        </w:p>
+        <w:p>
+          <w:pPr>
+            <w:pStyle w:val="TJ3"/>
+            <w:tabs>
+              <w:tab w:val="right" w:leader="dot" w:pos="9062"/>
+            </w:tabs>
+            <w:rPr>
+              <w:rFonts w:eastAsiaTheme="minorEastAsia"/>
+              <w:noProof/>
+              <w:kern w:val="2"/>
+              <w:sz w:val="24"/>
+              <w:szCs w:val="24"/>
+              <w:lang w:eastAsia="hu-HU"/>
+              <w14:ligatures w14:val="standardContextual"/>
+            </w:rPr>
+          </w:pPr>
+          <w:hyperlink w:anchor="_Toc223934260" w:history="1">
+            <w:r>
+              <w:rPr>
+                <w:rStyle w:val="Hiperhivatkozs"/>
+                <w:rFonts w:ascii="Times New Roman" w:eastAsia="Times New Roman" w:hAnsi="Times New Roman" w:cs="Times New Roman"/>
+                <w:b/>
+                <w:bCs/>
+                <w:noProof/>
+                <w:lang w:eastAsia="hu-HU"/>
+              </w:rPr>
+              <w:t>Célfelhasználók</w:t>
+            </w:r>
+            <w:r>
+              <w:rPr>
+                <w:noProof/>
+                <w:webHidden/>
+              </w:rPr>
+              <w:tab/>
+            </w:r>
+            <w:r>
+              <w:rPr>
+                <w:noProof/>
+                <w:webHidden/>
+              </w:rPr>
+              <w:fldChar w:fldCharType="begin"/>
+            </w:r>
+            <w:r>
+              <w:rPr>
+                <w:noProof/>
+                <w:webHidden/>
+              </w:rPr>
+              <w:instrText xml:space="preserve"> PAGEREF _Toc223934260 \h </w:instrText>
+            </w:r>
+            <w:r>
+              <w:rPr>
+                <w:noProof/>
+                <w:webHidden/>
+              </w:rPr>
+            </w:r>
+            <w:r>
+              <w:rPr>
+                <w:noProof/>
+                <w:webHidden/>
+              </w:rPr>
+              <w:fldChar w:fldCharType="separate"/>
+            </w:r>
+            <w:r>
+              <w:rPr>
+                <w:noProof/>
+                <w:webHidden/>
+              </w:rPr>
+              <w:t>9</w:t>
+            </w:r>
+            <w:r>
+              <w:rPr>
+                <w:noProof/>
+                <w:webHidden/>
+              </w:rPr>
+              <w:fldChar w:fldCharType="end"/>
+            </w:r>
+          </w:hyperlink>
+        </w:p>
+        <w:p>
+          <w:pPr>
+            <w:pStyle w:val="TJ3"/>
+            <w:tabs>
+              <w:tab w:val="right" w:leader="dot" w:pos="9062"/>
+            </w:tabs>
+            <w:rPr>
+              <w:rFonts w:eastAsiaTheme="minorEastAsia"/>
+              <w:noProof/>
+              <w:kern w:val="2"/>
+              <w:sz w:val="24"/>
+              <w:szCs w:val="24"/>
+              <w:lang w:eastAsia="hu-HU"/>
+              <w14:ligatures w14:val="standardContextual"/>
+            </w:rPr>
+          </w:pPr>
+          <w:hyperlink w:anchor="_Toc223934261" w:history="1">
+            <w:r>
+              <w:rPr>
+                <w:rStyle w:val="Hiperhivatkozs"/>
+                <w:rFonts w:ascii="Times New Roman" w:eastAsia="Times New Roman" w:hAnsi="Times New Roman" w:cs="Times New Roman"/>
+                <w:b/>
+                <w:bCs/>
+                <w:noProof/>
+                <w:lang w:eastAsia="hu-HU"/>
+              </w:rPr>
+              <w:t>Hasonló rendszerek</w:t>
+            </w:r>
+            <w:r>
+              <w:rPr>
+                <w:noProof/>
+                <w:webHidden/>
+              </w:rPr>
+              <w:tab/>
+            </w:r>
+            <w:r>
+              <w:rPr>
+                <w:noProof/>
+                <w:webHidden/>
+              </w:rPr>
+              <w:fldChar w:fldCharType="begin"/>
+            </w:r>
+            <w:r>
+              <w:rPr>
+                <w:noProof/>
+                <w:webHidden/>
+              </w:rPr>
+              <w:instrText xml:space="preserve"> PAGEREF _Toc223934261 \h </w:instrText>
+            </w:r>
+            <w:r>
+              <w:rPr>
+                <w:noProof/>
+                <w:webHidden/>
+              </w:rPr>
+            </w:r>
+            <w:r>
+              <w:rPr>
+                <w:noProof/>
+                <w:webHidden/>
+              </w:rPr>
+              <w:fldChar w:fldCharType="separate"/>
+            </w:r>
+            <w:r>
+              <w:rPr>
+                <w:noProof/>
+                <w:webHidden/>
+              </w:rPr>
+              <w:t>9</w:t>
+            </w:r>
+            <w:r>
+              <w:rPr>
+                <w:noProof/>
+                <w:webHidden/>
+              </w:rPr>
+              <w:fldChar w:fldCharType="end"/>
+            </w:r>
+          </w:hyperlink>
+        </w:p>
+        <w:p>
+          <w:pPr>
+            <w:pStyle w:val="TJ3"/>
+            <w:tabs>
+              <w:tab w:val="right" w:leader="dot" w:pos="9062"/>
+            </w:tabs>
+            <w:rPr>
+              <w:rFonts w:eastAsiaTheme="minorEastAsia"/>
+              <w:noProof/>
+              <w:kern w:val="2"/>
+              <w:sz w:val="24"/>
+              <w:szCs w:val="24"/>
+              <w:lang w:eastAsia="hu-HU"/>
+              <w14:ligatures w14:val="standardContextual"/>
+            </w:rPr>
+          </w:pPr>
+          <w:hyperlink w:anchor="_Toc223934262" w:history="1">
+            <w:r>
+              <w:rPr>
+                <w:rStyle w:val="Hiperhivatkozs"/>
+                <w:rFonts w:ascii="Times New Roman" w:eastAsia="Times New Roman" w:hAnsi="Times New Roman" w:cs="Times New Roman"/>
+                <w:b/>
+                <w:bCs/>
+                <w:noProof/>
+                <w:lang w:eastAsia="hu-HU"/>
+              </w:rPr>
+              <w:t>Innováció és alkalmazhatóság</w:t>
+            </w:r>
+            <w:r>
+              <w:rPr>
+                <w:noProof/>
+                <w:webHidden/>
+              </w:rPr>
+              <w:tab/>
+            </w:r>
+            <w:r>
+              <w:rPr>
+                <w:noProof/>
+                <w:webHidden/>
+              </w:rPr>
+              <w:fldChar w:fldCharType="begin"/>
+            </w:r>
+            <w:r>
+              <w:rPr>
+                <w:noProof/>
+                <w:webHidden/>
+              </w:rPr>
+              <w:instrText xml:space="preserve"> PAGEREF _Toc223934262 \h </w:instrText>
+            </w:r>
+            <w:r>
+              <w:rPr>
+                <w:noProof/>
+                <w:webHidden/>
+              </w:rPr>
+            </w:r>
+            <w:r>
+              <w:rPr>
+                <w:noProof/>
+                <w:webHidden/>
+              </w:rPr>
+              <w:fldChar w:fldCharType="separate"/>
+            </w:r>
+            <w:r>
+              <w:rPr>
+                <w:noProof/>
+                <w:webHidden/>
+              </w:rPr>
+              <w:t>9</w:t>
+            </w:r>
+            <w:r>
+              <w:rPr>
+                <w:noProof/>
+                <w:webHidden/>
+              </w:rPr>
+              <w:fldChar w:fldCharType="end"/>
+            </w:r>
+          </w:hyperlink>
+        </w:p>
+        <w:p>
+          <w:pPr>
+            <w:pStyle w:val="TJ2"/>
+            <w:tabs>
+              <w:tab w:val="right" w:leader="dot" w:pos="9062"/>
+            </w:tabs>
+            <w:rPr>
+              <w:rFonts w:eastAsiaTheme="minorEastAsia"/>
+              <w:noProof/>
+              <w:kern w:val="2"/>
+              <w:sz w:val="24"/>
+              <w:szCs w:val="24"/>
+              <w:lang w:eastAsia="hu-HU"/>
+              <w14:ligatures w14:val="standardContextual"/>
+            </w:rPr>
+          </w:pPr>
+          <w:hyperlink w:anchor="_Toc223934263" w:history="1">
+            <w:r>
+              <w:rPr>
+                <w:rStyle w:val="Hiperhivatkozs"/>
+                <w:rFonts w:ascii="Times New Roman" w:eastAsia="Times New Roman" w:hAnsi="Times New Roman" w:cs="Times New Roman"/>
+                <w:b/>
+                <w:bCs/>
+                <w:noProof/>
+                <w:lang w:eastAsia="hu-HU"/>
+              </w:rPr>
+              <w:t>2.3 Első elképzelések</w:t>
+            </w:r>
+            <w:r>
+              <w:rPr>
+                <w:noProof/>
+                <w:webHidden/>
+              </w:rPr>
+              <w:tab/>
+            </w:r>
+            <w:r>
+              <w:rPr>
+                <w:noProof/>
+                <w:webHidden/>
+              </w:rPr>
+              <w:fldChar w:fldCharType="begin"/>
+            </w:r>
+            <w:r>
+              <w:rPr>
+                <w:noProof/>
+                <w:webHidden/>
+              </w:rPr>
+              <w:instrText xml:space="preserve"> PAGEREF _Toc223934263 \h </w:instrText>
+            </w:r>
+            <w:r>
+              <w:rPr>
+                <w:noProof/>
+                <w:webHidden/>
+              </w:rPr>
+            </w:r>
+            <w:r>
+              <w:rPr>
+                <w:noProof/>
+                <w:webHidden/>
+              </w:rPr>
+              <w:fldChar w:fldCharType="separate"/>
+            </w:r>
+            <w:r>
+              <w:rPr>
+                <w:noProof/>
+                <w:webHidden/>
+              </w:rPr>
+              <w:t>9</w:t>
+            </w:r>
+            <w:r>
+              <w:rPr>
+                <w:noProof/>
+                <w:webHidden/>
+              </w:rPr>
+              <w:fldChar w:fldCharType="end"/>
+            </w:r>
+          </w:hyperlink>
+        </w:p>
+        <w:p>
+          <w:pPr>
+            <w:pStyle w:val="TJ3"/>
+            <w:tabs>
+              <w:tab w:val="right" w:leader="dot" w:pos="9062"/>
+            </w:tabs>
+            <w:rPr>
+              <w:rFonts w:eastAsiaTheme="minorEastAsia"/>
+              <w:noProof/>
+              <w:kern w:val="2"/>
+              <w:sz w:val="24"/>
+              <w:szCs w:val="24"/>
+              <w:lang w:eastAsia="hu-HU"/>
+              <w14:ligatures w14:val="standardContextual"/>
+            </w:rPr>
+          </w:pPr>
+          <w:hyperlink w:anchor="_Toc223934264" w:history="1">
+            <w:r>
+              <w:rPr>
+                <w:rStyle w:val="Hiperhivatkozs"/>
+                <w:rFonts w:ascii="Times New Roman" w:eastAsia="Times New Roman" w:hAnsi="Times New Roman" w:cs="Times New Roman"/>
+                <w:b/>
+                <w:bCs/>
+                <w:noProof/>
+                <w:lang w:eastAsia="hu-HU"/>
+              </w:rPr>
+              <w:t>Drótváz és vizuális terv</w:t>
+            </w:r>
+            <w:r>
+              <w:rPr>
+                <w:noProof/>
+                <w:webHidden/>
+              </w:rPr>
+              <w:tab/>
+            </w:r>
+            <w:r>
+              <w:rPr>
+                <w:noProof/>
+                <w:webHidden/>
+              </w:rPr>
+              <w:fldChar w:fldCharType="begin"/>
+            </w:r>
+            <w:r>
+              <w:rPr>
+                <w:noProof/>
+                <w:webHidden/>
+              </w:rPr>
+              <w:instrText xml:space="preserve"> PAGEREF _Toc223934264 \h </w:instrText>
+            </w:r>
+            <w:r>
+              <w:rPr>
+                <w:noProof/>
+                <w:webHidden/>
+              </w:rPr>
+            </w:r>
+            <w:r>
+              <w:rPr>
+                <w:noProof/>
+                <w:webHidden/>
+              </w:rPr>
+              <w:fldChar w:fldCharType="separate"/>
+            </w:r>
+            <w:r>
+              <w:rPr>
+                <w:noProof/>
+                <w:webHidden/>
+              </w:rPr>
+              <w:t>9</w:t>
+            </w:r>
+            <w:r>
+              <w:rPr>
+                <w:noProof/>
+                <w:webHidden/>
+              </w:rPr>
+              <w:fldChar w:fldCharType="end"/>
+            </w:r>
+          </w:hyperlink>
+        </w:p>
+        <w:p>
+          <w:pPr>
+            <w:pStyle w:val="TJ2"/>
+            <w:tabs>
+              <w:tab w:val="right" w:leader="dot" w:pos="9062"/>
+            </w:tabs>
+            <w:rPr>
+              <w:rFonts w:eastAsiaTheme="minorEastAsia"/>
+              <w:noProof/>
+              <w:kern w:val="2"/>
+              <w:sz w:val="24"/>
+              <w:szCs w:val="24"/>
+              <w:lang w:eastAsia="hu-HU"/>
+              <w14:ligatures w14:val="standardContextual"/>
+            </w:rPr>
+          </w:pPr>
+          <w:hyperlink w:anchor="_Toc223934265" w:history="1">
+            <w:r>
+              <w:rPr>
+                <w:rStyle w:val="Hiperhivatkozs"/>
+                <w:rFonts w:ascii="Times New Roman" w:eastAsia="Times New Roman" w:hAnsi="Times New Roman" w:cs="Times New Roman"/>
+                <w:b/>
+                <w:bCs/>
+                <w:noProof/>
+                <w:lang w:eastAsia="hu-HU"/>
+              </w:rPr>
+              <w:t>2.4 React alapú weboldal</w:t>
+            </w:r>
+            <w:r>
+              <w:rPr>
+                <w:noProof/>
+                <w:webHidden/>
+              </w:rPr>
+              <w:tab/>
+            </w:r>
+            <w:r>
+              <w:rPr>
+                <w:noProof/>
+                <w:webHidden/>
+              </w:rPr>
+              <w:fldChar w:fldCharType="begin"/>
+            </w:r>
+            <w:r>
+              <w:rPr>
+                <w:noProof/>
+                <w:webHidden/>
+              </w:rPr>
+              <w:instrText xml:space="preserve"> PAGEREF _Toc223934265 \h </w:instrText>
+            </w:r>
+            <w:r>
+              <w:rPr>
+                <w:noProof/>
+                <w:webHidden/>
+              </w:rPr>
+            </w:r>
+            <w:r>
+              <w:rPr>
+                <w:noProof/>
+                <w:webHidden/>
+              </w:rPr>
+              <w:fldChar w:fldCharType="separate"/>
+            </w:r>
+            <w:r>
+              <w:rPr>
+                <w:noProof/>
+                <w:webHidden/>
+              </w:rPr>
+              <w:t>9</w:t>
+            </w:r>
+            <w:r>
+              <w:rPr>
+                <w:noProof/>
+                <w:webHidden/>
+              </w:rPr>
+              <w:fldChar w:fldCharType="end"/>
+            </w:r>
+          </w:hyperlink>
+        </w:p>
+        <w:p>
+          <w:pPr>
+            <w:pStyle w:val="TJ2"/>
+            <w:tabs>
+              <w:tab w:val="right" w:leader="dot" w:pos="9062"/>
+            </w:tabs>
+            <w:rPr>
+              <w:rFonts w:eastAsiaTheme="minorEastAsia"/>
+              <w:noProof/>
+              <w:kern w:val="2"/>
+              <w:sz w:val="24"/>
+              <w:szCs w:val="24"/>
+              <w:lang w:eastAsia="hu-HU"/>
+              <w14:ligatures w14:val="standardContextual"/>
+            </w:rPr>
+          </w:pPr>
+          <w:hyperlink w:anchor="_Toc223934266" w:history="1">
+            <w:r>
+              <w:rPr>
+                <w:rStyle w:val="Hiperhivatkozs"/>
+                <w:rFonts w:ascii="Times New Roman" w:eastAsia="Times New Roman" w:hAnsi="Times New Roman" w:cs="Times New Roman"/>
+                <w:b/>
+                <w:bCs/>
+                <w:noProof/>
+                <w:lang w:eastAsia="hu-HU"/>
+              </w:rPr>
+              <w:t>2.5 Bejelentkezés és regisztráció</w:t>
+            </w:r>
+            <w:r>
+              <w:rPr>
+                <w:noProof/>
+                <w:webHidden/>
+              </w:rPr>
+              <w:tab/>
+            </w:r>
+            <w:r>
+              <w:rPr>
+                <w:noProof/>
+                <w:webHidden/>
+              </w:rPr>
+              <w:fldChar w:fldCharType="begin"/>
+            </w:r>
+            <w:r>
+              <w:rPr>
+                <w:noProof/>
+                <w:webHidden/>
+              </w:rPr>
+              <w:instrText xml:space="preserve"> PAGEREF _Toc223934266 \h </w:instrText>
+            </w:r>
+            <w:r>
+              <w:rPr>
+                <w:noProof/>
+                <w:webHidden/>
+              </w:rPr>
+            </w:r>
+            <w:r>
+              <w:rPr>
+                <w:noProof/>
+                <w:webHidden/>
+              </w:rPr>
+              <w:fldChar w:fldCharType="separate"/>
+            </w:r>
+            <w:r>
+              <w:rPr>
+                <w:noProof/>
+                <w:webHidden/>
+              </w:rPr>
+              <w:t>10</w:t>
+            </w:r>
+            <w:r>
+              <w:rPr>
+                <w:noProof/>
+                <w:webHidden/>
+              </w:rPr>
+              <w:fldChar w:fldCharType="end"/>
+            </w:r>
+          </w:hyperlink>
+        </w:p>
+        <w:p>
+          <w:pPr>
+            <w:pStyle w:val="TJ2"/>
+            <w:tabs>
+              <w:tab w:val="right" w:leader="dot" w:pos="9062"/>
+            </w:tabs>
+            <w:rPr>
+              <w:rFonts w:eastAsiaTheme="minorEastAsia"/>
+              <w:noProof/>
+              <w:kern w:val="2"/>
+              <w:sz w:val="24"/>
+              <w:szCs w:val="24"/>
+              <w:lang w:eastAsia="hu-HU"/>
+              <w14:ligatures w14:val="standardContextual"/>
+            </w:rPr>
+          </w:pPr>
+          <w:hyperlink w:anchor="_Toc223934267" w:history="1">
+            <w:r>
+              <w:rPr>
+                <w:rStyle w:val="Hiperhivatkozs"/>
+                <w:rFonts w:ascii="Times New Roman" w:eastAsia="Times New Roman" w:hAnsi="Times New Roman" w:cs="Times New Roman"/>
+                <w:b/>
+                <w:bCs/>
+                <w:noProof/>
+                <w:lang w:eastAsia="hu-HU"/>
+              </w:rPr>
+              <w:t>2.6 Profiloldal</w:t>
+            </w:r>
+            <w:r>
+              <w:rPr>
+                <w:noProof/>
+                <w:webHidden/>
+              </w:rPr>
+              <w:tab/>
+            </w:r>
+            <w:r>
+              <w:rPr>
+                <w:noProof/>
+                <w:webHidden/>
+              </w:rPr>
+              <w:fldChar w:fldCharType="begin"/>
+            </w:r>
+            <w:r>
+              <w:rPr>
+                <w:noProof/>
+                <w:webHidden/>
+              </w:rPr>
+              <w:instrText xml:space="preserve"> PAGEREF _Toc223934267 \h </w:instrText>
+            </w:r>
+            <w:r>
+              <w:rPr>
+                <w:noProof/>
+                <w:webHidden/>
+              </w:rPr>
+            </w:r>
+            <w:r>
+              <w:rPr>
+                <w:noProof/>
+                <w:webHidden/>
+              </w:rPr>
+              <w:fldChar w:fldCharType="separate"/>
+            </w:r>
+            <w:r>
+              <w:rPr>
+                <w:noProof/>
+                <w:webHidden/>
+              </w:rPr>
+              <w:t>10</w:t>
+            </w:r>
+            <w:r>
+              <w:rPr>
+                <w:noProof/>
+                <w:webHidden/>
+              </w:rPr>
+              <w:fldChar w:fldCharType="end"/>
+            </w:r>
+          </w:hyperlink>
+        </w:p>
+        <w:p>
+          <w:pPr>
+            <w:pStyle w:val="TJ2"/>
+            <w:tabs>
+              <w:tab w:val="right" w:leader="dot" w:pos="9062"/>
+            </w:tabs>
+            <w:rPr>
+              <w:rFonts w:eastAsiaTheme="minorEastAsia"/>
+              <w:noProof/>
+              <w:kern w:val="2"/>
+              <w:sz w:val="24"/>
+              <w:szCs w:val="24"/>
+              <w:lang w:eastAsia="hu-HU"/>
+              <w14:ligatures w14:val="standardContextual"/>
+            </w:rPr>
+          </w:pPr>
+          <w:hyperlink w:anchor="_Toc223934268" w:history="1">
+            <w:r>
+              <w:rPr>
+                <w:rStyle w:val="Hiperhivatkozs"/>
+                <w:rFonts w:ascii="Times New Roman" w:eastAsia="Times New Roman" w:hAnsi="Times New Roman" w:cs="Times New Roman"/>
+                <w:b/>
+                <w:bCs/>
+                <w:noProof/>
+                <w:lang w:eastAsia="hu-HU"/>
+              </w:rPr>
+              <w:t>2.7 Ételek megjelenítése és rendelés</w:t>
+            </w:r>
+            <w:r>
+              <w:rPr>
+                <w:noProof/>
+                <w:webHidden/>
+              </w:rPr>
+              <w:tab/>
+            </w:r>
+            <w:r>
+              <w:rPr>
+                <w:noProof/>
+                <w:webHidden/>
+              </w:rPr>
+              <w:fldChar w:fldCharType="begin"/>
+            </w:r>
+            <w:r>
+              <w:rPr>
+                <w:noProof/>
+                <w:webHidden/>
+              </w:rPr>
+              <w:instrText xml:space="preserve"> PAGEREF _Toc223934268 \h </w:instrText>
+            </w:r>
+            <w:r>
+              <w:rPr>
+                <w:noProof/>
+                <w:webHidden/>
+              </w:rPr>
+            </w:r>
+            <w:r>
+              <w:rPr>
+                <w:noProof/>
+                <w:webHidden/>
+              </w:rPr>
+              <w:fldChar w:fldCharType="separate"/>
+            </w:r>
+            <w:r>
+              <w:rPr>
+                <w:noProof/>
+                <w:webHidden/>
+              </w:rPr>
+              <w:t>10</w:t>
             </w:r>
             <w:r>
               <w:rPr>
@@ -981,7 +2961,7 @@
               <w14:ligatures w14:val="standardContextual"/>
             </w:rPr>
           </w:pPr>
-          <w:hyperlink w:anchor="_Toc223339431" w:history="1">
+          <w:hyperlink w:anchor="_Toc223934269" w:history="1">
             <w:r>
               <w:rPr>
                 <w:rStyle w:val="Hiperhivatkozs"/>
@@ -992,7 +2972,7 @@
                 <w:kern w:val="36"/>
                 <w:lang w:eastAsia="hu-HU"/>
               </w:rPr>
-              <w:t>QuickBite</w:t>
+              <w:t>3. Tesztelés és minőségbiztosítás</w:t>
             </w:r>
             <w:r>
               <w:rPr>
@@ -1013,7 +2993,7 @@
                 <w:noProof/>
                 <w:webHidden/>
               </w:rPr>
-              <w:instrText xml:space="preserve"> PAGEREF _Toc223339431 \h </w:instrText>
+              <w:instrText xml:space="preserve"> PAGEREF _Toc223934269 \h </w:instrText>
             </w:r>
             <w:r>
               <w:rPr>
@@ -1033,7 +3013,7 @@
                 <w:noProof/>
                 <w:webHidden/>
               </w:rPr>
-              <w:t>2</w:t>
+              <w:t>10</w:t>
             </w:r>
             <w:r>
               <w:rPr>
@@ -1060,16 +3040,18 @@
               <w14:ligatures w14:val="standardContextual"/>
             </w:rPr>
           </w:pPr>
-          <w:hyperlink w:anchor="_Toc223339432" w:history="1">
+          <w:hyperlink w:anchor="_Toc223934270" w:history="1">
             <w:r>
               <w:rPr>
                 <w:rStyle w:val="Hiperhivatkozs"/>
                 <w:rFonts w:ascii="Times New Roman" w:eastAsia="Times New Roman" w:hAnsi="Times New Roman" w:cs="Times New Roman"/>
+                <w:b/>
+                <w:bCs/>
                 <w:noProof/>
                 <w:kern w:val="36"/>
                 <w:lang w:eastAsia="hu-HU"/>
               </w:rPr>
-              <w:t>Online ételrendelő weboldal</w:t>
+              <w:t>4. Szerverre való kihelyezés</w:t>
             </w:r>
             <w:r>
               <w:rPr>
@@ -1090,7 +3072,7 @@
                 <w:noProof/>
                 <w:webHidden/>
               </w:rPr>
-              <w:instrText xml:space="preserve"> PAGEREF _Toc223339432 \h </w:instrText>
+              <w:instrText xml:space="preserve"> PAGEREF _Toc223934270 \h </w:instrText>
             </w:r>
             <w:r>
               <w:rPr>
@@ -1110,7 +3092,7 @@
                 <w:noProof/>
                 <w:webHidden/>
               </w:rPr>
-              <w:t>2</w:t>
+              <w:t>10</w:t>
             </w:r>
             <w:r>
               <w:rPr>
@@ -1137,7 +3119,7 @@
               <w14:ligatures w14:val="standardContextual"/>
             </w:rPr>
           </w:pPr>
-          <w:hyperlink w:anchor="_Toc223339433" w:history="1">
+          <w:hyperlink w:anchor="_Toc223934271" w:history="1">
             <w:r>
               <w:rPr>
                 <w:rStyle w:val="Hiperhivatkozs"/>
@@ -1148,7 +3130,7 @@
                 <w:kern w:val="36"/>
                 <w:lang w:eastAsia="hu-HU"/>
               </w:rPr>
-              <w:t>Bevezetés</w:t>
+              <w:t>5. Irodalomjegyzék</w:t>
             </w:r>
             <w:r>
               <w:rPr>
@@ -1169,7 +3151,7 @@
                 <w:noProof/>
                 <w:webHidden/>
               </w:rPr>
-              <w:instrText xml:space="preserve"> PAGEREF _Toc223339433 \h </w:instrText>
+              <w:instrText xml:space="preserve"> PAGEREF _Toc223934271 \h </w:instrText>
             </w:r>
             <w:r>
               <w:rPr>
@@ -1189,2184 +3171,7 @@
                 <w:noProof/>
                 <w:webHidden/>
               </w:rPr>
-              <w:t>3</w:t>
-            </w:r>
-            <w:r>
-              <w:rPr>
-                <w:noProof/>
-                <w:webHidden/>
-              </w:rPr>
-              <w:fldChar w:fldCharType="end"/>
-            </w:r>
-          </w:hyperlink>
-        </w:p>
-        <w:p>
-          <w:pPr>
-            <w:pStyle w:val="TJ1"/>
-            <w:tabs>
-              <w:tab w:val="right" w:leader="dot" w:pos="9062"/>
-            </w:tabs>
-            <w:rPr>
-              <w:rFonts w:eastAsiaTheme="minorEastAsia"/>
-              <w:noProof/>
-              <w:kern w:val="2"/>
-              <w:sz w:val="24"/>
-              <w:szCs w:val="24"/>
-              <w:lang w:eastAsia="hu-HU"/>
-              <w14:ligatures w14:val="standardContextual"/>
-            </w:rPr>
-          </w:pPr>
-          <w:hyperlink w:anchor="_Toc223339434" w:history="1">
-            <w:r>
-              <w:rPr>
-                <w:rStyle w:val="Hiperhivatkozs"/>
-                <w:rFonts w:ascii="Times New Roman" w:eastAsia="Times New Roman" w:hAnsi="Times New Roman" w:cs="Times New Roman"/>
-                <w:b/>
-                <w:bCs/>
-                <w:noProof/>
-                <w:kern w:val="36"/>
-                <w:lang w:eastAsia="hu-HU"/>
-              </w:rPr>
-              <w:t>1. Fejlesztői környezet</w:t>
-            </w:r>
-            <w:r>
-              <w:rPr>
-                <w:noProof/>
-                <w:webHidden/>
-              </w:rPr>
-              <w:tab/>
-            </w:r>
-            <w:r>
-              <w:rPr>
-                <w:noProof/>
-                <w:webHidden/>
-              </w:rPr>
-              <w:fldChar w:fldCharType="begin"/>
-            </w:r>
-            <w:r>
-              <w:rPr>
-                <w:noProof/>
-                <w:webHidden/>
-              </w:rPr>
-              <w:instrText xml:space="preserve"> PAGEREF _Toc223339434 \h </w:instrText>
-            </w:r>
-            <w:r>
-              <w:rPr>
-                <w:noProof/>
-                <w:webHidden/>
-              </w:rPr>
-            </w:r>
-            <w:r>
-              <w:rPr>
-                <w:noProof/>
-                <w:webHidden/>
-              </w:rPr>
-              <w:fldChar w:fldCharType="separate"/>
-            </w:r>
-            <w:r>
-              <w:rPr>
-                <w:noProof/>
-                <w:webHidden/>
-              </w:rPr>
-              <w:t>5</w:t>
-            </w:r>
-            <w:r>
-              <w:rPr>
-                <w:noProof/>
-                <w:webHidden/>
-              </w:rPr>
-              <w:fldChar w:fldCharType="end"/>
-            </w:r>
-          </w:hyperlink>
-        </w:p>
-        <w:p>
-          <w:pPr>
-            <w:pStyle w:val="TJ2"/>
-            <w:tabs>
-              <w:tab w:val="right" w:leader="dot" w:pos="9062"/>
-            </w:tabs>
-            <w:rPr>
-              <w:rFonts w:eastAsiaTheme="minorEastAsia"/>
-              <w:noProof/>
-              <w:kern w:val="2"/>
-              <w:sz w:val="24"/>
-              <w:szCs w:val="24"/>
-              <w:lang w:eastAsia="hu-HU"/>
-              <w14:ligatures w14:val="standardContextual"/>
-            </w:rPr>
-          </w:pPr>
-          <w:hyperlink w:anchor="_Toc223339435" w:history="1">
-            <w:r>
-              <w:rPr>
-                <w:rStyle w:val="Hiperhivatkozs"/>
-                <w:rFonts w:ascii="Times New Roman" w:eastAsia="Times New Roman" w:hAnsi="Times New Roman" w:cs="Times New Roman"/>
-                <w:b/>
-                <w:bCs/>
-                <w:noProof/>
-                <w:lang w:eastAsia="hu-HU"/>
-              </w:rPr>
-              <w:t>1.1 Frontend fejlesztői környezete</w:t>
-            </w:r>
-            <w:r>
-              <w:rPr>
-                <w:noProof/>
-                <w:webHidden/>
-              </w:rPr>
-              <w:tab/>
-            </w:r>
-            <w:r>
-              <w:rPr>
-                <w:noProof/>
-                <w:webHidden/>
-              </w:rPr>
-              <w:fldChar w:fldCharType="begin"/>
-            </w:r>
-            <w:r>
-              <w:rPr>
-                <w:noProof/>
-                <w:webHidden/>
-              </w:rPr>
-              <w:instrText xml:space="preserve"> PAGEREF _Toc223339435 \h </w:instrText>
-            </w:r>
-            <w:r>
-              <w:rPr>
-                <w:noProof/>
-                <w:webHidden/>
-              </w:rPr>
-            </w:r>
-            <w:r>
-              <w:rPr>
-                <w:noProof/>
-                <w:webHidden/>
-              </w:rPr>
-              <w:fldChar w:fldCharType="separate"/>
-            </w:r>
-            <w:r>
-              <w:rPr>
-                <w:noProof/>
-                <w:webHidden/>
-              </w:rPr>
-              <w:t>5</w:t>
-            </w:r>
-            <w:r>
-              <w:rPr>
-                <w:noProof/>
-                <w:webHidden/>
-              </w:rPr>
-              <w:fldChar w:fldCharType="end"/>
-            </w:r>
-          </w:hyperlink>
-        </w:p>
-        <w:p>
-          <w:pPr>
-            <w:pStyle w:val="TJ3"/>
-            <w:tabs>
-              <w:tab w:val="right" w:leader="dot" w:pos="9062"/>
-            </w:tabs>
-            <w:rPr>
-              <w:rFonts w:eastAsiaTheme="minorEastAsia"/>
-              <w:noProof/>
-              <w:kern w:val="2"/>
-              <w:sz w:val="24"/>
-              <w:szCs w:val="24"/>
-              <w:lang w:eastAsia="hu-HU"/>
-              <w14:ligatures w14:val="standardContextual"/>
-            </w:rPr>
-          </w:pPr>
-          <w:hyperlink w:anchor="_Toc223339436" w:history="1">
-            <w:r>
-              <w:rPr>
-                <w:rStyle w:val="Hiperhivatkozs"/>
-                <w:rFonts w:ascii="Times New Roman" w:eastAsia="Times New Roman" w:hAnsi="Times New Roman" w:cs="Times New Roman"/>
-                <w:b/>
-                <w:bCs/>
-                <w:noProof/>
-                <w:lang w:eastAsia="hu-HU"/>
-              </w:rPr>
-              <w:t>HTML5</w:t>
-            </w:r>
-            <w:r>
-              <w:rPr>
-                <w:noProof/>
-                <w:webHidden/>
-              </w:rPr>
-              <w:tab/>
-            </w:r>
-            <w:r>
-              <w:rPr>
-                <w:noProof/>
-                <w:webHidden/>
-              </w:rPr>
-              <w:fldChar w:fldCharType="begin"/>
-            </w:r>
-            <w:r>
-              <w:rPr>
-                <w:noProof/>
-                <w:webHidden/>
-              </w:rPr>
-              <w:instrText xml:space="preserve"> PAGEREF _Toc223339436 \h </w:instrText>
-            </w:r>
-            <w:r>
-              <w:rPr>
-                <w:noProof/>
-                <w:webHidden/>
-              </w:rPr>
-            </w:r>
-            <w:r>
-              <w:rPr>
-                <w:noProof/>
-                <w:webHidden/>
-              </w:rPr>
-              <w:fldChar w:fldCharType="separate"/>
-            </w:r>
-            <w:r>
-              <w:rPr>
-                <w:noProof/>
-                <w:webHidden/>
-              </w:rPr>
-              <w:t>5</w:t>
-            </w:r>
-            <w:r>
-              <w:rPr>
-                <w:noProof/>
-                <w:webHidden/>
-              </w:rPr>
-              <w:fldChar w:fldCharType="end"/>
-            </w:r>
-          </w:hyperlink>
-        </w:p>
-        <w:p>
-          <w:pPr>
-            <w:pStyle w:val="TJ3"/>
-            <w:tabs>
-              <w:tab w:val="right" w:leader="dot" w:pos="9062"/>
-            </w:tabs>
-            <w:rPr>
-              <w:rFonts w:eastAsiaTheme="minorEastAsia"/>
-              <w:noProof/>
-              <w:kern w:val="2"/>
-              <w:sz w:val="24"/>
-              <w:szCs w:val="24"/>
-              <w:lang w:eastAsia="hu-HU"/>
-              <w14:ligatures w14:val="standardContextual"/>
-            </w:rPr>
-          </w:pPr>
-          <w:hyperlink w:anchor="_Toc223339437" w:history="1">
-            <w:r>
-              <w:rPr>
-                <w:rStyle w:val="Hiperhivatkozs"/>
-                <w:rFonts w:ascii="Times New Roman" w:eastAsia="Times New Roman" w:hAnsi="Times New Roman" w:cs="Times New Roman"/>
-                <w:b/>
-                <w:bCs/>
-                <w:noProof/>
-                <w:lang w:eastAsia="hu-HU"/>
-              </w:rPr>
-              <w:t>CSS3</w:t>
-            </w:r>
-            <w:r>
-              <w:rPr>
-                <w:noProof/>
-                <w:webHidden/>
-              </w:rPr>
-              <w:tab/>
-            </w:r>
-            <w:r>
-              <w:rPr>
-                <w:noProof/>
-                <w:webHidden/>
-              </w:rPr>
-              <w:fldChar w:fldCharType="begin"/>
-            </w:r>
-            <w:r>
-              <w:rPr>
-                <w:noProof/>
-                <w:webHidden/>
-              </w:rPr>
-              <w:instrText xml:space="preserve"> PAGEREF _Toc223339437 \h </w:instrText>
-            </w:r>
-            <w:r>
-              <w:rPr>
-                <w:noProof/>
-                <w:webHidden/>
-              </w:rPr>
-            </w:r>
-            <w:r>
-              <w:rPr>
-                <w:noProof/>
-                <w:webHidden/>
-              </w:rPr>
-              <w:fldChar w:fldCharType="separate"/>
-            </w:r>
-            <w:r>
-              <w:rPr>
-                <w:noProof/>
-                <w:webHidden/>
-              </w:rPr>
-              <w:t>5</w:t>
-            </w:r>
-            <w:r>
-              <w:rPr>
-                <w:noProof/>
-                <w:webHidden/>
-              </w:rPr>
-              <w:fldChar w:fldCharType="end"/>
-            </w:r>
-          </w:hyperlink>
-        </w:p>
-        <w:p>
-          <w:pPr>
-            <w:pStyle w:val="TJ3"/>
-            <w:tabs>
-              <w:tab w:val="right" w:leader="dot" w:pos="9062"/>
-            </w:tabs>
-            <w:rPr>
-              <w:rFonts w:eastAsiaTheme="minorEastAsia"/>
-              <w:noProof/>
-              <w:kern w:val="2"/>
-              <w:sz w:val="24"/>
-              <w:szCs w:val="24"/>
-              <w:lang w:eastAsia="hu-HU"/>
-              <w14:ligatures w14:val="standardContextual"/>
-            </w:rPr>
-          </w:pPr>
-          <w:hyperlink w:anchor="_Toc223339438" w:history="1">
-            <w:r>
-              <w:rPr>
-                <w:rStyle w:val="Hiperhivatkozs"/>
-                <w:rFonts w:ascii="Times New Roman" w:eastAsia="Times New Roman" w:hAnsi="Times New Roman" w:cs="Times New Roman"/>
-                <w:b/>
-                <w:bCs/>
-                <w:noProof/>
-                <w:lang w:eastAsia="hu-HU"/>
-              </w:rPr>
-              <w:t>HTML5 és CSS3 együttműködése</w:t>
-            </w:r>
-            <w:r>
-              <w:rPr>
-                <w:noProof/>
-                <w:webHidden/>
-              </w:rPr>
-              <w:tab/>
-            </w:r>
-            <w:r>
-              <w:rPr>
-                <w:noProof/>
-                <w:webHidden/>
-              </w:rPr>
-              <w:fldChar w:fldCharType="begin"/>
-            </w:r>
-            <w:r>
-              <w:rPr>
-                <w:noProof/>
-                <w:webHidden/>
-              </w:rPr>
-              <w:instrText xml:space="preserve"> PAGEREF _Toc223339438 \h </w:instrText>
-            </w:r>
-            <w:r>
-              <w:rPr>
-                <w:noProof/>
-                <w:webHidden/>
-              </w:rPr>
-            </w:r>
-            <w:r>
-              <w:rPr>
-                <w:noProof/>
-                <w:webHidden/>
-              </w:rPr>
-              <w:fldChar w:fldCharType="separate"/>
-            </w:r>
-            <w:r>
-              <w:rPr>
-                <w:noProof/>
-                <w:webHidden/>
-              </w:rPr>
-              <w:t>5</w:t>
-            </w:r>
-            <w:r>
-              <w:rPr>
-                <w:noProof/>
-                <w:webHidden/>
-              </w:rPr>
-              <w:fldChar w:fldCharType="end"/>
-            </w:r>
-          </w:hyperlink>
-        </w:p>
-        <w:p>
-          <w:pPr>
-            <w:pStyle w:val="TJ3"/>
-            <w:tabs>
-              <w:tab w:val="right" w:leader="dot" w:pos="9062"/>
-            </w:tabs>
-            <w:rPr>
-              <w:rFonts w:eastAsiaTheme="minorEastAsia"/>
-              <w:noProof/>
-              <w:kern w:val="2"/>
-              <w:sz w:val="24"/>
-              <w:szCs w:val="24"/>
-              <w:lang w:eastAsia="hu-HU"/>
-              <w14:ligatures w14:val="standardContextual"/>
-            </w:rPr>
-          </w:pPr>
-          <w:hyperlink w:anchor="_Toc223339439" w:history="1">
-            <w:r>
-              <w:rPr>
-                <w:rStyle w:val="Hiperhivatkozs"/>
-                <w:rFonts w:ascii="Times New Roman" w:eastAsia="Times New Roman" w:hAnsi="Times New Roman" w:cs="Times New Roman"/>
-                <w:b/>
-                <w:bCs/>
-                <w:noProof/>
-                <w:lang w:eastAsia="hu-HU"/>
-              </w:rPr>
-              <w:t>JavaScript</w:t>
-            </w:r>
-            <w:r>
-              <w:rPr>
-                <w:noProof/>
-                <w:webHidden/>
-              </w:rPr>
-              <w:tab/>
-            </w:r>
-            <w:r>
-              <w:rPr>
-                <w:noProof/>
-                <w:webHidden/>
-              </w:rPr>
-              <w:fldChar w:fldCharType="begin"/>
-            </w:r>
-            <w:r>
-              <w:rPr>
-                <w:noProof/>
-                <w:webHidden/>
-              </w:rPr>
-              <w:instrText xml:space="preserve"> PAGEREF _Toc223339439 \h </w:instrText>
-            </w:r>
-            <w:r>
-              <w:rPr>
-                <w:noProof/>
-                <w:webHidden/>
-              </w:rPr>
-            </w:r>
-            <w:r>
-              <w:rPr>
-                <w:noProof/>
-                <w:webHidden/>
-              </w:rPr>
-              <w:fldChar w:fldCharType="separate"/>
-            </w:r>
-            <w:r>
-              <w:rPr>
-                <w:noProof/>
-                <w:webHidden/>
-              </w:rPr>
-              <w:t>5</w:t>
-            </w:r>
-            <w:r>
-              <w:rPr>
-                <w:noProof/>
-                <w:webHidden/>
-              </w:rPr>
-              <w:fldChar w:fldCharType="end"/>
-            </w:r>
-          </w:hyperlink>
-        </w:p>
-        <w:p>
-          <w:pPr>
-            <w:pStyle w:val="TJ3"/>
-            <w:tabs>
-              <w:tab w:val="right" w:leader="dot" w:pos="9062"/>
-            </w:tabs>
-            <w:rPr>
-              <w:rFonts w:eastAsiaTheme="minorEastAsia"/>
-              <w:noProof/>
-              <w:kern w:val="2"/>
-              <w:sz w:val="24"/>
-              <w:szCs w:val="24"/>
-              <w:lang w:eastAsia="hu-HU"/>
-              <w14:ligatures w14:val="standardContextual"/>
-            </w:rPr>
-          </w:pPr>
-          <w:hyperlink w:anchor="_Toc223339440" w:history="1">
-            <w:r>
-              <w:rPr>
-                <w:rStyle w:val="Hiperhivatkozs"/>
-                <w:rFonts w:ascii="Times New Roman" w:eastAsia="Times New Roman" w:hAnsi="Times New Roman" w:cs="Times New Roman"/>
-                <w:b/>
-                <w:bCs/>
-                <w:noProof/>
-                <w:lang w:eastAsia="hu-HU"/>
-              </w:rPr>
-              <w:t>React</w:t>
-            </w:r>
-            <w:r>
-              <w:rPr>
-                <w:noProof/>
-                <w:webHidden/>
-              </w:rPr>
-              <w:tab/>
-            </w:r>
-            <w:r>
-              <w:rPr>
-                <w:noProof/>
-                <w:webHidden/>
-              </w:rPr>
-              <w:fldChar w:fldCharType="begin"/>
-            </w:r>
-            <w:r>
-              <w:rPr>
-                <w:noProof/>
-                <w:webHidden/>
-              </w:rPr>
-              <w:instrText xml:space="preserve"> PAGEREF _Toc223339440 \h </w:instrText>
-            </w:r>
-            <w:r>
-              <w:rPr>
-                <w:noProof/>
-                <w:webHidden/>
-              </w:rPr>
-            </w:r>
-            <w:r>
-              <w:rPr>
-                <w:noProof/>
-                <w:webHidden/>
-              </w:rPr>
-              <w:fldChar w:fldCharType="separate"/>
-            </w:r>
-            <w:r>
-              <w:rPr>
-                <w:noProof/>
-                <w:webHidden/>
-              </w:rPr>
-              <w:t>5</w:t>
-            </w:r>
-            <w:r>
-              <w:rPr>
-                <w:noProof/>
-                <w:webHidden/>
-              </w:rPr>
-              <w:fldChar w:fldCharType="end"/>
-            </w:r>
-          </w:hyperlink>
-        </w:p>
-        <w:p>
-          <w:pPr>
-            <w:pStyle w:val="TJ3"/>
-            <w:tabs>
-              <w:tab w:val="right" w:leader="dot" w:pos="9062"/>
-            </w:tabs>
-            <w:rPr>
-              <w:rFonts w:eastAsiaTheme="minorEastAsia"/>
-              <w:noProof/>
-              <w:kern w:val="2"/>
-              <w:sz w:val="24"/>
-              <w:szCs w:val="24"/>
-              <w:lang w:eastAsia="hu-HU"/>
-              <w14:ligatures w14:val="standardContextual"/>
-            </w:rPr>
-          </w:pPr>
-          <w:hyperlink w:anchor="_Toc223339441" w:history="1">
-            <w:r>
-              <w:rPr>
-                <w:rStyle w:val="Hiperhivatkozs"/>
-                <w:noProof/>
-              </w:rPr>
-              <w:t>Leaflet</w:t>
-            </w:r>
-            <w:r>
-              <w:rPr>
-                <w:noProof/>
-                <w:webHidden/>
-              </w:rPr>
-              <w:tab/>
-            </w:r>
-            <w:r>
-              <w:rPr>
-                <w:noProof/>
-                <w:webHidden/>
-              </w:rPr>
-              <w:fldChar w:fldCharType="begin"/>
-            </w:r>
-            <w:r>
-              <w:rPr>
-                <w:noProof/>
-                <w:webHidden/>
-              </w:rPr>
-              <w:instrText xml:space="preserve"> PAGEREF _Toc223339441 \h </w:instrText>
-            </w:r>
-            <w:r>
-              <w:rPr>
-                <w:noProof/>
-                <w:webHidden/>
-              </w:rPr>
-            </w:r>
-            <w:r>
-              <w:rPr>
-                <w:noProof/>
-                <w:webHidden/>
-              </w:rPr>
-              <w:fldChar w:fldCharType="separate"/>
-            </w:r>
-            <w:r>
-              <w:rPr>
-                <w:noProof/>
-                <w:webHidden/>
-              </w:rPr>
-              <w:t>6</w:t>
-            </w:r>
-            <w:r>
-              <w:rPr>
-                <w:noProof/>
-                <w:webHidden/>
-              </w:rPr>
-              <w:fldChar w:fldCharType="end"/>
-            </w:r>
-          </w:hyperlink>
-        </w:p>
-        <w:p>
-          <w:pPr>
-            <w:pStyle w:val="TJ3"/>
-            <w:tabs>
-              <w:tab w:val="right" w:leader="dot" w:pos="9062"/>
-            </w:tabs>
-            <w:rPr>
-              <w:rFonts w:eastAsiaTheme="minorEastAsia"/>
-              <w:noProof/>
-              <w:kern w:val="2"/>
-              <w:sz w:val="24"/>
-              <w:szCs w:val="24"/>
-              <w:lang w:eastAsia="hu-HU"/>
-              <w14:ligatures w14:val="standardContextual"/>
-            </w:rPr>
-          </w:pPr>
-          <w:hyperlink w:anchor="_Toc223339442" w:history="1">
-            <w:r>
-              <w:rPr>
-                <w:rStyle w:val="Hiperhivatkozs"/>
-                <w:noProof/>
-              </w:rPr>
-              <w:t>Geoapify</w:t>
-            </w:r>
-            <w:r>
-              <w:rPr>
-                <w:noProof/>
-                <w:webHidden/>
-              </w:rPr>
-              <w:tab/>
-            </w:r>
-            <w:r>
-              <w:rPr>
-                <w:noProof/>
-                <w:webHidden/>
-              </w:rPr>
-              <w:fldChar w:fldCharType="begin"/>
-            </w:r>
-            <w:r>
-              <w:rPr>
-                <w:noProof/>
-                <w:webHidden/>
-              </w:rPr>
-              <w:instrText xml:space="preserve"> PAGEREF _Toc223339442 \h </w:instrText>
-            </w:r>
-            <w:r>
-              <w:rPr>
-                <w:noProof/>
-                <w:webHidden/>
-              </w:rPr>
-            </w:r>
-            <w:r>
-              <w:rPr>
-                <w:noProof/>
-                <w:webHidden/>
-              </w:rPr>
-              <w:fldChar w:fldCharType="separate"/>
-            </w:r>
-            <w:r>
-              <w:rPr>
-                <w:noProof/>
-                <w:webHidden/>
-              </w:rPr>
-              <w:t>6</w:t>
-            </w:r>
-            <w:r>
-              <w:rPr>
-                <w:noProof/>
-                <w:webHidden/>
-              </w:rPr>
-              <w:fldChar w:fldCharType="end"/>
-            </w:r>
-          </w:hyperlink>
-        </w:p>
-        <w:p>
-          <w:pPr>
-            <w:pStyle w:val="TJ2"/>
-            <w:tabs>
-              <w:tab w:val="right" w:leader="dot" w:pos="9062"/>
-            </w:tabs>
-            <w:rPr>
-              <w:rFonts w:eastAsiaTheme="minorEastAsia"/>
-              <w:noProof/>
-              <w:kern w:val="2"/>
-              <w:sz w:val="24"/>
-              <w:szCs w:val="24"/>
-              <w:lang w:eastAsia="hu-HU"/>
-              <w14:ligatures w14:val="standardContextual"/>
-            </w:rPr>
-          </w:pPr>
-          <w:hyperlink w:anchor="_Toc223339443" w:history="1">
-            <w:r>
-              <w:rPr>
-                <w:rStyle w:val="Hiperhivatkozs"/>
-                <w:rFonts w:ascii="Times New Roman" w:eastAsia="Times New Roman" w:hAnsi="Times New Roman" w:cs="Times New Roman"/>
-                <w:b/>
-                <w:bCs/>
-                <w:noProof/>
-                <w:lang w:eastAsia="hu-HU"/>
-              </w:rPr>
-              <w:t>1.2 Backend fejlesztői környezete</w:t>
-            </w:r>
-            <w:r>
-              <w:rPr>
-                <w:noProof/>
-                <w:webHidden/>
-              </w:rPr>
-              <w:tab/>
-            </w:r>
-            <w:r>
-              <w:rPr>
-                <w:noProof/>
-                <w:webHidden/>
-              </w:rPr>
-              <w:fldChar w:fldCharType="begin"/>
-            </w:r>
-            <w:r>
-              <w:rPr>
-                <w:noProof/>
-                <w:webHidden/>
-              </w:rPr>
-              <w:instrText xml:space="preserve"> PAGEREF _Toc223339443 \h </w:instrText>
-            </w:r>
-            <w:r>
-              <w:rPr>
-                <w:noProof/>
-                <w:webHidden/>
-              </w:rPr>
-            </w:r>
-            <w:r>
-              <w:rPr>
-                <w:noProof/>
-                <w:webHidden/>
-              </w:rPr>
-              <w:fldChar w:fldCharType="separate"/>
-            </w:r>
-            <w:r>
-              <w:rPr>
-                <w:noProof/>
-                <w:webHidden/>
-              </w:rPr>
-              <w:t>6</w:t>
-            </w:r>
-            <w:r>
-              <w:rPr>
-                <w:noProof/>
-                <w:webHidden/>
-              </w:rPr>
-              <w:fldChar w:fldCharType="end"/>
-            </w:r>
-          </w:hyperlink>
-        </w:p>
-        <w:p>
-          <w:pPr>
-            <w:pStyle w:val="TJ3"/>
-            <w:tabs>
-              <w:tab w:val="right" w:leader="dot" w:pos="9062"/>
-            </w:tabs>
-            <w:rPr>
-              <w:rFonts w:eastAsiaTheme="minorEastAsia"/>
-              <w:noProof/>
-              <w:kern w:val="2"/>
-              <w:sz w:val="24"/>
-              <w:szCs w:val="24"/>
-              <w:lang w:eastAsia="hu-HU"/>
-              <w14:ligatures w14:val="standardContextual"/>
-            </w:rPr>
-          </w:pPr>
-          <w:hyperlink w:anchor="_Toc223339444" w:history="1">
-            <w:r>
-              <w:rPr>
-                <w:rStyle w:val="Hiperhivatkozs"/>
-                <w:rFonts w:ascii="Times New Roman" w:eastAsia="Times New Roman" w:hAnsi="Times New Roman" w:cs="Times New Roman"/>
-                <w:b/>
-                <w:bCs/>
-                <w:noProof/>
-                <w:lang w:eastAsia="hu-HU"/>
-              </w:rPr>
-              <w:t>Backend architektúra</w:t>
-            </w:r>
-            <w:r>
-              <w:rPr>
-                <w:noProof/>
-                <w:webHidden/>
-              </w:rPr>
-              <w:tab/>
-            </w:r>
-            <w:r>
-              <w:rPr>
-                <w:noProof/>
-                <w:webHidden/>
-              </w:rPr>
-              <w:fldChar w:fldCharType="begin"/>
-            </w:r>
-            <w:r>
-              <w:rPr>
-                <w:noProof/>
-                <w:webHidden/>
-              </w:rPr>
-              <w:instrText xml:space="preserve"> PAGEREF _Toc223339444 \h </w:instrText>
-            </w:r>
-            <w:r>
-              <w:rPr>
-                <w:noProof/>
-                <w:webHidden/>
-              </w:rPr>
-            </w:r>
-            <w:r>
-              <w:rPr>
-                <w:noProof/>
-                <w:webHidden/>
-              </w:rPr>
-              <w:fldChar w:fldCharType="separate"/>
-            </w:r>
-            <w:r>
-              <w:rPr>
-                <w:noProof/>
-                <w:webHidden/>
-              </w:rPr>
-              <w:t>6</w:t>
-            </w:r>
-            <w:r>
-              <w:rPr>
-                <w:noProof/>
-                <w:webHidden/>
-              </w:rPr>
-              <w:fldChar w:fldCharType="end"/>
-            </w:r>
-          </w:hyperlink>
-        </w:p>
-        <w:p>
-          <w:pPr>
-            <w:pStyle w:val="TJ3"/>
-            <w:tabs>
-              <w:tab w:val="right" w:leader="dot" w:pos="9062"/>
-            </w:tabs>
-            <w:rPr>
-              <w:rFonts w:eastAsiaTheme="minorEastAsia"/>
-              <w:noProof/>
-              <w:kern w:val="2"/>
-              <w:sz w:val="24"/>
-              <w:szCs w:val="24"/>
-              <w:lang w:eastAsia="hu-HU"/>
-              <w14:ligatures w14:val="standardContextual"/>
-            </w:rPr>
-          </w:pPr>
-          <w:hyperlink w:anchor="_Toc223339445" w:history="1">
-            <w:r>
-              <w:rPr>
-                <w:rStyle w:val="Hiperhivatkozs"/>
-                <w:rFonts w:ascii="Times New Roman" w:eastAsia="Times New Roman" w:hAnsi="Times New Roman" w:cs="Times New Roman"/>
-                <w:b/>
-                <w:bCs/>
-                <w:noProof/>
-                <w:lang w:eastAsia="hu-HU"/>
-              </w:rPr>
-              <w:t>Programozási nyelv – ASP.NET Core Web API</w:t>
-            </w:r>
-            <w:r>
-              <w:rPr>
-                <w:noProof/>
-                <w:webHidden/>
-              </w:rPr>
-              <w:tab/>
-            </w:r>
-            <w:r>
-              <w:rPr>
-                <w:noProof/>
-                <w:webHidden/>
-              </w:rPr>
-              <w:fldChar w:fldCharType="begin"/>
-            </w:r>
-            <w:r>
-              <w:rPr>
-                <w:noProof/>
-                <w:webHidden/>
-              </w:rPr>
-              <w:instrText xml:space="preserve"> PAGEREF _Toc223339445 \h </w:instrText>
-            </w:r>
-            <w:r>
-              <w:rPr>
-                <w:noProof/>
-                <w:webHidden/>
-              </w:rPr>
-            </w:r>
-            <w:r>
-              <w:rPr>
-                <w:noProof/>
-                <w:webHidden/>
-              </w:rPr>
-              <w:fldChar w:fldCharType="separate"/>
-            </w:r>
-            <w:r>
-              <w:rPr>
-                <w:noProof/>
-                <w:webHidden/>
-              </w:rPr>
-              <w:t>6</w:t>
-            </w:r>
-            <w:r>
-              <w:rPr>
-                <w:noProof/>
-                <w:webHidden/>
-              </w:rPr>
-              <w:fldChar w:fldCharType="end"/>
-            </w:r>
-          </w:hyperlink>
-        </w:p>
-        <w:p>
-          <w:pPr>
-            <w:pStyle w:val="TJ3"/>
-            <w:tabs>
-              <w:tab w:val="right" w:leader="dot" w:pos="9062"/>
-            </w:tabs>
-            <w:rPr>
-              <w:rFonts w:eastAsiaTheme="minorEastAsia"/>
-              <w:noProof/>
-              <w:kern w:val="2"/>
-              <w:sz w:val="24"/>
-              <w:szCs w:val="24"/>
-              <w:lang w:eastAsia="hu-HU"/>
-              <w14:ligatures w14:val="standardContextual"/>
-            </w:rPr>
-          </w:pPr>
-          <w:hyperlink w:anchor="_Toc223339446" w:history="1">
-            <w:r>
-              <w:rPr>
-                <w:rStyle w:val="Hiperhivatkozs"/>
-                <w:noProof/>
-              </w:rPr>
-              <w:t>JWT</w:t>
-            </w:r>
-            <w:r>
-              <w:rPr>
-                <w:noProof/>
-                <w:webHidden/>
-              </w:rPr>
-              <w:tab/>
-            </w:r>
-            <w:r>
-              <w:rPr>
-                <w:noProof/>
-                <w:webHidden/>
-              </w:rPr>
-              <w:fldChar w:fldCharType="begin"/>
-            </w:r>
-            <w:r>
-              <w:rPr>
-                <w:noProof/>
-                <w:webHidden/>
-              </w:rPr>
-              <w:instrText xml:space="preserve"> PAGEREF _Toc223339446 \h </w:instrText>
-            </w:r>
-            <w:r>
-              <w:rPr>
-                <w:noProof/>
-                <w:webHidden/>
-              </w:rPr>
-            </w:r>
-            <w:r>
-              <w:rPr>
-                <w:noProof/>
-                <w:webHidden/>
-              </w:rPr>
-              <w:fldChar w:fldCharType="separate"/>
-            </w:r>
-            <w:r>
-              <w:rPr>
-                <w:noProof/>
-                <w:webHidden/>
-              </w:rPr>
-              <w:t>6</w:t>
-            </w:r>
-            <w:r>
-              <w:rPr>
-                <w:noProof/>
-                <w:webHidden/>
-              </w:rPr>
-              <w:fldChar w:fldCharType="end"/>
-            </w:r>
-          </w:hyperlink>
-        </w:p>
-        <w:p>
-          <w:pPr>
-            <w:pStyle w:val="TJ3"/>
-            <w:tabs>
-              <w:tab w:val="right" w:leader="dot" w:pos="9062"/>
-            </w:tabs>
-            <w:rPr>
-              <w:rFonts w:eastAsiaTheme="minorEastAsia"/>
-              <w:noProof/>
-              <w:kern w:val="2"/>
-              <w:sz w:val="24"/>
-              <w:szCs w:val="24"/>
-              <w:lang w:eastAsia="hu-HU"/>
-              <w14:ligatures w14:val="standardContextual"/>
-            </w:rPr>
-          </w:pPr>
-          <w:hyperlink w:anchor="_Toc223339447" w:history="1">
-            <w:r>
-              <w:rPr>
-                <w:rStyle w:val="Hiperhivatkozs"/>
-                <w:rFonts w:ascii="Times New Roman" w:eastAsia="Times New Roman" w:hAnsi="Times New Roman" w:cs="Times New Roman"/>
-                <w:b/>
-                <w:bCs/>
-                <w:noProof/>
-                <w:lang w:eastAsia="hu-HU"/>
-              </w:rPr>
-              <w:t>REST API</w:t>
-            </w:r>
-            <w:r>
-              <w:rPr>
-                <w:noProof/>
-                <w:webHidden/>
-              </w:rPr>
-              <w:tab/>
-            </w:r>
-            <w:r>
-              <w:rPr>
-                <w:noProof/>
-                <w:webHidden/>
-              </w:rPr>
-              <w:fldChar w:fldCharType="begin"/>
-            </w:r>
-            <w:r>
-              <w:rPr>
-                <w:noProof/>
-                <w:webHidden/>
-              </w:rPr>
-              <w:instrText xml:space="preserve"> PAGEREF _Toc223339447 \h </w:instrText>
-            </w:r>
-            <w:r>
-              <w:rPr>
-                <w:noProof/>
-                <w:webHidden/>
-              </w:rPr>
-            </w:r>
-            <w:r>
-              <w:rPr>
-                <w:noProof/>
-                <w:webHidden/>
-              </w:rPr>
-              <w:fldChar w:fldCharType="separate"/>
-            </w:r>
-            <w:r>
-              <w:rPr>
-                <w:noProof/>
-                <w:webHidden/>
-              </w:rPr>
-              <w:t>7</w:t>
-            </w:r>
-            <w:r>
-              <w:rPr>
-                <w:noProof/>
-                <w:webHidden/>
-              </w:rPr>
-              <w:fldChar w:fldCharType="end"/>
-            </w:r>
-          </w:hyperlink>
-        </w:p>
-        <w:p>
-          <w:pPr>
-            <w:pStyle w:val="TJ1"/>
-            <w:tabs>
-              <w:tab w:val="right" w:leader="dot" w:pos="9062"/>
-            </w:tabs>
-            <w:rPr>
-              <w:rFonts w:eastAsiaTheme="minorEastAsia"/>
-              <w:noProof/>
-              <w:kern w:val="2"/>
-              <w:sz w:val="24"/>
-              <w:szCs w:val="24"/>
-              <w:lang w:eastAsia="hu-HU"/>
-              <w14:ligatures w14:val="standardContextual"/>
-            </w:rPr>
-          </w:pPr>
-          <w:hyperlink w:anchor="_Toc223339448" w:history="1">
-            <w:r>
-              <w:rPr>
-                <w:rStyle w:val="Hiperhivatkozs"/>
-                <w:rFonts w:ascii="Times New Roman" w:eastAsia="Times New Roman" w:hAnsi="Times New Roman" w:cs="Times New Roman"/>
-                <w:b/>
-                <w:bCs/>
-                <w:noProof/>
-                <w:kern w:val="36"/>
-                <w:lang w:eastAsia="hu-HU"/>
-              </w:rPr>
-              <w:t>2. Felhasználói dokumentáció</w:t>
-            </w:r>
-            <w:r>
-              <w:rPr>
-                <w:noProof/>
-                <w:webHidden/>
-              </w:rPr>
-              <w:tab/>
-            </w:r>
-            <w:r>
-              <w:rPr>
-                <w:noProof/>
-                <w:webHidden/>
-              </w:rPr>
-              <w:fldChar w:fldCharType="begin"/>
-            </w:r>
-            <w:r>
-              <w:rPr>
-                <w:noProof/>
-                <w:webHidden/>
-              </w:rPr>
-              <w:instrText xml:space="preserve"> PAGEREF _Toc223339448 \h </w:instrText>
-            </w:r>
-            <w:r>
-              <w:rPr>
-                <w:noProof/>
-                <w:webHidden/>
-              </w:rPr>
-            </w:r>
-            <w:r>
-              <w:rPr>
-                <w:noProof/>
-                <w:webHidden/>
-              </w:rPr>
-              <w:fldChar w:fldCharType="separate"/>
-            </w:r>
-            <w:r>
-              <w:rPr>
-                <w:noProof/>
-                <w:webHidden/>
-              </w:rPr>
-              <w:t>7</w:t>
-            </w:r>
-            <w:r>
-              <w:rPr>
-                <w:noProof/>
-                <w:webHidden/>
-              </w:rPr>
-              <w:fldChar w:fldCharType="end"/>
-            </w:r>
-          </w:hyperlink>
-        </w:p>
-        <w:p>
-          <w:pPr>
-            <w:pStyle w:val="TJ2"/>
-            <w:tabs>
-              <w:tab w:val="right" w:leader="dot" w:pos="9062"/>
-            </w:tabs>
-            <w:rPr>
-              <w:rFonts w:eastAsiaTheme="minorEastAsia"/>
-              <w:noProof/>
-              <w:kern w:val="2"/>
-              <w:sz w:val="24"/>
-              <w:szCs w:val="24"/>
-              <w:lang w:eastAsia="hu-HU"/>
-              <w14:ligatures w14:val="standardContextual"/>
-            </w:rPr>
-          </w:pPr>
-          <w:hyperlink w:anchor="_Toc223339449" w:history="1">
-            <w:r>
-              <w:rPr>
-                <w:rStyle w:val="Hiperhivatkozs"/>
-                <w:rFonts w:ascii="Times New Roman" w:eastAsia="Times New Roman" w:hAnsi="Times New Roman" w:cs="Times New Roman"/>
-                <w:b/>
-                <w:bCs/>
-                <w:noProof/>
-                <w:lang w:eastAsia="hu-HU"/>
-              </w:rPr>
-              <w:t>2.1 Motiváció és tervezés</w:t>
-            </w:r>
-            <w:r>
-              <w:rPr>
-                <w:noProof/>
-                <w:webHidden/>
-              </w:rPr>
-              <w:tab/>
-            </w:r>
-            <w:r>
-              <w:rPr>
-                <w:noProof/>
-                <w:webHidden/>
-              </w:rPr>
-              <w:fldChar w:fldCharType="begin"/>
-            </w:r>
-            <w:r>
-              <w:rPr>
-                <w:noProof/>
-                <w:webHidden/>
-              </w:rPr>
-              <w:instrText xml:space="preserve"> PAGEREF _Toc223339449 \h </w:instrText>
-            </w:r>
-            <w:r>
-              <w:rPr>
-                <w:noProof/>
-                <w:webHidden/>
-              </w:rPr>
-            </w:r>
-            <w:r>
-              <w:rPr>
-                <w:noProof/>
-                <w:webHidden/>
-              </w:rPr>
-              <w:fldChar w:fldCharType="separate"/>
-            </w:r>
-            <w:r>
-              <w:rPr>
-                <w:noProof/>
-                <w:webHidden/>
-              </w:rPr>
-              <w:t>7</w:t>
-            </w:r>
-            <w:r>
-              <w:rPr>
-                <w:noProof/>
-                <w:webHidden/>
-              </w:rPr>
-              <w:fldChar w:fldCharType="end"/>
-            </w:r>
-          </w:hyperlink>
-        </w:p>
-        <w:p>
-          <w:pPr>
-            <w:pStyle w:val="TJ3"/>
-            <w:tabs>
-              <w:tab w:val="right" w:leader="dot" w:pos="9062"/>
-            </w:tabs>
-            <w:rPr>
-              <w:rFonts w:eastAsiaTheme="minorEastAsia"/>
-              <w:noProof/>
-              <w:kern w:val="2"/>
-              <w:sz w:val="24"/>
-              <w:szCs w:val="24"/>
-              <w:lang w:eastAsia="hu-HU"/>
-              <w14:ligatures w14:val="standardContextual"/>
-            </w:rPr>
-          </w:pPr>
-          <w:hyperlink w:anchor="_Toc223339450" w:history="1">
-            <w:r>
-              <w:rPr>
-                <w:rStyle w:val="Hiperhivatkozs"/>
-                <w:rFonts w:ascii="Times New Roman" w:eastAsia="Times New Roman" w:hAnsi="Times New Roman" w:cs="Times New Roman"/>
-                <w:b/>
-                <w:bCs/>
-                <w:noProof/>
-                <w:lang w:eastAsia="hu-HU"/>
-              </w:rPr>
-              <w:t>Célfelhasználók</w:t>
-            </w:r>
-            <w:r>
-              <w:rPr>
-                <w:noProof/>
-                <w:webHidden/>
-              </w:rPr>
-              <w:tab/>
-            </w:r>
-            <w:r>
-              <w:rPr>
-                <w:noProof/>
-                <w:webHidden/>
-              </w:rPr>
-              <w:fldChar w:fldCharType="begin"/>
-            </w:r>
-            <w:r>
-              <w:rPr>
-                <w:noProof/>
-                <w:webHidden/>
-              </w:rPr>
-              <w:instrText xml:space="preserve"> PAGEREF _Toc223339450 \h </w:instrText>
-            </w:r>
-            <w:r>
-              <w:rPr>
-                <w:noProof/>
-                <w:webHidden/>
-              </w:rPr>
-            </w:r>
-            <w:r>
-              <w:rPr>
-                <w:noProof/>
-                <w:webHidden/>
-              </w:rPr>
-              <w:fldChar w:fldCharType="separate"/>
-            </w:r>
-            <w:r>
-              <w:rPr>
-                <w:noProof/>
-                <w:webHidden/>
-              </w:rPr>
-              <w:t>7</w:t>
-            </w:r>
-            <w:r>
-              <w:rPr>
-                <w:noProof/>
-                <w:webHidden/>
-              </w:rPr>
-              <w:fldChar w:fldCharType="end"/>
-            </w:r>
-          </w:hyperlink>
-        </w:p>
-        <w:p>
-          <w:pPr>
-            <w:pStyle w:val="TJ3"/>
-            <w:tabs>
-              <w:tab w:val="right" w:leader="dot" w:pos="9062"/>
-            </w:tabs>
-            <w:rPr>
-              <w:rFonts w:eastAsiaTheme="minorEastAsia"/>
-              <w:noProof/>
-              <w:kern w:val="2"/>
-              <w:sz w:val="24"/>
-              <w:szCs w:val="24"/>
-              <w:lang w:eastAsia="hu-HU"/>
-              <w14:ligatures w14:val="standardContextual"/>
-            </w:rPr>
-          </w:pPr>
-          <w:hyperlink w:anchor="_Toc223339451" w:history="1">
-            <w:r>
-              <w:rPr>
-                <w:rStyle w:val="Hiperhivatkozs"/>
-                <w:rFonts w:ascii="Times New Roman" w:eastAsia="Times New Roman" w:hAnsi="Times New Roman" w:cs="Times New Roman"/>
-                <w:b/>
-                <w:bCs/>
-                <w:noProof/>
-                <w:lang w:eastAsia="hu-HU"/>
-              </w:rPr>
-              <w:t>Hasonló rendszerek</w:t>
-            </w:r>
-            <w:r>
-              <w:rPr>
-                <w:noProof/>
-                <w:webHidden/>
-              </w:rPr>
-              <w:tab/>
-            </w:r>
-            <w:r>
-              <w:rPr>
-                <w:noProof/>
-                <w:webHidden/>
-              </w:rPr>
-              <w:fldChar w:fldCharType="begin"/>
-            </w:r>
-            <w:r>
-              <w:rPr>
-                <w:noProof/>
-                <w:webHidden/>
-              </w:rPr>
-              <w:instrText xml:space="preserve"> PAGEREF _Toc223339451 \h </w:instrText>
-            </w:r>
-            <w:r>
-              <w:rPr>
-                <w:noProof/>
-                <w:webHidden/>
-              </w:rPr>
-            </w:r>
-            <w:r>
-              <w:rPr>
-                <w:noProof/>
-                <w:webHidden/>
-              </w:rPr>
-              <w:fldChar w:fldCharType="separate"/>
-            </w:r>
-            <w:r>
-              <w:rPr>
-                <w:noProof/>
-                <w:webHidden/>
-              </w:rPr>
-              <w:t>7</w:t>
-            </w:r>
-            <w:r>
-              <w:rPr>
-                <w:noProof/>
-                <w:webHidden/>
-              </w:rPr>
-              <w:fldChar w:fldCharType="end"/>
-            </w:r>
-          </w:hyperlink>
-        </w:p>
-        <w:p>
-          <w:pPr>
-            <w:pStyle w:val="TJ3"/>
-            <w:tabs>
-              <w:tab w:val="right" w:leader="dot" w:pos="9062"/>
-            </w:tabs>
-            <w:rPr>
-              <w:rFonts w:eastAsiaTheme="minorEastAsia"/>
-              <w:noProof/>
-              <w:kern w:val="2"/>
-              <w:sz w:val="24"/>
-              <w:szCs w:val="24"/>
-              <w:lang w:eastAsia="hu-HU"/>
-              <w14:ligatures w14:val="standardContextual"/>
-            </w:rPr>
-          </w:pPr>
-          <w:hyperlink w:anchor="_Toc223339452" w:history="1">
-            <w:r>
-              <w:rPr>
-                <w:rStyle w:val="Hiperhivatkozs"/>
-                <w:rFonts w:ascii="Times New Roman" w:eastAsia="Times New Roman" w:hAnsi="Times New Roman" w:cs="Times New Roman"/>
-                <w:b/>
-                <w:bCs/>
-                <w:noProof/>
-                <w:lang w:eastAsia="hu-HU"/>
-              </w:rPr>
-              <w:t>Innováció és alkalmazhatóság</w:t>
-            </w:r>
-            <w:r>
-              <w:rPr>
-                <w:noProof/>
-                <w:webHidden/>
-              </w:rPr>
-              <w:tab/>
-            </w:r>
-            <w:r>
-              <w:rPr>
-                <w:noProof/>
-                <w:webHidden/>
-              </w:rPr>
-              <w:fldChar w:fldCharType="begin"/>
-            </w:r>
-            <w:r>
-              <w:rPr>
-                <w:noProof/>
-                <w:webHidden/>
-              </w:rPr>
-              <w:instrText xml:space="preserve"> PAGEREF _Toc223339452 \h </w:instrText>
-            </w:r>
-            <w:r>
-              <w:rPr>
-                <w:noProof/>
-                <w:webHidden/>
-              </w:rPr>
-            </w:r>
-            <w:r>
-              <w:rPr>
-                <w:noProof/>
-                <w:webHidden/>
-              </w:rPr>
-              <w:fldChar w:fldCharType="separate"/>
-            </w:r>
-            <w:r>
-              <w:rPr>
-                <w:noProof/>
-                <w:webHidden/>
-              </w:rPr>
-              <w:t>7</w:t>
-            </w:r>
-            <w:r>
-              <w:rPr>
-                <w:noProof/>
-                <w:webHidden/>
-              </w:rPr>
-              <w:fldChar w:fldCharType="end"/>
-            </w:r>
-          </w:hyperlink>
-        </w:p>
-        <w:p>
-          <w:pPr>
-            <w:pStyle w:val="TJ2"/>
-            <w:tabs>
-              <w:tab w:val="right" w:leader="dot" w:pos="9062"/>
-            </w:tabs>
-            <w:rPr>
-              <w:rFonts w:eastAsiaTheme="minorEastAsia"/>
-              <w:noProof/>
-              <w:kern w:val="2"/>
-              <w:sz w:val="24"/>
-              <w:szCs w:val="24"/>
-              <w:lang w:eastAsia="hu-HU"/>
-              <w14:ligatures w14:val="standardContextual"/>
-            </w:rPr>
-          </w:pPr>
-          <w:hyperlink w:anchor="_Toc223339453" w:history="1">
-            <w:r>
-              <w:rPr>
-                <w:rStyle w:val="Hiperhivatkozs"/>
-                <w:rFonts w:ascii="Times New Roman" w:eastAsia="Times New Roman" w:hAnsi="Times New Roman" w:cs="Times New Roman"/>
-                <w:b/>
-                <w:bCs/>
-                <w:noProof/>
-                <w:lang w:eastAsia="hu-HU"/>
-              </w:rPr>
-              <w:t>2.3 Első elképzelések</w:t>
-            </w:r>
-            <w:r>
-              <w:rPr>
-                <w:noProof/>
-                <w:webHidden/>
-              </w:rPr>
-              <w:tab/>
-            </w:r>
-            <w:r>
-              <w:rPr>
-                <w:noProof/>
-                <w:webHidden/>
-              </w:rPr>
-              <w:fldChar w:fldCharType="begin"/>
-            </w:r>
-            <w:r>
-              <w:rPr>
-                <w:noProof/>
-                <w:webHidden/>
-              </w:rPr>
-              <w:instrText xml:space="preserve"> PAGEREF _Toc223339453 \h </w:instrText>
-            </w:r>
-            <w:r>
-              <w:rPr>
-                <w:noProof/>
-                <w:webHidden/>
-              </w:rPr>
-            </w:r>
-            <w:r>
-              <w:rPr>
-                <w:noProof/>
-                <w:webHidden/>
-              </w:rPr>
-              <w:fldChar w:fldCharType="separate"/>
-            </w:r>
-            <w:r>
-              <w:rPr>
-                <w:noProof/>
-                <w:webHidden/>
-              </w:rPr>
-              <w:t>7</w:t>
-            </w:r>
-            <w:r>
-              <w:rPr>
-                <w:noProof/>
-                <w:webHidden/>
-              </w:rPr>
-              <w:fldChar w:fldCharType="end"/>
-            </w:r>
-          </w:hyperlink>
-        </w:p>
-        <w:p>
-          <w:pPr>
-            <w:pStyle w:val="TJ3"/>
-            <w:tabs>
-              <w:tab w:val="right" w:leader="dot" w:pos="9062"/>
-            </w:tabs>
-            <w:rPr>
-              <w:rFonts w:eastAsiaTheme="minorEastAsia"/>
-              <w:noProof/>
-              <w:kern w:val="2"/>
-              <w:sz w:val="24"/>
-              <w:szCs w:val="24"/>
-              <w:lang w:eastAsia="hu-HU"/>
-              <w14:ligatures w14:val="standardContextual"/>
-            </w:rPr>
-          </w:pPr>
-          <w:hyperlink w:anchor="_Toc223339454" w:history="1">
-            <w:r>
-              <w:rPr>
-                <w:rStyle w:val="Hiperhivatkozs"/>
-                <w:rFonts w:ascii="Times New Roman" w:eastAsia="Times New Roman" w:hAnsi="Times New Roman" w:cs="Times New Roman"/>
-                <w:b/>
-                <w:bCs/>
-                <w:noProof/>
-                <w:lang w:eastAsia="hu-HU"/>
-              </w:rPr>
-              <w:t>Drótváz és vizuális terv</w:t>
-            </w:r>
-            <w:r>
-              <w:rPr>
-                <w:noProof/>
-                <w:webHidden/>
-              </w:rPr>
-              <w:tab/>
-            </w:r>
-            <w:r>
-              <w:rPr>
-                <w:noProof/>
-                <w:webHidden/>
-              </w:rPr>
-              <w:fldChar w:fldCharType="begin"/>
-            </w:r>
-            <w:r>
-              <w:rPr>
-                <w:noProof/>
-                <w:webHidden/>
-              </w:rPr>
-              <w:instrText xml:space="preserve"> PAGEREF _Toc223339454 \h </w:instrText>
-            </w:r>
-            <w:r>
-              <w:rPr>
-                <w:noProof/>
-                <w:webHidden/>
-              </w:rPr>
-            </w:r>
-            <w:r>
-              <w:rPr>
-                <w:noProof/>
-                <w:webHidden/>
-              </w:rPr>
-              <w:fldChar w:fldCharType="separate"/>
-            </w:r>
-            <w:r>
-              <w:rPr>
-                <w:noProof/>
-                <w:webHidden/>
-              </w:rPr>
-              <w:t>7</w:t>
-            </w:r>
-            <w:r>
-              <w:rPr>
-                <w:noProof/>
-                <w:webHidden/>
-              </w:rPr>
-              <w:fldChar w:fldCharType="end"/>
-            </w:r>
-          </w:hyperlink>
-        </w:p>
-        <w:p>
-          <w:pPr>
-            <w:pStyle w:val="TJ2"/>
-            <w:tabs>
-              <w:tab w:val="right" w:leader="dot" w:pos="9062"/>
-            </w:tabs>
-            <w:rPr>
-              <w:rFonts w:eastAsiaTheme="minorEastAsia"/>
-              <w:noProof/>
-              <w:kern w:val="2"/>
-              <w:sz w:val="24"/>
-              <w:szCs w:val="24"/>
-              <w:lang w:eastAsia="hu-HU"/>
-              <w14:ligatures w14:val="standardContextual"/>
-            </w:rPr>
-          </w:pPr>
-          <w:hyperlink w:anchor="_Toc223339455" w:history="1">
-            <w:r>
-              <w:rPr>
-                <w:rStyle w:val="Hiperhivatkozs"/>
-                <w:rFonts w:ascii="Times New Roman" w:eastAsia="Times New Roman" w:hAnsi="Times New Roman" w:cs="Times New Roman"/>
-                <w:b/>
-                <w:bCs/>
-                <w:noProof/>
-                <w:lang w:eastAsia="hu-HU"/>
-              </w:rPr>
-              <w:t>2.4 React alapú weboldal</w:t>
-            </w:r>
-            <w:r>
-              <w:rPr>
-                <w:noProof/>
-                <w:webHidden/>
-              </w:rPr>
-              <w:tab/>
-            </w:r>
-            <w:r>
-              <w:rPr>
-                <w:noProof/>
-                <w:webHidden/>
-              </w:rPr>
-              <w:fldChar w:fldCharType="begin"/>
-            </w:r>
-            <w:r>
-              <w:rPr>
-                <w:noProof/>
-                <w:webHidden/>
-              </w:rPr>
-              <w:instrText xml:space="preserve"> PAGEREF _Toc223339455 \h </w:instrText>
-            </w:r>
-            <w:r>
-              <w:rPr>
-                <w:noProof/>
-                <w:webHidden/>
-              </w:rPr>
-            </w:r>
-            <w:r>
-              <w:rPr>
-                <w:noProof/>
-                <w:webHidden/>
-              </w:rPr>
-              <w:fldChar w:fldCharType="separate"/>
-            </w:r>
-            <w:r>
-              <w:rPr>
-                <w:noProof/>
-                <w:webHidden/>
-              </w:rPr>
-              <w:t>8</w:t>
-            </w:r>
-            <w:r>
-              <w:rPr>
-                <w:noProof/>
-                <w:webHidden/>
-              </w:rPr>
-              <w:fldChar w:fldCharType="end"/>
-            </w:r>
-          </w:hyperlink>
-        </w:p>
-        <w:p>
-          <w:pPr>
-            <w:pStyle w:val="TJ2"/>
-            <w:tabs>
-              <w:tab w:val="right" w:leader="dot" w:pos="9062"/>
-            </w:tabs>
-            <w:rPr>
-              <w:rFonts w:eastAsiaTheme="minorEastAsia"/>
-              <w:noProof/>
-              <w:kern w:val="2"/>
-              <w:sz w:val="24"/>
-              <w:szCs w:val="24"/>
-              <w:lang w:eastAsia="hu-HU"/>
-              <w14:ligatures w14:val="standardContextual"/>
-            </w:rPr>
-          </w:pPr>
-          <w:hyperlink w:anchor="_Toc223339456" w:history="1">
-            <w:r>
-              <w:rPr>
-                <w:rStyle w:val="Hiperhivatkozs"/>
-                <w:rFonts w:ascii="Times New Roman" w:eastAsia="Times New Roman" w:hAnsi="Times New Roman" w:cs="Times New Roman"/>
-                <w:b/>
-                <w:bCs/>
-                <w:noProof/>
-                <w:lang w:eastAsia="hu-HU"/>
-              </w:rPr>
-              <w:t>2.5 Bejelentkezés és regisztráció</w:t>
-            </w:r>
-            <w:r>
-              <w:rPr>
-                <w:noProof/>
-                <w:webHidden/>
-              </w:rPr>
-              <w:tab/>
-            </w:r>
-            <w:r>
-              <w:rPr>
-                <w:noProof/>
-                <w:webHidden/>
-              </w:rPr>
-              <w:fldChar w:fldCharType="begin"/>
-            </w:r>
-            <w:r>
-              <w:rPr>
-                <w:noProof/>
-                <w:webHidden/>
-              </w:rPr>
-              <w:instrText xml:space="preserve"> PAGEREF _Toc223339456 \h </w:instrText>
-            </w:r>
-            <w:r>
-              <w:rPr>
-                <w:noProof/>
-                <w:webHidden/>
-              </w:rPr>
-            </w:r>
-            <w:r>
-              <w:rPr>
-                <w:noProof/>
-                <w:webHidden/>
-              </w:rPr>
-              <w:fldChar w:fldCharType="separate"/>
-            </w:r>
-            <w:r>
-              <w:rPr>
-                <w:noProof/>
-                <w:webHidden/>
-              </w:rPr>
-              <w:t>8</w:t>
-            </w:r>
-            <w:r>
-              <w:rPr>
-                <w:noProof/>
-                <w:webHidden/>
-              </w:rPr>
-              <w:fldChar w:fldCharType="end"/>
-            </w:r>
-          </w:hyperlink>
-        </w:p>
-        <w:p>
-          <w:pPr>
-            <w:pStyle w:val="TJ2"/>
-            <w:tabs>
-              <w:tab w:val="right" w:leader="dot" w:pos="9062"/>
-            </w:tabs>
-            <w:rPr>
-              <w:rFonts w:eastAsiaTheme="minorEastAsia"/>
-              <w:noProof/>
-              <w:kern w:val="2"/>
-              <w:sz w:val="24"/>
-              <w:szCs w:val="24"/>
-              <w:lang w:eastAsia="hu-HU"/>
-              <w14:ligatures w14:val="standardContextual"/>
-            </w:rPr>
-          </w:pPr>
-          <w:hyperlink w:anchor="_Toc223339457" w:history="1">
-            <w:r>
-              <w:rPr>
-                <w:rStyle w:val="Hiperhivatkozs"/>
-                <w:rFonts w:ascii="Times New Roman" w:eastAsia="Times New Roman" w:hAnsi="Times New Roman" w:cs="Times New Roman"/>
-                <w:b/>
-                <w:bCs/>
-                <w:noProof/>
-                <w:lang w:eastAsia="hu-HU"/>
-              </w:rPr>
-              <w:t>2.6 Profiloldal</w:t>
-            </w:r>
-            <w:r>
-              <w:rPr>
-                <w:noProof/>
-                <w:webHidden/>
-              </w:rPr>
-              <w:tab/>
-            </w:r>
-            <w:r>
-              <w:rPr>
-                <w:noProof/>
-                <w:webHidden/>
-              </w:rPr>
-              <w:fldChar w:fldCharType="begin"/>
-            </w:r>
-            <w:r>
-              <w:rPr>
-                <w:noProof/>
-                <w:webHidden/>
-              </w:rPr>
-              <w:instrText xml:space="preserve"> PAGEREF _Toc223339457 \h </w:instrText>
-            </w:r>
-            <w:r>
-              <w:rPr>
-                <w:noProof/>
-                <w:webHidden/>
-              </w:rPr>
-            </w:r>
-            <w:r>
-              <w:rPr>
-                <w:noProof/>
-                <w:webHidden/>
-              </w:rPr>
-              <w:fldChar w:fldCharType="separate"/>
-            </w:r>
-            <w:r>
-              <w:rPr>
-                <w:noProof/>
-                <w:webHidden/>
-              </w:rPr>
-              <w:t>8</w:t>
-            </w:r>
-            <w:r>
-              <w:rPr>
-                <w:noProof/>
-                <w:webHidden/>
-              </w:rPr>
-              <w:fldChar w:fldCharType="end"/>
-            </w:r>
-          </w:hyperlink>
-        </w:p>
-        <w:p>
-          <w:pPr>
-            <w:pStyle w:val="TJ2"/>
-            <w:tabs>
-              <w:tab w:val="right" w:leader="dot" w:pos="9062"/>
-            </w:tabs>
-            <w:rPr>
-              <w:rFonts w:eastAsiaTheme="minorEastAsia"/>
-              <w:noProof/>
-              <w:kern w:val="2"/>
-              <w:sz w:val="24"/>
-              <w:szCs w:val="24"/>
-              <w:lang w:eastAsia="hu-HU"/>
-              <w14:ligatures w14:val="standardContextual"/>
-            </w:rPr>
-          </w:pPr>
-          <w:hyperlink w:anchor="_Toc223339458" w:history="1">
-            <w:r>
-              <w:rPr>
-                <w:rStyle w:val="Hiperhivatkozs"/>
-                <w:rFonts w:ascii="Times New Roman" w:eastAsia="Times New Roman" w:hAnsi="Times New Roman" w:cs="Times New Roman"/>
-                <w:b/>
-                <w:bCs/>
-                <w:noProof/>
-                <w:lang w:eastAsia="hu-HU"/>
-              </w:rPr>
-              <w:t>2.7 Ételek megjelenítése és rendelés</w:t>
-            </w:r>
-            <w:r>
-              <w:rPr>
-                <w:noProof/>
-                <w:webHidden/>
-              </w:rPr>
-              <w:tab/>
-            </w:r>
-            <w:r>
-              <w:rPr>
-                <w:noProof/>
-                <w:webHidden/>
-              </w:rPr>
-              <w:fldChar w:fldCharType="begin"/>
-            </w:r>
-            <w:r>
-              <w:rPr>
-                <w:noProof/>
-                <w:webHidden/>
-              </w:rPr>
-              <w:instrText xml:space="preserve"> PAGEREF _Toc223339458 \h </w:instrText>
-            </w:r>
-            <w:r>
-              <w:rPr>
-                <w:noProof/>
-                <w:webHidden/>
-              </w:rPr>
-            </w:r>
-            <w:r>
-              <w:rPr>
-                <w:noProof/>
-                <w:webHidden/>
-              </w:rPr>
-              <w:fldChar w:fldCharType="separate"/>
-            </w:r>
-            <w:r>
-              <w:rPr>
-                <w:noProof/>
-                <w:webHidden/>
-              </w:rPr>
-              <w:t>8</w:t>
-            </w:r>
-            <w:r>
-              <w:rPr>
-                <w:noProof/>
-                <w:webHidden/>
-              </w:rPr>
-              <w:fldChar w:fldCharType="end"/>
-            </w:r>
-          </w:hyperlink>
-        </w:p>
-        <w:p>
-          <w:pPr>
-            <w:pStyle w:val="TJ1"/>
-            <w:tabs>
-              <w:tab w:val="right" w:leader="dot" w:pos="9062"/>
-            </w:tabs>
-            <w:rPr>
-              <w:rFonts w:eastAsiaTheme="minorEastAsia"/>
-              <w:noProof/>
-              <w:kern w:val="2"/>
-              <w:sz w:val="24"/>
-              <w:szCs w:val="24"/>
-              <w:lang w:eastAsia="hu-HU"/>
-              <w14:ligatures w14:val="standardContextual"/>
-            </w:rPr>
-          </w:pPr>
-          <w:hyperlink w:anchor="_Toc223339459" w:history="1">
-            <w:r>
-              <w:rPr>
-                <w:rStyle w:val="Hiperhivatkozs"/>
-                <w:rFonts w:ascii="Times New Roman" w:eastAsia="Times New Roman" w:hAnsi="Times New Roman" w:cs="Times New Roman"/>
-                <w:b/>
-                <w:bCs/>
-                <w:noProof/>
-                <w:kern w:val="36"/>
-                <w:lang w:eastAsia="hu-HU"/>
-              </w:rPr>
-              <w:t>3. Tesztelés és minőségbiztosítás</w:t>
-            </w:r>
-            <w:r>
-              <w:rPr>
-                <w:noProof/>
-                <w:webHidden/>
-              </w:rPr>
-              <w:tab/>
-            </w:r>
-            <w:r>
-              <w:rPr>
-                <w:noProof/>
-                <w:webHidden/>
-              </w:rPr>
-              <w:fldChar w:fldCharType="begin"/>
-            </w:r>
-            <w:r>
-              <w:rPr>
-                <w:noProof/>
-                <w:webHidden/>
-              </w:rPr>
-              <w:instrText xml:space="preserve"> PAGEREF _Toc223339459 \h </w:instrText>
-            </w:r>
-            <w:r>
-              <w:rPr>
-                <w:noProof/>
-                <w:webHidden/>
-              </w:rPr>
-            </w:r>
-            <w:r>
-              <w:rPr>
-                <w:noProof/>
-                <w:webHidden/>
-              </w:rPr>
-              <w:fldChar w:fldCharType="separate"/>
-            </w:r>
-            <w:r>
-              <w:rPr>
-                <w:noProof/>
-                <w:webHidden/>
-              </w:rPr>
-              <w:t>8</w:t>
-            </w:r>
-            <w:r>
-              <w:rPr>
-                <w:noProof/>
-                <w:webHidden/>
-              </w:rPr>
-              <w:fldChar w:fldCharType="end"/>
-            </w:r>
-          </w:hyperlink>
-        </w:p>
-        <w:p>
-          <w:pPr>
-            <w:pStyle w:val="TJ1"/>
-            <w:tabs>
-              <w:tab w:val="right" w:leader="dot" w:pos="9062"/>
-            </w:tabs>
-            <w:rPr>
-              <w:rFonts w:eastAsiaTheme="minorEastAsia"/>
-              <w:noProof/>
-              <w:kern w:val="2"/>
-              <w:sz w:val="24"/>
-              <w:szCs w:val="24"/>
-              <w:lang w:eastAsia="hu-HU"/>
-              <w14:ligatures w14:val="standardContextual"/>
-            </w:rPr>
-          </w:pPr>
-          <w:hyperlink w:anchor="_Toc223339460" w:history="1">
-            <w:r>
-              <w:rPr>
-                <w:rStyle w:val="Hiperhivatkozs"/>
-                <w:rFonts w:ascii="Times New Roman" w:eastAsia="Times New Roman" w:hAnsi="Times New Roman" w:cs="Times New Roman"/>
-                <w:b/>
-                <w:bCs/>
-                <w:noProof/>
-                <w:kern w:val="36"/>
-                <w:lang w:eastAsia="hu-HU"/>
-              </w:rPr>
-              <w:t>4. Szerverre való kihelyezés</w:t>
-            </w:r>
-            <w:r>
-              <w:rPr>
-                <w:noProof/>
-                <w:webHidden/>
-              </w:rPr>
-              <w:tab/>
-            </w:r>
-            <w:r>
-              <w:rPr>
-                <w:noProof/>
-                <w:webHidden/>
-              </w:rPr>
-              <w:fldChar w:fldCharType="begin"/>
-            </w:r>
-            <w:r>
-              <w:rPr>
-                <w:noProof/>
-                <w:webHidden/>
-              </w:rPr>
-              <w:instrText xml:space="preserve"> PAGEREF _Toc223339460 \h </w:instrText>
-            </w:r>
-            <w:r>
-              <w:rPr>
-                <w:noProof/>
-                <w:webHidden/>
-              </w:rPr>
-            </w:r>
-            <w:r>
-              <w:rPr>
-                <w:noProof/>
-                <w:webHidden/>
-              </w:rPr>
-              <w:fldChar w:fldCharType="separate"/>
-            </w:r>
-            <w:r>
-              <w:rPr>
-                <w:noProof/>
-                <w:webHidden/>
-              </w:rPr>
-              <w:t>8</w:t>
-            </w:r>
-            <w:r>
-              <w:rPr>
-                <w:noProof/>
-                <w:webHidden/>
-              </w:rPr>
-              <w:fldChar w:fldCharType="end"/>
-            </w:r>
-          </w:hyperlink>
-        </w:p>
-        <w:p>
-          <w:pPr>
-            <w:pStyle w:val="TJ1"/>
-            <w:tabs>
-              <w:tab w:val="right" w:leader="dot" w:pos="9062"/>
-            </w:tabs>
-            <w:rPr>
-              <w:rFonts w:eastAsiaTheme="minorEastAsia"/>
-              <w:noProof/>
-              <w:kern w:val="2"/>
-              <w:sz w:val="24"/>
-              <w:szCs w:val="24"/>
-              <w:lang w:eastAsia="hu-HU"/>
-              <w14:ligatures w14:val="standardContextual"/>
-            </w:rPr>
-          </w:pPr>
-          <w:hyperlink w:anchor="_Toc223339461" w:history="1">
-            <w:r>
-              <w:rPr>
-                <w:rStyle w:val="Hiperhivatkozs"/>
-                <w:rFonts w:ascii="Times New Roman" w:eastAsia="Times New Roman" w:hAnsi="Times New Roman" w:cs="Times New Roman"/>
-                <w:b/>
-                <w:bCs/>
-                <w:noProof/>
-                <w:kern w:val="36"/>
-                <w:lang w:eastAsia="hu-HU"/>
-              </w:rPr>
-              <w:t>5. Irodalomjegyzék</w:t>
-            </w:r>
-            <w:r>
-              <w:rPr>
-                <w:noProof/>
-                <w:webHidden/>
-              </w:rPr>
-              <w:tab/>
-            </w:r>
-            <w:r>
-              <w:rPr>
-                <w:noProof/>
-                <w:webHidden/>
-              </w:rPr>
-              <w:fldChar w:fldCharType="begin"/>
-            </w:r>
-            <w:r>
-              <w:rPr>
-                <w:noProof/>
-                <w:webHidden/>
-              </w:rPr>
-              <w:instrText xml:space="preserve"> PAGEREF _Toc223339461 \h </w:instrText>
-            </w:r>
-            <w:r>
-              <w:rPr>
-                <w:noProof/>
-                <w:webHidden/>
-              </w:rPr>
-            </w:r>
-            <w:r>
-              <w:rPr>
-                <w:noProof/>
-                <w:webHidden/>
-              </w:rPr>
-              <w:fldChar w:fldCharType="separate"/>
-            </w:r>
-            <w:r>
-              <w:rPr>
-                <w:noProof/>
-                <w:webHidden/>
-              </w:rPr>
-              <w:t>8</w:t>
+              <w:t>10</w:t>
             </w:r>
             <w:r>
               <w:rPr>
@@ -3400,8 +3205,8 @@
       <w:pPr>
         <w:keepLines/>
         <w:pageBreakBefore/>
-        <w:widowControl w:val="0"/>
         <w:spacing w:before="100" w:beforeAutospacing="1" w:after="100" w:afterAutospacing="1" w:line="240" w:lineRule="auto"/>
+        <w:jc w:val="center"/>
         <w:outlineLvl w:val="0"/>
         <w:rPr>
           <w:rFonts w:ascii="Times New Roman" w:eastAsia="Times New Roman" w:hAnsi="Times New Roman" w:cs="Times New Roman"/>
@@ -3413,8 +3218,8 @@
           <w:lang w:eastAsia="hu-HU"/>
         </w:rPr>
       </w:pPr>
-      <w:bookmarkStart w:id="12" w:name="_Toc223339165"/>
-      <w:bookmarkStart w:id="13" w:name="_Toc223339434"/>
+      <w:bookmarkStart w:id="4" w:name="_Toc223339161"/>
+      <w:bookmarkStart w:id="5" w:name="_Toc223934239"/>
       <w:r>
         <w:rPr>
           <w:rFonts w:ascii="Times New Roman" w:eastAsia="Times New Roman" w:hAnsi="Times New Roman" w:cs="Times New Roman"/>
@@ -3426,10 +3231,195 @@
           <w:lang w:eastAsia="hu-HU"/>
         </w:rPr>
         <w:lastRenderedPageBreak/>
+        <w:t>Bevezetés</w:t>
+      </w:r>
+      <w:bookmarkEnd w:id="4"/>
+      <w:bookmarkEnd w:id="5"/>
+    </w:p>
+    <w:p>
+      <w:pPr>
+        <w:keepLines/>
+        <w:jc w:val="both"/>
+        <w:rPr>
+          <w:sz w:val="24"/>
+          <w:szCs w:val="24"/>
+          <w:lang w:eastAsia="hu-HU"/>
+        </w:rPr>
+      </w:pPr>
+      <w:bookmarkStart w:id="6" w:name="_Toc223339162"/>
+      <w:r>
+        <w:rPr>
+          <w:sz w:val="24"/>
+          <w:szCs w:val="24"/>
+          <w:lang w:eastAsia="hu-HU"/>
+        </w:rPr>
+        <w:t xml:space="preserve">A </w:t>
+      </w:r>
+      <w:proofErr w:type="spellStart"/>
+      <w:r>
+        <w:rPr>
+          <w:sz w:val="24"/>
+          <w:szCs w:val="24"/>
+          <w:lang w:eastAsia="hu-HU"/>
+        </w:rPr>
+        <w:t>QuickBite</w:t>
+      </w:r>
+      <w:proofErr w:type="spellEnd"/>
+      <w:r>
+        <w:rPr>
+          <w:sz w:val="24"/>
+          <w:szCs w:val="24"/>
+          <w:lang w:eastAsia="hu-HU"/>
+        </w:rPr>
+        <w:t xml:space="preserve"> egy </w:t>
+      </w:r>
+      <w:proofErr w:type="gramStart"/>
+      <w:r>
+        <w:rPr>
+          <w:sz w:val="24"/>
+          <w:szCs w:val="24"/>
+          <w:lang w:eastAsia="hu-HU"/>
+        </w:rPr>
+        <w:t>teljes körűen</w:t>
+      </w:r>
+      <w:proofErr w:type="gramEnd"/>
+      <w:r>
+        <w:rPr>
+          <w:sz w:val="24"/>
+          <w:szCs w:val="24"/>
+          <w:lang w:eastAsia="hu-HU"/>
+        </w:rPr>
+        <w:t xml:space="preserve"> reszponzív, webalapú ételmenedzsment-rendszer, amely a modern kor igényeire szabva egyszerűsíti le az online rendelési folyamatokat. A projekt a vizsgaremekünk, amelyben célunk egy olyan intuitív és esztétikus felhasználói </w:t>
+      </w:r>
+      <w:proofErr w:type="gramStart"/>
+      <w:r>
+        <w:rPr>
+          <w:sz w:val="24"/>
+          <w:szCs w:val="24"/>
+          <w:lang w:eastAsia="hu-HU"/>
+        </w:rPr>
+        <w:t>felület  létrehozása</w:t>
+      </w:r>
+      <w:proofErr w:type="gramEnd"/>
+      <w:r>
+        <w:rPr>
+          <w:sz w:val="24"/>
+          <w:szCs w:val="24"/>
+          <w:lang w:eastAsia="hu-HU"/>
+        </w:rPr>
+        <w:t xml:space="preserve"> volt, amely minden eszközön – a mobiltelefontól a </w:t>
+      </w:r>
+      <w:proofErr w:type="spellStart"/>
+      <w:r>
+        <w:rPr>
+          <w:sz w:val="24"/>
+          <w:szCs w:val="24"/>
+          <w:lang w:eastAsia="hu-HU"/>
+        </w:rPr>
+        <w:t>desktop</w:t>
+      </w:r>
+      <w:proofErr w:type="spellEnd"/>
+      <w:r>
+        <w:rPr>
+          <w:sz w:val="24"/>
+          <w:szCs w:val="24"/>
+          <w:lang w:eastAsia="hu-HU"/>
+        </w:rPr>
+        <w:t xml:space="preserve"> nézetig – kifogástalan élményt nyújt. A fejlesztés során a legmodernebb technológiákat alkalmaztuk, hogy egy gyors, megbízható és skálázható platformot alkossunk meg.</w:t>
+      </w:r>
+      <w:bookmarkEnd w:id="6"/>
+    </w:p>
+    <w:p>
+      <w:pPr>
+        <w:keepLines/>
+        <w:jc w:val="both"/>
+        <w:rPr>
+          <w:sz w:val="24"/>
+          <w:szCs w:val="24"/>
+          <w:lang w:eastAsia="hu-HU"/>
+        </w:rPr>
+      </w:pPr>
+      <w:bookmarkStart w:id="7" w:name="_Toc223339163"/>
+      <w:r>
+        <w:rPr>
+          <w:sz w:val="24"/>
+          <w:szCs w:val="24"/>
+          <w:lang w:eastAsia="hu-HU"/>
+        </w:rPr>
+        <w:t xml:space="preserve">Az oldal elsősorban két célközönséget szolgál ki: az éhes felhasználókat és az éttermi adminisztrátorokat. A vásárlók számára a </w:t>
+      </w:r>
+      <w:proofErr w:type="spellStart"/>
+      <w:r>
+        <w:rPr>
+          <w:sz w:val="24"/>
+          <w:szCs w:val="24"/>
+          <w:lang w:eastAsia="hu-HU"/>
+        </w:rPr>
+        <w:t>QuickBite</w:t>
+      </w:r>
+      <w:proofErr w:type="spellEnd"/>
+      <w:r>
+        <w:rPr>
+          <w:sz w:val="24"/>
+          <w:szCs w:val="24"/>
+          <w:lang w:eastAsia="hu-HU"/>
+        </w:rPr>
+        <w:t xml:space="preserve"> kényelmes böngészést biztosít az étlapon, ahol könnyedén kosárba tehetik a választott fogásokat, nyomon követhetik rendeléseik állapotát, és biztonságos fizetési integráción keresztül egyenlíthetik ki a számlát. Az adminisztrációs felület ezzel párhuzamosan teljes körű ellenőrzést biztosít az étlap felett: lehetőséget ad új ételek hozzáadására, a meglévők szerkesztésére, valamint a beérkező rendelések hatékony kezelésére és státuszának frissítésére.</w:t>
+      </w:r>
+      <w:bookmarkEnd w:id="7"/>
+    </w:p>
+    <w:p>
+      <w:pPr>
+        <w:jc w:val="both"/>
+        <w:rPr>
+          <w:lang w:eastAsia="hu-HU"/>
+        </w:rPr>
+      </w:pPr>
+    </w:p>
+    <w:p>
+      <w:pPr>
+        <w:pageBreakBefore/>
+        <w:spacing w:before="100" w:beforeAutospacing="1" w:after="100" w:afterAutospacing="1" w:line="240" w:lineRule="auto"/>
+        <w:outlineLvl w:val="1"/>
+        <w:rPr>
+          <w:rFonts w:ascii="Times New Roman" w:eastAsia="Times New Roman" w:hAnsi="Times New Roman" w:cs="Times New Roman"/>
+          <w:b/>
+          <w:bCs/>
+          <w:kern w:val="36"/>
+          <w:sz w:val="48"/>
+          <w:szCs w:val="48"/>
+          <w:lang w:eastAsia="hu-HU"/>
+        </w:rPr>
+      </w:pPr>
+      <w:bookmarkStart w:id="8" w:name="_Toc223339165"/>
+      <w:bookmarkStart w:id="9" w:name="_Toc223934240"/>
+      <w:r>
+        <w:rPr>
+          <w:rFonts w:ascii="Times New Roman" w:eastAsia="Times New Roman" w:hAnsi="Times New Roman" w:cs="Times New Roman"/>
+          <w:b/>
+          <w:bCs/>
+          <w:kern w:val="36"/>
+          <w:sz w:val="48"/>
+          <w:szCs w:val="48"/>
+          <w:lang w:eastAsia="hu-HU"/>
+        </w:rPr>
+        <w:lastRenderedPageBreak/>
         <w:t>1. Fejlesztői környezet</w:t>
       </w:r>
-      <w:bookmarkEnd w:id="12"/>
-      <w:bookmarkEnd w:id="13"/>
+      <w:bookmarkEnd w:id="8"/>
+      <w:bookmarkEnd w:id="9"/>
+      <w:r>
+        <w:rPr>
+          <w:rFonts w:ascii="Times New Roman" w:eastAsia="Times New Roman" w:hAnsi="Times New Roman" w:cs="Times New Roman"/>
+          <w:b/>
+          <w:bCs/>
+          <w:kern w:val="36"/>
+          <w:sz w:val="48"/>
+          <w:szCs w:val="48"/>
+          <w:lang w:eastAsia="hu-HU"/>
+        </w:rPr>
+        <w:t xml:space="preserve"> </w:t>
+      </w:r>
     </w:p>
     <w:p>
       <w:pPr>
@@ -3444,8 +3434,7 @@
           <w:lang w:eastAsia="hu-HU"/>
         </w:rPr>
       </w:pPr>
-      <w:bookmarkStart w:id="14" w:name="_Toc223339166"/>
-      <w:bookmarkStart w:id="15" w:name="_Toc223339435"/>
+      <w:bookmarkStart w:id="10" w:name="_Toc223934241"/>
       <w:r>
         <w:rPr>
           <w:rFonts w:ascii="Times New Roman" w:eastAsia="Times New Roman" w:hAnsi="Times New Roman" w:cs="Times New Roman"/>
@@ -3455,14 +3444,469 @@
           <w:szCs w:val="36"/>
           <w:lang w:eastAsia="hu-HU"/>
         </w:rPr>
-        <w:t>1.1 Frontend fejlesztői környezete</w:t>
+        <w:t>1</w:t>
+      </w:r>
+      <w:r>
+        <w:rPr>
+          <w:rFonts w:ascii="Times New Roman" w:eastAsia="Times New Roman" w:hAnsi="Times New Roman" w:cs="Times New Roman"/>
+          <w:b/>
+          <w:bCs/>
+          <w:sz w:val="36"/>
+          <w:szCs w:val="36"/>
+          <w:lang w:eastAsia="hu-HU"/>
+        </w:rPr>
+        <w:t>.1</w:t>
+      </w:r>
+      <w:r>
+        <w:rPr>
+          <w:rFonts w:ascii="Times New Roman" w:eastAsia="Times New Roman" w:hAnsi="Times New Roman" w:cs="Times New Roman"/>
+          <w:b/>
+          <w:bCs/>
+          <w:sz w:val="36"/>
+          <w:szCs w:val="36"/>
+          <w:lang w:eastAsia="hu-HU"/>
+        </w:rPr>
+        <w:t xml:space="preserve"> fejlesztői környezet</w:t>
+      </w:r>
+      <w:bookmarkEnd w:id="10"/>
+    </w:p>
+    <w:p>
+      <w:pPr>
+        <w:pStyle w:val="H3"/>
+      </w:pPr>
+      <w:bookmarkStart w:id="11" w:name="_Toc223934242"/>
+      <w:r>
+        <w:t xml:space="preserve">Visual </w:t>
+      </w:r>
+      <w:proofErr w:type="spellStart"/>
+      <w:r>
+        <w:t>Studio</w:t>
+      </w:r>
+      <w:proofErr w:type="spellEnd"/>
+      <w:r>
+        <w:t xml:space="preserve"> </w:t>
+      </w:r>
+      <w:proofErr w:type="spellStart"/>
+      <w:r>
+        <w:t>Code</w:t>
+      </w:r>
+      <w:bookmarkEnd w:id="11"/>
+      <w:proofErr w:type="spellEnd"/>
+    </w:p>
+    <w:p>
+      <w:pPr>
+        <w:jc w:val="both"/>
+      </w:pPr>
+      <w:r>
+        <w:t xml:space="preserve">A Visual </w:t>
+      </w:r>
+      <w:proofErr w:type="spellStart"/>
+      <w:r>
+        <w:t>Studio</w:t>
+      </w:r>
+      <w:proofErr w:type="spellEnd"/>
+      <w:r>
+        <w:t xml:space="preserve"> </w:t>
+      </w:r>
+      <w:proofErr w:type="spellStart"/>
+      <w:r>
+        <w:t>Code</w:t>
+      </w:r>
+      <w:proofErr w:type="spellEnd"/>
+      <w:r>
+        <w:t xml:space="preserve"> (vagy, ahogy mi fejlesztők egymás között emlegetjük VS </w:t>
+      </w:r>
+      <w:proofErr w:type="spellStart"/>
+      <w:r>
+        <w:t>Code</w:t>
+      </w:r>
+      <w:proofErr w:type="spellEnd"/>
+      <w:r>
+        <w:t xml:space="preserve">) egy ingyenes, nyílt forráskódú forráskód-szerkesztő, amelyet a Microsoft fejlesztett ki. Számos programozási nyelvet támogat, és sokoldalú funkciókkal rendelkezik, amelyek megkönnyítik a munkánkat. A </w:t>
+      </w:r>
+      <w:proofErr w:type="spellStart"/>
+      <w:r>
+        <w:t>kóderek</w:t>
+      </w:r>
+      <w:proofErr w:type="spellEnd"/>
+      <w:r>
+        <w:t xml:space="preserve"> fegyvere.</w:t>
+      </w:r>
+      <w:r>
+        <w:rPr>
+          <w:rStyle w:val="Vgjegyzet-hivatkozs"/>
+        </w:rPr>
+        <w:endnoteReference w:id="1"/>
+      </w:r>
+    </w:p>
+    <w:p>
+      <w:pPr>
+        <w:pStyle w:val="H3"/>
+        <w:jc w:val="both"/>
+      </w:pPr>
+      <w:bookmarkStart w:id="12" w:name="_Toc223934243"/>
+      <w:proofErr w:type="spellStart"/>
+      <w:r>
+        <w:t>Git</w:t>
+      </w:r>
+      <w:proofErr w:type="spellEnd"/>
+      <w:r>
+        <w:t xml:space="preserve"> – </w:t>
+      </w:r>
+      <w:proofErr w:type="spellStart"/>
+      <w:r>
+        <w:t>Github</w:t>
+      </w:r>
+      <w:bookmarkEnd w:id="12"/>
+      <w:proofErr w:type="spellEnd"/>
+    </w:p>
+    <w:p>
+      <w:pPr>
+        <w:jc w:val="both"/>
+      </w:pPr>
+      <w:r>
+        <w:t xml:space="preserve">A </w:t>
+      </w:r>
+      <w:proofErr w:type="spellStart"/>
+      <w:r>
+        <w:t>Git</w:t>
+      </w:r>
+      <w:proofErr w:type="spellEnd"/>
+      <w:r>
+        <w:t xml:space="preserve"> egy nyílt forráskódú, elosztott verziókezelő szoftver, vagy másképpen egy szoftverforráskód-kezelő rendszer, amely a sebességre helyezi a hangsúlyt. A </w:t>
+      </w:r>
+      <w:proofErr w:type="spellStart"/>
+      <w:r>
+        <w:t>Gitet</w:t>
+      </w:r>
+      <w:proofErr w:type="spellEnd"/>
+      <w:r>
+        <w:t xml:space="preserve"> eredetileg Linus </w:t>
+      </w:r>
+      <w:proofErr w:type="spellStart"/>
+      <w:r>
+        <w:t>Torvalds</w:t>
+      </w:r>
+      <w:proofErr w:type="spellEnd"/>
+      <w:r>
+        <w:t xml:space="preserve"> fejlesztette ki a Linux kernel fejlesztéséhez. Minden </w:t>
+      </w:r>
+      <w:proofErr w:type="spellStart"/>
+      <w:r>
+        <w:t>Git</w:t>
+      </w:r>
+      <w:proofErr w:type="spellEnd"/>
+      <w:r>
+        <w:t xml:space="preserve"> munkamásolat egy teljes értékű </w:t>
+      </w:r>
+      <w:proofErr w:type="spellStart"/>
+      <w:r>
+        <w:t>repository</w:t>
+      </w:r>
+      <w:proofErr w:type="spellEnd"/>
+      <w:r>
+        <w:t xml:space="preserve"> teljes verziótörténettel és teljes revíziókövetési lehetőséggel, amely nem függ a hálózat elérésétől vagy központi szervertől.</w:t>
+      </w:r>
+      <w:r>
+        <w:rPr>
+          <w:rStyle w:val="Vgjegyzet-hivatkozs"/>
+        </w:rPr>
+        <w:endnoteReference w:id="2"/>
+      </w:r>
+    </w:p>
+    <w:p>
+      <w:pPr>
+        <w:pStyle w:val="H3"/>
+      </w:pPr>
+      <w:bookmarkStart w:id="13" w:name="_Toc223934244"/>
+      <w:proofErr w:type="spellStart"/>
+      <w:r>
+        <w:t>Trello</w:t>
+      </w:r>
+      <w:bookmarkEnd w:id="13"/>
+      <w:proofErr w:type="spellEnd"/>
+    </w:p>
+    <w:p>
+      <w:pPr>
+        <w:jc w:val="both"/>
+      </w:pPr>
+      <w:r>
+        <w:t xml:space="preserve">A </w:t>
+      </w:r>
+      <w:proofErr w:type="spellStart"/>
+      <w:r>
+        <w:t>Trello</w:t>
+      </w:r>
+      <w:proofErr w:type="spellEnd"/>
+      <w:r>
+        <w:t xml:space="preserve"> egy egyszerűen használható és egyben hatékony projektmenedzsment-eszköz, amely működhet akár személyes “</w:t>
+      </w:r>
+      <w:proofErr w:type="spellStart"/>
+      <w:r>
+        <w:t>to</w:t>
+      </w:r>
+      <w:proofErr w:type="spellEnd"/>
+      <w:r>
+        <w:t xml:space="preserve"> </w:t>
+      </w:r>
+      <w:proofErr w:type="spellStart"/>
+      <w:r>
+        <w:t>do</w:t>
+      </w:r>
+      <w:proofErr w:type="spellEnd"/>
+      <w:r>
+        <w:t xml:space="preserve"> </w:t>
+      </w:r>
+      <w:proofErr w:type="spellStart"/>
+      <w:r>
+        <w:t>listként</w:t>
+      </w:r>
+      <w:proofErr w:type="spellEnd"/>
+      <w:r>
+        <w:t>” vagy céges, kollaborációs szoftverként.</w:t>
+      </w:r>
+      <w:r>
+        <w:t xml:space="preserve"> </w:t>
+      </w:r>
+      <w:r>
+        <w:t>A </w:t>
+      </w:r>
+      <w:proofErr w:type="spellStart"/>
+      <w:r>
+        <w:t>Trello</w:t>
+      </w:r>
+      <w:proofErr w:type="spellEnd"/>
+      <w:r>
+        <w:t>-t alapvetően a Kanban projektmenedzsment rendszer ihlette, amely listák és kártyák segítségével szervezi a feladatokat egy összefüggő munkafolyamatba. </w:t>
+      </w:r>
+      <w:r>
+        <w:t xml:space="preserve"> A projektünket ezen program segítségével tartottuk nyomon, itt kerültek az egyes feladatok kiírása. </w:t>
+      </w:r>
+    </w:p>
+    <w:p>
+      <w:pPr>
+        <w:keepNext/>
+        <w:jc w:val="both"/>
+      </w:pPr>
+      <w:r>
+        <w:drawing>
+          <wp:inline distT="0" distB="0" distL="0" distR="0" wp14:anchorId="45054FB1" wp14:editId="02187D15">
+            <wp:extent cx="5781675" cy="3119755"/>
+            <wp:effectExtent l="57150" t="57150" r="104775" b="99695"/>
+            <wp:docPr id="1991855115" name="Kép 1"/>
+            <wp:cNvGraphicFramePr>
+              <a:graphicFrameLocks xmlns:a="http://schemas.openxmlformats.org/drawingml/2006/main" noChangeAspect="1"/>
+            </wp:cNvGraphicFramePr>
+            <a:graphic xmlns:a="http://schemas.openxmlformats.org/drawingml/2006/main">
+              <a:graphicData uri="http://schemas.openxmlformats.org/drawingml/2006/picture">
+                <pic:pic xmlns:pic="http://schemas.openxmlformats.org/drawingml/2006/picture">
+                  <pic:nvPicPr>
+                    <pic:cNvPr id="1991855115" name=""/>
+                    <pic:cNvPicPr/>
+                  </pic:nvPicPr>
+                  <pic:blipFill>
+                    <a:blip r:embed="rId11"/>
+                    <a:stretch>
+                      <a:fillRect/>
+                    </a:stretch>
+                  </pic:blipFill>
+                  <pic:spPr>
+                    <a:xfrm>
+                      <a:off x="0" y="0"/>
+                      <a:ext cx="5781685" cy="3119760"/>
+                    </a:xfrm>
+                    <a:prstGeom prst="rect">
+                      <a:avLst/>
+                    </a:prstGeom>
+                    <a:ln>
+                      <a:solidFill>
+                        <a:schemeClr val="bg1"/>
+                      </a:solidFill>
+                    </a:ln>
+                    <a:effectLst>
+                      <a:outerShdw blurRad="50800" dist="38100" dir="2700000" algn="tl" rotWithShape="0">
+                        <a:prstClr val="black">
+                          <a:alpha val="40000"/>
+                        </a:prstClr>
+                      </a:outerShdw>
+                    </a:effectLst>
+                  </pic:spPr>
+                </pic:pic>
+              </a:graphicData>
+            </a:graphic>
+          </wp:inline>
+        </w:drawing>
+      </w:r>
+    </w:p>
+    <w:p>
+      <w:pPr>
+        <w:pStyle w:val="Kpalrs"/>
+        <w:jc w:val="center"/>
+        <w:rPr>
+          <w:color w:val="auto"/>
+        </w:rPr>
+      </w:pPr>
+      <w:proofErr w:type="spellStart"/>
+      <w:r>
+        <w:rPr>
+          <w:color w:val="auto"/>
+        </w:rPr>
+        <w:t>Trello</w:t>
+      </w:r>
+      <w:proofErr w:type="spellEnd"/>
+      <w:r>
+        <w:rPr>
+          <w:color w:val="auto"/>
+        </w:rPr>
+        <w:t xml:space="preserve"> táblánk</w:t>
+      </w:r>
+    </w:p>
+    <w:p>
+      <w:pPr>
+        <w:jc w:val="both"/>
+      </w:pPr>
+      <w:r>
+        <w:t xml:space="preserve"> </w:t>
+      </w:r>
+    </w:p>
+    <w:p>
+      <w:pPr>
+        <w:spacing w:before="100" w:beforeAutospacing="1" w:after="100" w:afterAutospacing="1" w:line="240" w:lineRule="auto"/>
+        <w:outlineLvl w:val="1"/>
+        <w:rPr>
+          <w:rFonts w:ascii="Times New Roman" w:eastAsia="Times New Roman" w:hAnsi="Times New Roman" w:cs="Times New Roman"/>
+          <w:b/>
+          <w:bCs/>
+          <w:sz w:val="36"/>
+          <w:szCs w:val="36"/>
+          <w:lang w:eastAsia="hu-HU"/>
+        </w:rPr>
+      </w:pPr>
+      <w:bookmarkStart w:id="14" w:name="_Toc223339166"/>
+      <w:bookmarkStart w:id="15" w:name="_Toc223934245"/>
+      <w:r>
+        <w:rPr>
+          <w:rFonts w:ascii="Times New Roman" w:eastAsia="Times New Roman" w:hAnsi="Times New Roman" w:cs="Times New Roman"/>
+          <w:b/>
+          <w:bCs/>
+          <w:sz w:val="36"/>
+          <w:szCs w:val="36"/>
+          <w:lang w:eastAsia="hu-HU"/>
+        </w:rPr>
+        <w:lastRenderedPageBreak/>
+        <w:t>1.</w:t>
+      </w:r>
+      <w:r>
+        <w:rPr>
+          <w:rFonts w:ascii="Times New Roman" w:eastAsia="Times New Roman" w:hAnsi="Times New Roman" w:cs="Times New Roman"/>
+          <w:b/>
+          <w:bCs/>
+          <w:sz w:val="36"/>
+          <w:szCs w:val="36"/>
+          <w:lang w:eastAsia="hu-HU"/>
+        </w:rPr>
+        <w:t>2</w:t>
+      </w:r>
+      <w:r>
+        <w:rPr>
+          <w:rFonts w:ascii="Times New Roman" w:eastAsia="Times New Roman" w:hAnsi="Times New Roman" w:cs="Times New Roman"/>
+          <w:b/>
+          <w:bCs/>
+          <w:sz w:val="36"/>
+          <w:szCs w:val="36"/>
+          <w:lang w:eastAsia="hu-HU"/>
+        </w:rPr>
+        <w:t xml:space="preserve"> Frontend fejlesztői környezete</w:t>
       </w:r>
       <w:bookmarkEnd w:id="14"/>
       <w:bookmarkEnd w:id="15"/>
     </w:p>
     <w:p>
       <w:pPr>
+        <w:pStyle w:val="H3"/>
+      </w:pPr>
+      <w:bookmarkStart w:id="16" w:name="_Toc223339167"/>
+      <w:bookmarkStart w:id="17" w:name="_Toc223934246"/>
+      <w:r>
+        <w:t>HTML5</w:t>
+      </w:r>
+      <w:bookmarkEnd w:id="16"/>
+      <w:bookmarkEnd w:id="17"/>
+    </w:p>
+    <w:p>
+      <w:pPr>
         <w:spacing w:before="100" w:beforeAutospacing="1" w:after="100" w:afterAutospacing="1" w:line="240" w:lineRule="auto"/>
+        <w:jc w:val="both"/>
+        <w:rPr>
+          <w:rFonts w:ascii="Times New Roman" w:eastAsia="Times New Roman" w:hAnsi="Times New Roman" w:cs="Times New Roman"/>
+          <w:sz w:val="24"/>
+          <w:szCs w:val="24"/>
+          <w:lang w:eastAsia="hu-HU"/>
+        </w:rPr>
+      </w:pPr>
+      <w:r>
+        <w:rPr>
+          <w:rFonts w:ascii="Times New Roman" w:eastAsia="Times New Roman" w:hAnsi="Times New Roman" w:cs="Times New Roman"/>
+          <w:sz w:val="24"/>
+          <w:szCs w:val="24"/>
+          <w:lang w:eastAsia="hu-HU"/>
+        </w:rPr>
+        <w:t xml:space="preserve">A </w:t>
+      </w:r>
+      <w:proofErr w:type="spellStart"/>
+      <w:r>
+        <w:rPr>
+          <w:rFonts w:ascii="Times New Roman" w:eastAsia="Times New Roman" w:hAnsi="Times New Roman" w:cs="Times New Roman"/>
+          <w:sz w:val="24"/>
+          <w:szCs w:val="24"/>
+          <w:lang w:eastAsia="hu-HU"/>
+        </w:rPr>
+        <w:t>QuickBite</w:t>
+      </w:r>
+      <w:proofErr w:type="spellEnd"/>
+      <w:r>
+        <w:rPr>
+          <w:rFonts w:ascii="Times New Roman" w:eastAsia="Times New Roman" w:hAnsi="Times New Roman" w:cs="Times New Roman"/>
+          <w:sz w:val="24"/>
+          <w:szCs w:val="24"/>
+          <w:lang w:eastAsia="hu-HU"/>
+        </w:rPr>
+        <w:t xml:space="preserve"> webalkalmazás struktúrájának kialakításához HTML5 technológiát használtunk. A HTML biztosítja az oldal logikai felépítését, mint például a navigációs sáv, az étellista, az egyes ételkártyák és az oldalsó információs elemek. </w:t>
+      </w:r>
+      <w:r>
+        <w:rPr>
+          <w:rFonts w:ascii="Times New Roman" w:eastAsia="Times New Roman" w:hAnsi="Times New Roman" w:cs="Times New Roman"/>
+          <w:sz w:val="24"/>
+          <w:szCs w:val="24"/>
+          <w:lang w:eastAsia="hu-HU"/>
+        </w:rPr>
+        <w:t xml:space="preserve">Az oldal első fázisában csak HTML-t használtunk, ez lett átültetve </w:t>
+      </w:r>
+      <w:proofErr w:type="spellStart"/>
+      <w:r>
+        <w:rPr>
+          <w:rFonts w:ascii="Times New Roman" w:eastAsia="Times New Roman" w:hAnsi="Times New Roman" w:cs="Times New Roman"/>
+          <w:sz w:val="24"/>
+          <w:szCs w:val="24"/>
+          <w:lang w:eastAsia="hu-HU"/>
+        </w:rPr>
+        <w:t>React</w:t>
+      </w:r>
+      <w:proofErr w:type="spellEnd"/>
+      <w:r>
+        <w:rPr>
+          <w:rFonts w:ascii="Times New Roman" w:eastAsia="Times New Roman" w:hAnsi="Times New Roman" w:cs="Times New Roman"/>
+          <w:sz w:val="24"/>
+          <w:szCs w:val="24"/>
+          <w:lang w:eastAsia="hu-HU"/>
+        </w:rPr>
+        <w:t>-be.</w:t>
+      </w:r>
+    </w:p>
+    <w:p>
+      <w:pPr>
+        <w:spacing w:before="100" w:beforeAutospacing="1" w:after="100" w:afterAutospacing="1" w:line="240" w:lineRule="auto"/>
+        <w:jc w:val="both"/>
         <w:outlineLvl w:val="2"/>
         <w:rPr>
           <w:rFonts w:ascii="Times New Roman" w:eastAsia="Times New Roman" w:hAnsi="Times New Roman" w:cs="Times New Roman"/>
@@ -3473,8 +3917,8 @@
           <w:lang w:eastAsia="hu-HU"/>
         </w:rPr>
       </w:pPr>
-      <w:bookmarkStart w:id="16" w:name="_Toc223339167"/>
-      <w:bookmarkStart w:id="17" w:name="_Toc223339436"/>
+      <w:bookmarkStart w:id="18" w:name="_Toc223339168"/>
+      <w:bookmarkStart w:id="19" w:name="_Toc223934247"/>
       <w:r>
         <w:rPr>
           <w:rFonts w:ascii="Times New Roman" w:eastAsia="Times New Roman" w:hAnsi="Times New Roman" w:cs="Times New Roman"/>
@@ -3484,10 +3928,10 @@
           <w:szCs w:val="27"/>
           <w:lang w:eastAsia="hu-HU"/>
         </w:rPr>
-        <w:t>HTML5</w:t>
-      </w:r>
-      <w:bookmarkEnd w:id="16"/>
-      <w:bookmarkEnd w:id="17"/>
+        <w:t>CSS3</w:t>
+      </w:r>
+      <w:bookmarkEnd w:id="18"/>
+      <w:bookmarkEnd w:id="19"/>
     </w:p>
     <w:p>
       <w:pPr>
@@ -3507,7 +3951,7 @@
           <w:szCs w:val="24"/>
           <w:lang w:eastAsia="hu-HU"/>
         </w:rPr>
-        <w:t xml:space="preserve">A </w:t>
+        <w:t xml:space="preserve">A CSS, teljes nevén </w:t>
       </w:r>
       <w:proofErr w:type="spellStart"/>
       <w:r>
@@ -3517,7 +3961,7 @@
           <w:szCs w:val="24"/>
           <w:lang w:eastAsia="hu-HU"/>
         </w:rPr>
-        <w:t>QuickBite</w:t>
+        <w:t>Cascading</w:t>
       </w:r>
       <w:proofErr w:type="spellEnd"/>
       <w:r>
@@ -3527,16 +3971,7 @@
           <w:szCs w:val="24"/>
           <w:lang w:eastAsia="hu-HU"/>
         </w:rPr>
-        <w:t xml:space="preserve"> webalkalmazás struktúrájának kialakításához HTML5 technológiát használtunk. A HTML biztosítja az oldal logikai felépítését, mint például a navigációs sáv, az étellista, az egyes ételkártyák és az oldalsó információs elemek. </w:t>
-      </w:r>
-      <w:r>
-        <w:rPr>
-          <w:rFonts w:ascii="Times New Roman" w:eastAsia="Times New Roman" w:hAnsi="Times New Roman" w:cs="Times New Roman"/>
-          <w:sz w:val="24"/>
-          <w:szCs w:val="24"/>
-          <w:lang w:eastAsia="hu-HU"/>
-        </w:rPr>
-        <w:t xml:space="preserve">Az oldal első fázisában csak HTML-t használtunk, ez lett átültetve </w:t>
+        <w:t xml:space="preserve"> </w:t>
       </w:r>
       <w:proofErr w:type="spellStart"/>
       <w:r>
@@ -3546,7 +3981,7 @@
           <w:szCs w:val="24"/>
           <w:lang w:eastAsia="hu-HU"/>
         </w:rPr>
-        <w:t>React</w:t>
+        <w:t>Style</w:t>
       </w:r>
       <w:proofErr w:type="spellEnd"/>
       <w:r>
@@ -3556,7 +3991,78 @@
           <w:szCs w:val="24"/>
           <w:lang w:eastAsia="hu-HU"/>
         </w:rPr>
-        <w:t>-be.</w:t>
+        <w:t xml:space="preserve"> </w:t>
+      </w:r>
+      <w:proofErr w:type="spellStart"/>
+      <w:r>
+        <w:rPr>
+          <w:rFonts w:ascii="Times New Roman" w:eastAsia="Times New Roman" w:hAnsi="Times New Roman" w:cs="Times New Roman"/>
+          <w:sz w:val="24"/>
+          <w:szCs w:val="24"/>
+          <w:lang w:eastAsia="hu-HU"/>
+        </w:rPr>
+        <w:t>Sheets</w:t>
+      </w:r>
+      <w:proofErr w:type="spellEnd"/>
+      <w:r>
+        <w:rPr>
+          <w:rFonts w:ascii="Times New Roman" w:eastAsia="Times New Roman" w:hAnsi="Times New Roman" w:cs="Times New Roman"/>
+          <w:sz w:val="24"/>
+          <w:szCs w:val="24"/>
+          <w:lang w:eastAsia="hu-HU"/>
+        </w:rPr>
+        <w:t>, az a stílusleíró nyelv, amelyet a HTML (vagy XML) dokumentumok megjelenésének és formázásának leírására használunk. A CSS3 ennek a nyelvnek a legújabb, harmadik főverziója, amely moduláris felépítésével és számos új tulajdonságával forradalmasította a webdesignt, lehetővé téve gazdagabb és dinamikusabb vizuális élmények létrehozását.</w:t>
+      </w:r>
+      <w:r>
+        <w:rPr>
+          <w:rStyle w:val="Vgjegyzet-hivatkozs"/>
+          <w:rFonts w:ascii="Times New Roman" w:eastAsia="Times New Roman" w:hAnsi="Times New Roman" w:cs="Times New Roman"/>
+          <w:sz w:val="24"/>
+          <w:szCs w:val="24"/>
+          <w:lang w:eastAsia="hu-HU"/>
+        </w:rPr>
+        <w:endnoteReference w:id="3"/>
+      </w:r>
+    </w:p>
+    <w:p>
+      <w:pPr>
+        <w:spacing w:before="100" w:beforeAutospacing="1" w:after="100" w:afterAutospacing="1" w:line="240" w:lineRule="auto"/>
+        <w:jc w:val="both"/>
+        <w:rPr>
+          <w:rFonts w:ascii="Times New Roman" w:eastAsia="Times New Roman" w:hAnsi="Times New Roman" w:cs="Times New Roman"/>
+          <w:sz w:val="24"/>
+          <w:szCs w:val="24"/>
+          <w:lang w:eastAsia="hu-HU"/>
+        </w:rPr>
+      </w:pPr>
+      <w:r>
+        <w:rPr>
+          <w:rFonts w:ascii="Times New Roman" w:eastAsia="Times New Roman" w:hAnsi="Times New Roman" w:cs="Times New Roman"/>
+          <w:sz w:val="24"/>
+          <w:szCs w:val="24"/>
+          <w:lang w:eastAsia="hu-HU"/>
+        </w:rPr>
+        <w:t xml:space="preserve">A CSS3 a legújabb szabvány, amely számos modern lehetőséget kínál, például animációkat, átmeneteket, árnyékokat, rács- és </w:t>
+      </w:r>
+      <w:proofErr w:type="spellStart"/>
+      <w:r>
+        <w:rPr>
+          <w:rFonts w:ascii="Times New Roman" w:eastAsia="Times New Roman" w:hAnsi="Times New Roman" w:cs="Times New Roman"/>
+          <w:sz w:val="24"/>
+          <w:szCs w:val="24"/>
+          <w:lang w:eastAsia="hu-HU"/>
+        </w:rPr>
+        <w:t>flexbox</w:t>
+      </w:r>
+      <w:proofErr w:type="spellEnd"/>
+      <w:r>
+        <w:rPr>
+          <w:rFonts w:ascii="Times New Roman" w:eastAsia="Times New Roman" w:hAnsi="Times New Roman" w:cs="Times New Roman"/>
+          <w:sz w:val="24"/>
+          <w:szCs w:val="24"/>
+          <w:lang w:eastAsia="hu-HU"/>
+        </w:rPr>
+        <w:t>-alapú elrendezéseket, valamint média lekérdezéseket, amelyekkel a reszponzív design is megvalósítható.</w:t>
       </w:r>
     </w:p>
     <w:p>
@@ -3573,8 +4079,8 @@
           <w:lang w:eastAsia="hu-HU"/>
         </w:rPr>
       </w:pPr>
-      <w:bookmarkStart w:id="18" w:name="_Toc223339168"/>
-      <w:bookmarkStart w:id="19" w:name="_Toc223339437"/>
+      <w:bookmarkStart w:id="20" w:name="_Toc223339169"/>
+      <w:bookmarkStart w:id="21" w:name="_Toc223934248"/>
       <w:r>
         <w:rPr>
           <w:rFonts w:ascii="Times New Roman" w:eastAsia="Times New Roman" w:hAnsi="Times New Roman" w:cs="Times New Roman"/>
@@ -3584,10 +4090,10 @@
           <w:szCs w:val="27"/>
           <w:lang w:eastAsia="hu-HU"/>
         </w:rPr>
-        <w:t>CSS3</w:t>
-      </w:r>
-      <w:bookmarkEnd w:id="18"/>
-      <w:bookmarkEnd w:id="19"/>
+        <w:t>HTML5 és CSS3 együttműködése</w:t>
+      </w:r>
+      <w:bookmarkEnd w:id="20"/>
+      <w:bookmarkEnd w:id="21"/>
     </w:p>
     <w:p>
       <w:pPr>
@@ -3607,118 +4113,7 @@
           <w:szCs w:val="24"/>
           <w:lang w:eastAsia="hu-HU"/>
         </w:rPr>
-        <w:t xml:space="preserve">A CSS, teljes nevén </w:t>
-      </w:r>
-      <w:proofErr w:type="spellStart"/>
-      <w:r>
-        <w:rPr>
-          <w:rFonts w:ascii="Times New Roman" w:eastAsia="Times New Roman" w:hAnsi="Times New Roman" w:cs="Times New Roman"/>
-          <w:sz w:val="24"/>
-          <w:szCs w:val="24"/>
-          <w:lang w:eastAsia="hu-HU"/>
-        </w:rPr>
-        <w:t>Cascading</w:t>
-      </w:r>
-      <w:proofErr w:type="spellEnd"/>
-      <w:r>
-        <w:rPr>
-          <w:rFonts w:ascii="Times New Roman" w:eastAsia="Times New Roman" w:hAnsi="Times New Roman" w:cs="Times New Roman"/>
-          <w:sz w:val="24"/>
-          <w:szCs w:val="24"/>
-          <w:lang w:eastAsia="hu-HU"/>
-        </w:rPr>
-        <w:t xml:space="preserve"> </w:t>
-      </w:r>
-      <w:proofErr w:type="spellStart"/>
-      <w:r>
-        <w:rPr>
-          <w:rFonts w:ascii="Times New Roman" w:eastAsia="Times New Roman" w:hAnsi="Times New Roman" w:cs="Times New Roman"/>
-          <w:sz w:val="24"/>
-          <w:szCs w:val="24"/>
-          <w:lang w:eastAsia="hu-HU"/>
-        </w:rPr>
-        <w:t>Style</w:t>
-      </w:r>
-      <w:proofErr w:type="spellEnd"/>
-      <w:r>
-        <w:rPr>
-          <w:rFonts w:ascii="Times New Roman" w:eastAsia="Times New Roman" w:hAnsi="Times New Roman" w:cs="Times New Roman"/>
-          <w:sz w:val="24"/>
-          <w:szCs w:val="24"/>
-          <w:lang w:eastAsia="hu-HU"/>
-        </w:rPr>
-        <w:t xml:space="preserve"> </w:t>
-      </w:r>
-      <w:proofErr w:type="spellStart"/>
-      <w:r>
-        <w:rPr>
-          <w:rFonts w:ascii="Times New Roman" w:eastAsia="Times New Roman" w:hAnsi="Times New Roman" w:cs="Times New Roman"/>
-          <w:sz w:val="24"/>
-          <w:szCs w:val="24"/>
-          <w:lang w:eastAsia="hu-HU"/>
-        </w:rPr>
-        <w:t>Sheets</w:t>
-      </w:r>
-      <w:proofErr w:type="spellEnd"/>
-      <w:r>
-        <w:rPr>
-          <w:rFonts w:ascii="Times New Roman" w:eastAsia="Times New Roman" w:hAnsi="Times New Roman" w:cs="Times New Roman"/>
-          <w:sz w:val="24"/>
-          <w:szCs w:val="24"/>
-          <w:lang w:eastAsia="hu-HU"/>
-        </w:rPr>
-        <w:t>, az a stílusleíró nyelv, amelyet a HTML (vagy XML) dokumentumok megjelenésének és formázásának leírására használunk. A CSS3 ennek a nyelvnek a legújabb, harmadik főverziója, amely moduláris felépítésével és számos új tulajdonságával forradalmasította a webdesignt, lehetővé téve gazdagabb és dinamikusabb vizuális élmények létrehozását.</w:t>
-      </w:r>
-      <w:r>
-        <w:rPr>
-          <w:rStyle w:val="Vgjegyzet-hivatkozs"/>
-          <w:rFonts w:ascii="Times New Roman" w:eastAsia="Times New Roman" w:hAnsi="Times New Roman" w:cs="Times New Roman"/>
-          <w:sz w:val="24"/>
-          <w:szCs w:val="24"/>
-          <w:lang w:eastAsia="hu-HU"/>
-        </w:rPr>
-        <w:endnoteReference w:id="1"/>
-      </w:r>
-    </w:p>
-    <w:p>
-      <w:pPr>
-        <w:spacing w:before="100" w:beforeAutospacing="1" w:after="100" w:afterAutospacing="1" w:line="240" w:lineRule="auto"/>
-        <w:jc w:val="both"/>
-        <w:rPr>
-          <w:rFonts w:ascii="Times New Roman" w:eastAsia="Times New Roman" w:hAnsi="Times New Roman" w:cs="Times New Roman"/>
-          <w:sz w:val="24"/>
-          <w:szCs w:val="24"/>
-          <w:lang w:eastAsia="hu-HU"/>
-        </w:rPr>
-      </w:pPr>
-      <w:r>
-        <w:rPr>
-          <w:rFonts w:ascii="Times New Roman" w:eastAsia="Times New Roman" w:hAnsi="Times New Roman" w:cs="Times New Roman"/>
-          <w:sz w:val="24"/>
-          <w:szCs w:val="24"/>
-          <w:lang w:eastAsia="hu-HU"/>
-        </w:rPr>
-        <w:t xml:space="preserve">A CSS3 a legújabb szabvány, amely számos modern lehetőséget kínál, például animációkat, átmeneteket, árnyékokat, rács- és </w:t>
-      </w:r>
-      <w:proofErr w:type="spellStart"/>
-      <w:r>
-        <w:rPr>
-          <w:rFonts w:ascii="Times New Roman" w:eastAsia="Times New Roman" w:hAnsi="Times New Roman" w:cs="Times New Roman"/>
-          <w:sz w:val="24"/>
-          <w:szCs w:val="24"/>
-          <w:lang w:eastAsia="hu-HU"/>
-        </w:rPr>
-        <w:t>flexbox</w:t>
-      </w:r>
-      <w:proofErr w:type="spellEnd"/>
-      <w:r>
-        <w:rPr>
-          <w:rFonts w:ascii="Times New Roman" w:eastAsia="Times New Roman" w:hAnsi="Times New Roman" w:cs="Times New Roman"/>
-          <w:sz w:val="24"/>
-          <w:szCs w:val="24"/>
-          <w:lang w:eastAsia="hu-HU"/>
-        </w:rPr>
-        <w:t>-alapú elrendezéseket, valamint média lekérdezéseket, amelyekkel a reszponzív design is megvalósítható.</w:t>
+        <w:t>A HTML határozza meg a tartalom szerkezetét, míg a CSS a megjelenést. Együtt biztosítják az átlátható, felhasználóbarát felületet és a konzisztens vizuális élményt.</w:t>
       </w:r>
     </w:p>
     <w:p>
@@ -3735,8 +4130,8 @@
           <w:lang w:eastAsia="hu-HU"/>
         </w:rPr>
       </w:pPr>
-      <w:bookmarkStart w:id="20" w:name="_Toc223339169"/>
-      <w:bookmarkStart w:id="21" w:name="_Toc223339438"/>
+      <w:bookmarkStart w:id="22" w:name="_Toc223339170"/>
+      <w:bookmarkStart w:id="23" w:name="_Toc223934249"/>
       <w:r>
         <w:rPr>
           <w:rFonts w:ascii="Times New Roman" w:eastAsia="Times New Roman" w:hAnsi="Times New Roman" w:cs="Times New Roman"/>
@@ -3746,10 +4141,10 @@
           <w:szCs w:val="27"/>
           <w:lang w:eastAsia="hu-HU"/>
         </w:rPr>
-        <w:t>HTML5 és CSS3 együttműködése</w:t>
-      </w:r>
-      <w:bookmarkEnd w:id="20"/>
-      <w:bookmarkEnd w:id="21"/>
+        <w:t>JavaScript</w:t>
+      </w:r>
+      <w:bookmarkEnd w:id="22"/>
+      <w:bookmarkEnd w:id="23"/>
     </w:p>
     <w:p>
       <w:pPr>
@@ -3769,70 +4164,19 @@
           <w:szCs w:val="24"/>
           <w:lang w:eastAsia="hu-HU"/>
         </w:rPr>
-        <w:t>A HTML határozza meg a tartalom szerkezetét, míg a CSS a megjelenést. Együtt biztosítják az átlátható, felhasználóbarát felületet és a konzisztens vizuális élményt.</w:t>
-      </w:r>
-    </w:p>
-    <w:p>
-      <w:pPr>
-        <w:spacing w:before="100" w:beforeAutospacing="1" w:after="100" w:afterAutospacing="1" w:line="240" w:lineRule="auto"/>
-        <w:jc w:val="both"/>
-        <w:outlineLvl w:val="2"/>
+        <w:t>A </w:t>
+      </w:r>
+      <w:r>
         <w:rPr>
           <w:rFonts w:ascii="Times New Roman" w:eastAsia="Times New Roman" w:hAnsi="Times New Roman" w:cs="Times New Roman"/>
           <w:b/>
           <w:bCs/>
-          <w:sz w:val="27"/>
-          <w:szCs w:val="27"/>
-          <w:lang w:eastAsia="hu-HU"/>
-        </w:rPr>
-      </w:pPr>
-      <w:bookmarkStart w:id="22" w:name="_Toc223339170"/>
-      <w:bookmarkStart w:id="23" w:name="_Toc223339439"/>
-      <w:r>
-        <w:rPr>
-          <w:rFonts w:ascii="Times New Roman" w:eastAsia="Times New Roman" w:hAnsi="Times New Roman" w:cs="Times New Roman"/>
-          <w:b/>
-          <w:bCs/>
-          <w:sz w:val="27"/>
-          <w:szCs w:val="27"/>
+          <w:sz w:val="24"/>
+          <w:szCs w:val="24"/>
           <w:lang w:eastAsia="hu-HU"/>
         </w:rPr>
         <w:t>JavaScript</w:t>
       </w:r>
-      <w:bookmarkEnd w:id="22"/>
-      <w:bookmarkEnd w:id="23"/>
-    </w:p>
-    <w:p>
-      <w:pPr>
-        <w:spacing w:before="100" w:beforeAutospacing="1" w:after="100" w:afterAutospacing="1" w:line="240" w:lineRule="auto"/>
-        <w:jc w:val="both"/>
-        <w:rPr>
-          <w:rFonts w:ascii="Times New Roman" w:eastAsia="Times New Roman" w:hAnsi="Times New Roman" w:cs="Times New Roman"/>
-          <w:sz w:val="24"/>
-          <w:szCs w:val="24"/>
-          <w:lang w:eastAsia="hu-HU"/>
-        </w:rPr>
-      </w:pPr>
-      <w:r>
-        <w:rPr>
-          <w:rFonts w:ascii="Times New Roman" w:eastAsia="Times New Roman" w:hAnsi="Times New Roman" w:cs="Times New Roman"/>
-          <w:sz w:val="24"/>
-          <w:szCs w:val="24"/>
-          <w:lang w:eastAsia="hu-HU"/>
-        </w:rPr>
-        <w:t>A </w:t>
-      </w:r>
-      <w:r>
-        <w:rPr>
-          <w:rFonts w:ascii="Times New Roman" w:eastAsia="Times New Roman" w:hAnsi="Times New Roman" w:cs="Times New Roman"/>
-          <w:b/>
-          <w:bCs/>
-          <w:sz w:val="24"/>
-          <w:szCs w:val="24"/>
-          <w:lang w:eastAsia="hu-HU"/>
-        </w:rPr>
-        <w:t>JavaScript</w:t>
-      </w:r>
       <w:r>
         <w:rPr>
           <w:rFonts w:ascii="Times New Roman" w:eastAsia="Times New Roman" w:hAnsi="Times New Roman" w:cs="Times New Roman"/>
@@ -3842,7 +4186,7 @@
         </w:rPr>
         <w:t> </w:t>
       </w:r>
-      <w:hyperlink r:id="rId11" w:tooltip="Programozási nyelv" w:history="1">
+      <w:hyperlink r:id="rId12" w:tooltip="Programozási nyelv" w:history="1">
         <w:r>
           <w:rPr>
             <w:rStyle w:val="Hiperhivatkozs"/>
@@ -3863,7 +4207,7 @@
         </w:rPr>
         <w:t> egy </w:t>
       </w:r>
-      <w:hyperlink r:id="rId12" w:tooltip="Objektumorientált programozás" w:history="1">
+      <w:hyperlink r:id="rId13" w:tooltip="Objektumorientált programozás" w:history="1">
         <w:r>
           <w:rPr>
             <w:rStyle w:val="Hiperhivatkozs"/>
@@ -3949,7 +4293,7 @@
         </w:rPr>
         <w:t>, amelyet </w:t>
       </w:r>
-      <w:hyperlink r:id="rId13" w:tooltip="Weblap" w:history="1">
+      <w:hyperlink r:id="rId14" w:tooltip="Weblap" w:history="1">
         <w:r>
           <w:rPr>
             <w:rStyle w:val="Hiperhivatkozs"/>
@@ -3978,7 +4322,7 @@
           <w:szCs w:val="24"/>
           <w:lang w:eastAsia="hu-HU"/>
         </w:rPr>
-        <w:endnoteReference w:id="2"/>
+        <w:endnoteReference w:id="4"/>
       </w:r>
     </w:p>
     <w:p>
@@ -4025,7 +4369,7 @@
         </w:rPr>
       </w:pPr>
       <w:bookmarkStart w:id="24" w:name="_Toc223339171"/>
-      <w:bookmarkStart w:id="25" w:name="_Toc223339440"/>
+      <w:bookmarkStart w:id="25" w:name="_Toc223934250"/>
       <w:proofErr w:type="spellStart"/>
       <w:r>
         <w:rPr>
@@ -4066,7 +4410,7 @@
           <w:szCs w:val="24"/>
           <w:lang w:eastAsia="hu-HU"/>
         </w:rPr>
-        <w:endnoteReference w:id="3"/>
+        <w:endnoteReference w:id="5"/>
       </w:r>
     </w:p>
     <w:p>
@@ -4075,7 +4419,7 @@
         <w:jc w:val="both"/>
       </w:pPr>
       <w:bookmarkStart w:id="26" w:name="_Toc223339172"/>
-      <w:bookmarkStart w:id="27" w:name="_Toc223339441"/>
+      <w:bookmarkStart w:id="27" w:name="_Toc223934251"/>
       <w:proofErr w:type="spellStart"/>
       <w:r>
         <w:t>Leaflet</w:t>
@@ -4097,11 +4441,7 @@
       </w:r>
       <w:proofErr w:type="spellEnd"/>
       <w:r>
-        <w:t xml:space="preserve"> egyJavaScript könyvtár böngésző alapú, mobil barát interaktív térképekhez. Könnyűsúlyú, mégis minden olyan funkcióval rendelkezik, amire a legtöbb fejlesztőnek szüksége van online </w:t>
-      </w:r>
-      <w:r>
-        <w:lastRenderedPageBreak/>
-        <w:t xml:space="preserve">térképekhez. A </w:t>
+        <w:t xml:space="preserve"> egyJavaScript könyvtár böngésző alapú, mobil barát interaktív térképekhez. Könnyűsúlyú, mégis minden olyan funkcióval rendelkezik, amire a legtöbb fejlesztőnek szüksége van online térképekhez. A </w:t>
       </w:r>
       <w:proofErr w:type="spellStart"/>
       <w:r>
@@ -4115,7 +4455,7 @@
         <w:rPr>
           <w:rStyle w:val="Vgjegyzet-hivatkozs"/>
         </w:rPr>
-        <w:endnoteReference w:id="4"/>
+        <w:endnoteReference w:id="6"/>
       </w:r>
     </w:p>
     <w:p>
@@ -4137,7 +4477,7 @@
         <w:jc w:val="both"/>
       </w:pPr>
       <w:bookmarkStart w:id="28" w:name="_Toc223339173"/>
-      <w:bookmarkStart w:id="29" w:name="_Toc223339442"/>
+      <w:bookmarkStart w:id="29" w:name="_Toc223934252"/>
       <w:proofErr w:type="spellStart"/>
       <w:r>
         <w:t>Geoapify</w:t>
@@ -4193,7 +4533,7 @@
           <w:lang w:eastAsia="hu-HU"/>
         </w:rPr>
         <w:pict w14:anchorId="194071DF">
-          <v:rect id="_x0000_i1070" style="width:0;height:1.5pt" o:hralign="center" o:hrstd="t" o:hr="t" fillcolor="#a0a0a0" stroked="f"/>
+          <v:rect id="_x0000_i1125" style="width:0;height:1.5pt" o:hralign="center" o:hrstd="t" o:hr="t" fillcolor="#a0a0a0" stroked="f"/>
         </w:pict>
       </w:r>
     </w:p>
@@ -4212,7 +4552,7 @@
         </w:rPr>
       </w:pPr>
       <w:bookmarkStart w:id="30" w:name="_Toc223339174"/>
-      <w:bookmarkStart w:id="31" w:name="_Toc223339443"/>
+      <w:bookmarkStart w:id="31" w:name="_Toc223934253"/>
       <w:r>
         <w:rPr>
           <w:rFonts w:ascii="Times New Roman" w:eastAsia="Times New Roman" w:hAnsi="Times New Roman" w:cs="Times New Roman"/>
@@ -4222,7 +4562,29 @@
           <w:szCs w:val="36"/>
           <w:lang w:eastAsia="hu-HU"/>
         </w:rPr>
-        <w:t>1.2 Backend fejlesztői környezete</w:t>
+        <w:t>1.</w:t>
+      </w:r>
+      <w:r>
+        <w:rPr>
+          <w:rFonts w:ascii="Times New Roman" w:eastAsia="Times New Roman" w:hAnsi="Times New Roman" w:cs="Times New Roman"/>
+          <w:b/>
+          <w:bCs/>
+          <w:sz w:val="36"/>
+          <w:szCs w:val="36"/>
+          <w:lang w:eastAsia="hu-HU"/>
+        </w:rPr>
+        <w:t>3</w:t>
+      </w:r>
+      <w:r>
+        <w:rPr>
+          <w:rFonts w:ascii="Times New Roman" w:eastAsia="Times New Roman" w:hAnsi="Times New Roman" w:cs="Times New Roman"/>
+          <w:b/>
+          <w:bCs/>
+          <w:sz w:val="36"/>
+          <w:szCs w:val="36"/>
+          <w:lang w:eastAsia="hu-HU"/>
+        </w:rPr>
+        <w:t xml:space="preserve"> Backend fejlesztői környezete</w:t>
       </w:r>
       <w:bookmarkEnd w:id="30"/>
       <w:bookmarkEnd w:id="31"/>
@@ -4242,7 +4604,7 @@
         </w:rPr>
       </w:pPr>
       <w:bookmarkStart w:id="32" w:name="_Toc223339175"/>
-      <w:bookmarkStart w:id="33" w:name="_Toc223339444"/>
+      <w:bookmarkStart w:id="33" w:name="_Toc223934254"/>
       <w:r>
         <w:rPr>
           <w:rFonts w:ascii="Times New Roman" w:eastAsia="Times New Roman" w:hAnsi="Times New Roman" w:cs="Times New Roman"/>
@@ -4313,7 +4675,7 @@
         </w:rPr>
       </w:pPr>
       <w:bookmarkStart w:id="34" w:name="_Toc223339176"/>
-      <w:bookmarkStart w:id="35" w:name="_Toc223339445"/>
+      <w:bookmarkStart w:id="35" w:name="_Toc223934255"/>
       <w:r>
         <w:rPr>
           <w:rFonts w:ascii="Times New Roman" w:eastAsia="Times New Roman" w:hAnsi="Times New Roman" w:cs="Times New Roman"/>
@@ -4462,7 +4824,7 @@
         <w:jc w:val="both"/>
       </w:pPr>
       <w:bookmarkStart w:id="36" w:name="_Toc223339177"/>
-      <w:bookmarkStart w:id="37" w:name="_Toc223339446"/>
+      <w:bookmarkStart w:id="37" w:name="_Toc223934256"/>
       <w:r>
         <w:t>JWT</w:t>
       </w:r>
@@ -4499,7 +4861,7 @@
         <w:rPr>
           <w:rStyle w:val="Vgjegyzet-hivatkozs"/>
         </w:rPr>
-        <w:endnoteReference w:id="5"/>
+        <w:endnoteReference w:id="7"/>
       </w:r>
     </w:p>
     <w:p>
@@ -4527,12 +4889,6 @@
       <w:r>
         <w:t xml:space="preserve"> felületre.</w:t>
       </w:r>
-    </w:p>
-    <w:p>
-      <w:pPr>
-        <w:pStyle w:val="Cmsor3"/>
-        <w:jc w:val="both"/>
-      </w:pPr>
     </w:p>
     <w:p>
       <w:pPr>
@@ -4549,7 +4905,7 @@
         </w:rPr>
       </w:pPr>
       <w:bookmarkStart w:id="38" w:name="_Toc223339178"/>
-      <w:bookmarkStart w:id="39" w:name="_Toc223339447"/>
+      <w:bookmarkStart w:id="39" w:name="_Toc223934257"/>
       <w:r>
         <w:rPr>
           <w:rFonts w:ascii="Times New Roman" w:eastAsia="Times New Roman" w:hAnsi="Times New Roman" w:cs="Times New Roman"/>
@@ -4607,7 +4963,6 @@
           <w:szCs w:val="24"/>
           <w:lang w:eastAsia="hu-HU"/>
         </w:rPr>
-        <w:lastRenderedPageBreak/>
         <w:t>ételek lekérdezése</w:t>
       </w:r>
     </w:p>
@@ -4703,8 +5058,9 @@
           <w:szCs w:val="24"/>
           <w:lang w:eastAsia="hu-HU"/>
         </w:rPr>
+        <w:lastRenderedPageBreak/>
         <w:pict w14:anchorId="585D2DCF">
-          <v:rect id="_x0000_i1071" style="width:0;height:1.5pt" o:hralign="center" o:hrstd="t" o:hr="t" fillcolor="#a0a0a0" stroked="f"/>
+          <v:rect id="_x0000_i1118" style="width:0;height:1.5pt" o:hralign="center" o:hrstd="t" o:hr="t" fillcolor="#a0a0a0" stroked="f"/>
         </w:pict>
       </w:r>
     </w:p>
@@ -4724,7 +5080,7 @@
         </w:rPr>
       </w:pPr>
       <w:bookmarkStart w:id="40" w:name="_Toc223339179"/>
-      <w:bookmarkStart w:id="41" w:name="_Toc223339448"/>
+      <w:bookmarkStart w:id="41" w:name="_Toc223934258"/>
       <w:r>
         <w:rPr>
           <w:rFonts w:ascii="Times New Roman" w:eastAsia="Times New Roman" w:hAnsi="Times New Roman" w:cs="Times New Roman"/>
@@ -4755,7 +5111,7 @@
         </w:rPr>
       </w:pPr>
       <w:bookmarkStart w:id="42" w:name="_Toc223339180"/>
-      <w:bookmarkStart w:id="43" w:name="_Toc223339449"/>
+      <w:bookmarkStart w:id="43" w:name="_Toc223934259"/>
       <w:r>
         <w:rPr>
           <w:rFonts w:ascii="Times New Roman" w:eastAsia="Times New Roman" w:hAnsi="Times New Roman" w:cs="Times New Roman"/>
@@ -4826,7 +5182,7 @@
         </w:rPr>
       </w:pPr>
       <w:bookmarkStart w:id="44" w:name="_Toc223339181"/>
-      <w:bookmarkStart w:id="45" w:name="_Toc223339450"/>
+      <w:bookmarkStart w:id="45" w:name="_Toc223934260"/>
       <w:r>
         <w:rPr>
           <w:rFonts w:ascii="Times New Roman" w:eastAsia="Times New Roman" w:hAnsi="Times New Roman" w:cs="Times New Roman"/>
@@ -4877,7 +5233,7 @@
         </w:rPr>
       </w:pPr>
       <w:bookmarkStart w:id="46" w:name="_Toc223339182"/>
-      <w:bookmarkStart w:id="47" w:name="_Toc223339451"/>
+      <w:bookmarkStart w:id="47" w:name="_Toc223934261"/>
       <w:r>
         <w:rPr>
           <w:rFonts w:ascii="Times New Roman" w:eastAsia="Times New Roman" w:hAnsi="Times New Roman" w:cs="Times New Roman"/>
@@ -4968,7 +5324,7 @@
         </w:rPr>
       </w:pPr>
       <w:bookmarkStart w:id="48" w:name="_Toc223339183"/>
-      <w:bookmarkStart w:id="49" w:name="_Toc223339452"/>
+      <w:bookmarkStart w:id="49" w:name="_Toc223934262"/>
       <w:r>
         <w:rPr>
           <w:rFonts w:ascii="Times New Roman" w:eastAsia="Times New Roman" w:hAnsi="Times New Roman" w:cs="Times New Roman"/>
@@ -5043,7 +5399,7 @@
           <w:lang w:eastAsia="hu-HU"/>
         </w:rPr>
         <w:pict w14:anchorId="09B34814">
-          <v:rect id="_x0000_i1072" style="width:0;height:1.5pt" o:hralign="center" o:hrstd="t" o:hr="t" fillcolor="#a0a0a0" stroked="f"/>
+          <v:rect id="_x0000_i1027" style="width:0;height:1.5pt" o:hralign="center" o:hrstd="t" o:hr="t" fillcolor="#a0a0a0" stroked="f"/>
         </w:pict>
       </w:r>
     </w:p>
@@ -5066,7 +5422,7 @@
           <w:lang w:eastAsia="hu-HU"/>
         </w:rPr>
         <w:pict w14:anchorId="3DE0CDA1">
-          <v:rect id="_x0000_i1073" style="width:0;height:1.5pt" o:hralign="center" o:hrstd="t" o:hr="t" fillcolor="#a0a0a0" stroked="f"/>
+          <v:rect id="_x0000_i1028" style="width:0;height:1.5pt" o:hralign="center" o:hrstd="t" o:hr="t" fillcolor="#a0a0a0" stroked="f"/>
         </w:pict>
       </w:r>
     </w:p>
@@ -5085,7 +5441,7 @@
         </w:rPr>
       </w:pPr>
       <w:bookmarkStart w:id="50" w:name="_Toc223339184"/>
-      <w:bookmarkStart w:id="51" w:name="_Toc223339453"/>
+      <w:bookmarkStart w:id="51" w:name="_Toc223934263"/>
       <w:r>
         <w:rPr>
           <w:rFonts w:ascii="Times New Roman" w:eastAsia="Times New Roman" w:hAnsi="Times New Roman" w:cs="Times New Roman"/>
@@ -5115,7 +5471,7 @@
         </w:rPr>
       </w:pPr>
       <w:bookmarkStart w:id="52" w:name="_Toc223339185"/>
-      <w:bookmarkStart w:id="53" w:name="_Toc223339454"/>
+      <w:bookmarkStart w:id="53" w:name="_Toc223934264"/>
       <w:r>
         <w:rPr>
           <w:rFonts w:ascii="Times New Roman" w:eastAsia="Times New Roman" w:hAnsi="Times New Roman" w:cs="Times New Roman"/>
@@ -5170,7 +5526,7 @@
           <w:lang w:eastAsia="hu-HU"/>
         </w:rPr>
         <w:pict w14:anchorId="743D7353">
-          <v:rect id="_x0000_i1074" style="width:0;height:1.5pt" o:hralign="center" o:hrstd="t" o:hr="t" fillcolor="#a0a0a0" stroked="f"/>
+          <v:rect id="_x0000_i1029" style="width:0;height:1.5pt" o:hralign="center" o:hrstd="t" o:hr="t" fillcolor="#a0a0a0" stroked="f"/>
         </w:pict>
       </w:r>
     </w:p>
@@ -5189,7 +5545,7 @@
         </w:rPr>
       </w:pPr>
       <w:bookmarkStart w:id="54" w:name="_Toc223339186"/>
-      <w:bookmarkStart w:id="55" w:name="_Toc223339455"/>
+      <w:bookmarkStart w:id="55" w:name="_Toc223934265"/>
       <w:r>
         <w:rPr>
           <w:rFonts w:ascii="Times New Roman" w:eastAsia="Times New Roman" w:hAnsi="Times New Roman" w:cs="Times New Roman"/>
@@ -5246,7 +5602,6 @@
           <w:szCs w:val="24"/>
           <w:lang w:eastAsia="hu-HU"/>
         </w:rPr>
-        <w:lastRenderedPageBreak/>
         <w:t xml:space="preserve">A projekt </w:t>
       </w:r>
       <w:proofErr w:type="spellStart"/>
@@ -5309,7 +5664,7 @@
           <w:lang w:eastAsia="hu-HU"/>
         </w:rPr>
         <w:pict w14:anchorId="747E2F2F">
-          <v:rect id="_x0000_i1075" style="width:0;height:1.5pt" o:hralign="center" o:hrstd="t" o:hr="t" fillcolor="#a0a0a0" stroked="f"/>
+          <v:rect id="_x0000_i1030" style="width:0;height:1.5pt" o:hralign="center" o:hrstd="t" o:hr="t" fillcolor="#a0a0a0" stroked="f"/>
         </w:pict>
       </w:r>
     </w:p>
@@ -5328,7 +5683,7 @@
         </w:rPr>
       </w:pPr>
       <w:bookmarkStart w:id="56" w:name="_Toc223339187"/>
-      <w:bookmarkStart w:id="57" w:name="_Toc223339456"/>
+      <w:bookmarkStart w:id="57" w:name="_Toc223934266"/>
       <w:r>
         <w:rPr>
           <w:rFonts w:ascii="Times New Roman" w:eastAsia="Times New Roman" w:hAnsi="Times New Roman" w:cs="Times New Roman"/>
@@ -5361,6 +5716,7 @@
           <w:szCs w:val="24"/>
           <w:lang w:eastAsia="hu-HU"/>
         </w:rPr>
+        <w:lastRenderedPageBreak/>
         <w:t>A rendszer vizuálisan tartalmaz bejelentkezési és regisztrációs felületeket. Backend csatlakoztatás esetén ezek JWT alapú hitelesítéssel egészíthetők ki.</w:t>
       </w:r>
     </w:p>
@@ -5383,7 +5739,7 @@
           <w:lang w:eastAsia="hu-HU"/>
         </w:rPr>
         <w:pict w14:anchorId="27E51DFB">
-          <v:rect id="_x0000_i1076" style="width:0;height:1.5pt" o:hralign="center" o:hrstd="t" o:hr="t" fillcolor="#a0a0a0" stroked="f"/>
+          <v:rect id="_x0000_i1031" style="width:0;height:1.5pt" o:hralign="center" o:hrstd="t" o:hr="t" fillcolor="#a0a0a0" stroked="f"/>
         </w:pict>
       </w:r>
     </w:p>
@@ -5402,7 +5758,7 @@
         </w:rPr>
       </w:pPr>
       <w:bookmarkStart w:id="58" w:name="_Toc223339188"/>
-      <w:bookmarkStart w:id="59" w:name="_Toc223339457"/>
+      <w:bookmarkStart w:id="59" w:name="_Toc223934267"/>
       <w:r>
         <w:rPr>
           <w:rFonts w:ascii="Times New Roman" w:eastAsia="Times New Roman" w:hAnsi="Times New Roman" w:cs="Times New Roman"/>
@@ -5457,7 +5813,7 @@
           <w:lang w:eastAsia="hu-HU"/>
         </w:rPr>
         <w:pict w14:anchorId="1BBBDC0F">
-          <v:rect id="_x0000_i1077" style="width:0;height:1.5pt" o:hralign="center" o:hrstd="t" o:hr="t" fillcolor="#a0a0a0" stroked="f"/>
+          <v:rect id="_x0000_i1032" style="width:0;height:1.5pt" o:hralign="center" o:hrstd="t" o:hr="t" fillcolor="#a0a0a0" stroked="f"/>
         </w:pict>
       </w:r>
     </w:p>
@@ -5476,7 +5832,7 @@
         </w:rPr>
       </w:pPr>
       <w:bookmarkStart w:id="60" w:name="_Toc223339189"/>
-      <w:bookmarkStart w:id="61" w:name="_Toc223339458"/>
+      <w:bookmarkStart w:id="61" w:name="_Toc223934268"/>
       <w:r>
         <w:rPr>
           <w:rFonts w:ascii="Times New Roman" w:eastAsia="Times New Roman" w:hAnsi="Times New Roman" w:cs="Times New Roman"/>
@@ -5531,7 +5887,7 @@
           <w:lang w:eastAsia="hu-HU"/>
         </w:rPr>
         <w:pict w14:anchorId="10F5F5EE">
-          <v:rect id="_x0000_i1078" style="width:0;height:1.5pt" o:hralign="center" o:hrstd="t" o:hr="t" fillcolor="#a0a0a0" stroked="f"/>
+          <v:rect id="_x0000_i1033" style="width:0;height:1.5pt" o:hralign="center" o:hrstd="t" o:hr="t" fillcolor="#a0a0a0" stroked="f"/>
         </w:pict>
       </w:r>
     </w:p>
@@ -5551,7 +5907,7 @@
         </w:rPr>
       </w:pPr>
       <w:bookmarkStart w:id="62" w:name="_Toc223339190"/>
-      <w:bookmarkStart w:id="63" w:name="_Toc223339459"/>
+      <w:bookmarkStart w:id="63" w:name="_Toc223934269"/>
       <w:r>
         <w:rPr>
           <w:rFonts w:ascii="Times New Roman" w:eastAsia="Times New Roman" w:hAnsi="Times New Roman" w:cs="Times New Roman"/>
@@ -5607,7 +5963,7 @@
           <w:lang w:eastAsia="hu-HU"/>
         </w:rPr>
         <w:pict w14:anchorId="46E87411">
-          <v:rect id="_x0000_i1079" style="width:0;height:1.5pt" o:hralign="center" o:hrstd="t" o:hr="t" fillcolor="#a0a0a0" stroked="f"/>
+          <v:rect id="_x0000_i1034" style="width:0;height:1.5pt" o:hralign="center" o:hrstd="t" o:hr="t" fillcolor="#a0a0a0" stroked="f"/>
         </w:pict>
       </w:r>
     </w:p>
@@ -5627,7 +5983,7 @@
         </w:rPr>
       </w:pPr>
       <w:bookmarkStart w:id="64" w:name="_Toc223339191"/>
-      <w:bookmarkStart w:id="65" w:name="_Toc223339460"/>
+      <w:bookmarkStart w:id="65" w:name="_Toc223934270"/>
       <w:r>
         <w:rPr>
           <w:rFonts w:ascii="Times New Roman" w:eastAsia="Times New Roman" w:hAnsi="Times New Roman" w:cs="Times New Roman"/>
@@ -5743,7 +6099,7 @@
           <w:lang w:eastAsia="hu-HU"/>
         </w:rPr>
         <w:pict w14:anchorId="5EB98A63">
-          <v:rect id="_x0000_i1080" style="width:0;height:1.5pt" o:hralign="center" o:hrstd="t" o:hr="t" fillcolor="#a0a0a0" stroked="f"/>
+          <v:rect id="_x0000_i1035" style="width:0;height:1.5pt" o:hralign="center" o:hrstd="t" o:hr="t" fillcolor="#a0a0a0" stroked="f"/>
         </w:pict>
       </w:r>
     </w:p>
@@ -5763,7 +6119,7 @@
         </w:rPr>
       </w:pPr>
       <w:bookmarkStart w:id="66" w:name="_Toc223339192"/>
-      <w:bookmarkStart w:id="67" w:name="_Toc223339461"/>
+      <w:bookmarkStart w:id="67" w:name="_Toc223934271"/>
       <w:r>
         <w:rPr>
           <w:rFonts w:ascii="Times New Roman" w:eastAsia="Times New Roman" w:hAnsi="Times New Roman" w:cs="Times New Roman"/>
@@ -5897,14 +6253,13 @@
           <w:szCs w:val="24"/>
           <w:lang w:eastAsia="hu-HU"/>
         </w:rPr>
-        <w:lastRenderedPageBreak/>
         <w:t>Express.js dokumentáció</w:t>
       </w:r>
     </w:p>
     <w:p/>
     <w:sectPr>
-      <w:headerReference w:type="default" r:id="rId14"/>
-      <w:footerReference w:type="default" r:id="rId15"/>
+      <w:headerReference w:type="default" r:id="rId15"/>
+      <w:footerReference w:type="default" r:id="rId16"/>
       <w:pgSz w:w="11906" w:h="16838"/>
       <w:pgMar w:top="1417" w:right="1417" w:bottom="1417" w:left="1417" w:header="708" w:footer="708" w:gutter="0"/>
       <w:cols w:space="708"/>
@@ -5915,7 +6270,7 @@
 </file>
 
 <file path=word/endnotes.xml><?xml version="1.0" encoding="utf-8"?>
-<w:endnotes xmlns:wpc="http://schemas.microsoft.com/office/word/2010/wordprocessingCanvas" xmlns:cx="http://schemas.microsoft.com/office/drawing/2014/chartex" xmlns:cx1="http://schemas.microsoft.com/office/drawing/2015/9/8/chartex" xmlns:cx2="http://schemas.microsoft.com/office/drawing/2015/10/21/chartex" xmlns:cx3="http://schemas.microsoft.com/office/drawing/2016/5/9/chartex" xmlns:cx4="http://schemas.microsoft.com/office/drawing/2016/5/10/chartex" xmlns:cx5="http://schemas.microsoft.com/office/drawing/2016/5/11/chartex" xmlns:cx6="http://schemas.microsoft.com/office/drawing/2016/5/12/chartex" xmlns:cx7="http://schemas.microsoft.com/office/drawing/2016/5/13/chartex" xmlns:cx8="http://schemas.microsoft.com/office/drawing/2016/5/14/chartex" xmlns:mc="http://schemas.openxmlformats.org/markup-compatibility/2006" xmlns:aink="http://schemas.microsoft.com/office/drawing/2016/ink" xmlns:am3d="http://schemas.microsoft.com/office/drawing/2017/model3d" xmlns:o="urn:schemas-microsoft-com:office:office" xmlns:oel="http://schemas.microsoft.com/office/2019/extlst" xmlns:r="http://schemas.openxmlformats.org/officeDocument/2006/relationships" xmlns:m="http://schemas.openxmlformats.org/officeDocument/2006/math" xmlns:v="urn:schemas-microsoft-com:vml" xmlns:wp14="http://schemas.microsoft.com/office/word/2010/wordprocessingDrawing" xmlns:wp="http://schemas.openxmlformats.org/drawingml/2006/wordprocessingDrawing" xmlns:w10="urn:schemas-microsoft-com:office:word" xmlns:w="http://schemas.openxmlformats.org/wordprocessingml/2006/main" xmlns:w14="http://schemas.microsoft.com/office/word/2010/wordml" xmlns:w15="http://schemas.microsoft.com/office/word/2012/wordml" xmlns:w16cex="http://schemas.microsoft.com/office/word/2018/wordml/cex" xmlns:w16cid="http://schemas.microsoft.com/office/word/2016/wordml/cid" xmlns:w16="http://schemas.microsoft.com/office/word/2018/wordml" xmlns:w16du="http://schemas.microsoft.com/office/word/2023/wordml/word16du" xmlns:w16sdtdh="http://schemas.microsoft.com/office/word/2020/wordml/sdtdatahash" xmlns:w16se="http://schemas.microsoft.com/office/word/2015/wordml/symex" xmlns:wpg="http://schemas.microsoft.com/office/word/2010/wordprocessingGroup" xmlns:wpi="http://schemas.microsoft.com/office/word/2010/wordprocessingInk" xmlns:wne="http://schemas.microsoft.com/office/word/2006/wordml" xmlns:wps="http://schemas.microsoft.com/office/word/2010/wordprocessingShape" mc:Ignorable="w14 w15 w16se w16cid w16 w16cex w16sdtdh w16du wp14">
+<w:endnotes xmlns:wpc="http://schemas.microsoft.com/office/word/2010/wordprocessingCanvas" xmlns:cx="http://schemas.microsoft.com/office/drawing/2014/chartex" xmlns:cx1="http://schemas.microsoft.com/office/drawing/2015/9/8/chartex" xmlns:cx2="http://schemas.microsoft.com/office/drawing/2015/10/21/chartex" xmlns:cx3="http://schemas.microsoft.com/office/drawing/2016/5/9/chartex" xmlns:cx4="http://schemas.microsoft.com/office/drawing/2016/5/10/chartex" xmlns:cx5="http://schemas.microsoft.com/office/drawing/2016/5/11/chartex" xmlns:cx6="http://schemas.microsoft.com/office/drawing/2016/5/12/chartex" xmlns:cx7="http://schemas.microsoft.com/office/drawing/2016/5/13/chartex" xmlns:cx8="http://schemas.microsoft.com/office/drawing/2016/5/14/chartex" xmlns:mc="http://schemas.openxmlformats.org/markup-compatibility/2006" xmlns:aink="http://schemas.microsoft.com/office/drawing/2016/ink" xmlns:am3d="http://schemas.microsoft.com/office/drawing/2017/model3d" xmlns:o="urn:schemas-microsoft-com:office:office" xmlns:oel="http://schemas.microsoft.com/office/2019/extlst" xmlns:r="http://schemas.openxmlformats.org/officeDocument/2006/relationships" xmlns:m="http://schemas.openxmlformats.org/officeDocument/2006/math" xmlns:v="urn:schemas-microsoft-com:vml" xmlns:wp14="http://schemas.microsoft.com/office/word/2010/wordprocessingDrawing" xmlns:wp="http://schemas.openxmlformats.org/drawingml/2006/wordprocessingDrawing" xmlns:w10="urn:schemas-microsoft-com:office:word" xmlns:w="http://schemas.openxmlformats.org/wordprocessingml/2006/main" xmlns:w14="http://schemas.microsoft.com/office/word/2010/wordml" xmlns:w15="http://schemas.microsoft.com/office/word/2012/wordml" xmlns:w16cex="http://schemas.microsoft.com/office/word/2018/wordml/cex" xmlns:w16cid="http://schemas.microsoft.com/office/word/2016/wordml/cid" xmlns:w16="http://schemas.microsoft.com/office/word/2018/wordml" xmlns:w16du="http://schemas.microsoft.com/office/word/2023/wordml/word16du" xmlns:w16sdtdh="http://schemas.microsoft.com/office/word/2020/wordml/sdtdatahash" xmlns:w16sdtfl="http://schemas.microsoft.com/office/word/2024/wordml/sdtformatlock" xmlns:w16se="http://schemas.microsoft.com/office/word/2015/wordml/symex" xmlns:wpg="http://schemas.microsoft.com/office/word/2010/wordprocessingGroup" xmlns:wpi="http://schemas.microsoft.com/office/word/2010/wordprocessingInk" xmlns:wne="http://schemas.microsoft.com/office/word/2006/wordml" xmlns:wps="http://schemas.microsoft.com/office/word/2010/wordprocessingShape" mc:Ignorable="w14 w15 w16se w16cid w16 w16cex w16sdtdh w16sdtfl w16du wp14">
   <w:endnote w:type="separator" w:id="-1">
     <w:p>
       <w:pPr>
@@ -5950,8 +6305,32 @@
       <w:r>
         <w:t xml:space="preserve"> </w:t>
       </w:r>
-      <w:r>
-        <w:t>https://weboldalgyarto.hu/css3</w:t>
+      <w:proofErr w:type="spellStart"/>
+      <w:r>
+        <w:t>Viusal</w:t>
+      </w:r>
+      <w:proofErr w:type="spellEnd"/>
+      <w:r>
+        <w:t xml:space="preserve"> </w:t>
+      </w:r>
+      <w:proofErr w:type="spellStart"/>
+      <w:r>
+        <w:t>Studio</w:t>
+      </w:r>
+      <w:proofErr w:type="spellEnd"/>
+      <w:r>
+        <w:t xml:space="preserve"> </w:t>
+      </w:r>
+      <w:proofErr w:type="spellStart"/>
+      <w:r>
+        <w:t>Code</w:t>
+      </w:r>
+      <w:proofErr w:type="spellEnd"/>
+      <w:r>
+        <w:t xml:space="preserve"> - </w:t>
+      </w:r>
+      <w:r>
+        <w:t>https://www.prooktatas.hu/hirek/visual-studio-code-hasznalata</w:t>
       </w:r>
     </w:p>
   </w:endnote>
@@ -5969,8 +6348,16 @@
       <w:r>
         <w:t xml:space="preserve"> </w:t>
       </w:r>
-      <w:r>
-        <w:t>https://hu.wikipedia.org/wiki/JavaScript</w:t>
+      <w:proofErr w:type="spellStart"/>
+      <w:r>
+        <w:t>Git</w:t>
+      </w:r>
+      <w:proofErr w:type="spellEnd"/>
+      <w:r>
+        <w:t xml:space="preserve"> – Wikipédia - </w:t>
+      </w:r>
+      <w:r>
+        <w:t>https://hu.wikipedia.org/wiki/Git</w:t>
       </w:r>
     </w:p>
   </w:endnote>
@@ -5989,7 +6376,7 @@
         <w:t xml:space="preserve"> </w:t>
       </w:r>
       <w:r>
-        <w:t>https://hu.legacy.reactjs.org/tutorial/tutorial.html</w:t>
+        <w:t>https://weboldalgyarto.hu/css3</w:t>
       </w:r>
     </w:p>
   </w:endnote>
@@ -6008,11 +6395,49 @@
         <w:t xml:space="preserve"> </w:t>
       </w:r>
       <w:r>
-        <w:t>https://live.osgeo.org/hu/quickstart/leaflet_quickstart.html</w:t>
+        <w:t>https://hu.wikipedia.org/wiki/JavaScript</w:t>
       </w:r>
     </w:p>
   </w:endnote>
   <w:endnote w:id="5">
+    <w:p>
+      <w:pPr>
+        <w:pStyle w:val="Vgjegyzetszvege"/>
+      </w:pPr>
+      <w:r>
+        <w:rPr>
+          <w:rStyle w:val="Vgjegyzet-hivatkozs"/>
+        </w:rPr>
+        <w:endnoteRef/>
+      </w:r>
+      <w:r>
+        <w:t xml:space="preserve"> </w:t>
+      </w:r>
+      <w:r>
+        <w:t>https://hu.legacy.reactjs.org/tutorial/tutorial.html</w:t>
+      </w:r>
+    </w:p>
+  </w:endnote>
+  <w:endnote w:id="6">
+    <w:p>
+      <w:pPr>
+        <w:pStyle w:val="Vgjegyzetszvege"/>
+      </w:pPr>
+      <w:r>
+        <w:rPr>
+          <w:rStyle w:val="Vgjegyzet-hivatkozs"/>
+        </w:rPr>
+        <w:endnoteRef/>
+      </w:r>
+      <w:r>
+        <w:t xml:space="preserve"> </w:t>
+      </w:r>
+      <w:r>
+        <w:t>https://live.osgeo.org/hu/quickstart/leaflet_quickstart.html</w:t>
+      </w:r>
+    </w:p>
+  </w:endnote>
+  <w:endnote w:id="7">
     <w:p>
       <w:pPr>
         <w:pStyle w:val="Vgjegyzetszvege"/>
@@ -6035,7 +6460,7 @@
 </file>
 
 <file path=word/footer1.xml><?xml version="1.0" encoding="utf-8"?>
-<w:ftr xmlns:wpc="http://schemas.microsoft.com/office/word/2010/wordprocessingCanvas" xmlns:cx="http://schemas.microsoft.com/office/drawing/2014/chartex" xmlns:cx1="http://schemas.microsoft.com/office/drawing/2015/9/8/chartex" xmlns:cx2="http://schemas.microsoft.com/office/drawing/2015/10/21/chartex" xmlns:cx3="http://schemas.microsoft.com/office/drawing/2016/5/9/chartex" xmlns:cx4="http://schemas.microsoft.com/office/drawing/2016/5/10/chartex" xmlns:cx5="http://schemas.microsoft.com/office/drawing/2016/5/11/chartex" xmlns:cx6="http://schemas.microsoft.com/office/drawing/2016/5/12/chartex" xmlns:cx7="http://schemas.microsoft.com/office/drawing/2016/5/13/chartex" xmlns:cx8="http://schemas.microsoft.com/office/drawing/2016/5/14/chartex" xmlns:mc="http://schemas.openxmlformats.org/markup-compatibility/2006" xmlns:aink="http://schemas.microsoft.com/office/drawing/2016/ink" xmlns:am3d="http://schemas.microsoft.com/office/drawing/2017/model3d" xmlns:o="urn:schemas-microsoft-com:office:office" xmlns:oel="http://schemas.microsoft.com/office/2019/extlst" xmlns:r="http://schemas.openxmlformats.org/officeDocument/2006/relationships" xmlns:m="http://schemas.openxmlformats.org/officeDocument/2006/math" xmlns:v="urn:schemas-microsoft-com:vml" xmlns:wp14="http://schemas.microsoft.com/office/word/2010/wordprocessingDrawing" xmlns:wp="http://schemas.openxmlformats.org/drawingml/2006/wordprocessingDrawing" xmlns:w10="urn:schemas-microsoft-com:office:word" xmlns:w="http://schemas.openxmlformats.org/wordprocessingml/2006/main" xmlns:w14="http://schemas.microsoft.com/office/word/2010/wordml" xmlns:w15="http://schemas.microsoft.com/office/word/2012/wordml" xmlns:w16cex="http://schemas.microsoft.com/office/word/2018/wordml/cex" xmlns:w16cid="http://schemas.microsoft.com/office/word/2016/wordml/cid" xmlns:w16="http://schemas.microsoft.com/office/word/2018/wordml" xmlns:w16du="http://schemas.microsoft.com/office/word/2023/wordml/word16du" xmlns:w16sdtdh="http://schemas.microsoft.com/office/word/2020/wordml/sdtdatahash" xmlns:w16se="http://schemas.microsoft.com/office/word/2015/wordml/symex" xmlns:wpg="http://schemas.microsoft.com/office/word/2010/wordprocessingGroup" xmlns:wpi="http://schemas.microsoft.com/office/word/2010/wordprocessingInk" xmlns:wne="http://schemas.microsoft.com/office/word/2006/wordml" xmlns:wps="http://schemas.microsoft.com/office/word/2010/wordprocessingShape" mc:Ignorable="w14 w15 w16se w16cid w16 w16cex w16sdtdh w16du wp14">
+<w:ftr xmlns:wpc="http://schemas.microsoft.com/office/word/2010/wordprocessingCanvas" xmlns:cx="http://schemas.microsoft.com/office/drawing/2014/chartex" xmlns:cx1="http://schemas.microsoft.com/office/drawing/2015/9/8/chartex" xmlns:cx2="http://schemas.microsoft.com/office/drawing/2015/10/21/chartex" xmlns:cx3="http://schemas.microsoft.com/office/drawing/2016/5/9/chartex" xmlns:cx4="http://schemas.microsoft.com/office/drawing/2016/5/10/chartex" xmlns:cx5="http://schemas.microsoft.com/office/drawing/2016/5/11/chartex" xmlns:cx6="http://schemas.microsoft.com/office/drawing/2016/5/12/chartex" xmlns:cx7="http://schemas.microsoft.com/office/drawing/2016/5/13/chartex" xmlns:cx8="http://schemas.microsoft.com/office/drawing/2016/5/14/chartex" xmlns:mc="http://schemas.openxmlformats.org/markup-compatibility/2006" xmlns:aink="http://schemas.microsoft.com/office/drawing/2016/ink" xmlns:am3d="http://schemas.microsoft.com/office/drawing/2017/model3d" xmlns:o="urn:schemas-microsoft-com:office:office" xmlns:oel="http://schemas.microsoft.com/office/2019/extlst" xmlns:r="http://schemas.openxmlformats.org/officeDocument/2006/relationships" xmlns:m="http://schemas.openxmlformats.org/officeDocument/2006/math" xmlns:v="urn:schemas-microsoft-com:vml" xmlns:wp14="http://schemas.microsoft.com/office/word/2010/wordprocessingDrawing" xmlns:wp="http://schemas.openxmlformats.org/drawingml/2006/wordprocessingDrawing" xmlns:w10="urn:schemas-microsoft-com:office:word" xmlns:w="http://schemas.openxmlformats.org/wordprocessingml/2006/main" xmlns:w14="http://schemas.microsoft.com/office/word/2010/wordml" xmlns:w15="http://schemas.microsoft.com/office/word/2012/wordml" xmlns:w16cex="http://schemas.microsoft.com/office/word/2018/wordml/cex" xmlns:w16cid="http://schemas.microsoft.com/office/word/2016/wordml/cid" xmlns:w16="http://schemas.microsoft.com/office/word/2018/wordml" xmlns:w16du="http://schemas.microsoft.com/office/word/2023/wordml/word16du" xmlns:w16sdtdh="http://schemas.microsoft.com/office/word/2020/wordml/sdtdatahash" xmlns:w16sdtfl="http://schemas.microsoft.com/office/word/2024/wordml/sdtformatlock" xmlns:w16se="http://schemas.microsoft.com/office/word/2015/wordml/symex" xmlns:wpg="http://schemas.microsoft.com/office/word/2010/wordprocessingGroup" xmlns:wpi="http://schemas.microsoft.com/office/word/2010/wordprocessingInk" xmlns:wne="http://schemas.microsoft.com/office/word/2006/wordml" xmlns:wps="http://schemas.microsoft.com/office/word/2010/wordprocessingShape" mc:Ignorable="w14 w15 w16se w16cid w16 w16cex w16sdtdh w16sdtfl w16du wp14">
   <w:p>
     <w:pPr>
       <w:pStyle w:val="llb"/>
@@ -6488,7 +6913,7 @@
 </file>
 
 <file path=word/footnotes.xml><?xml version="1.0" encoding="utf-8"?>
-<w:footnotes xmlns:wpc="http://schemas.microsoft.com/office/word/2010/wordprocessingCanvas" xmlns:cx="http://schemas.microsoft.com/office/drawing/2014/chartex" xmlns:cx1="http://schemas.microsoft.com/office/drawing/2015/9/8/chartex" xmlns:cx2="http://schemas.microsoft.com/office/drawing/2015/10/21/chartex" xmlns:cx3="http://schemas.microsoft.com/office/drawing/2016/5/9/chartex" xmlns:cx4="http://schemas.microsoft.com/office/drawing/2016/5/10/chartex" xmlns:cx5="http://schemas.microsoft.com/office/drawing/2016/5/11/chartex" xmlns:cx6="http://schemas.microsoft.com/office/drawing/2016/5/12/chartex" xmlns:cx7="http://schemas.microsoft.com/office/drawing/2016/5/13/chartex" xmlns:cx8="http://schemas.microsoft.com/office/drawing/2016/5/14/chartex" xmlns:mc="http://schemas.openxmlformats.org/markup-compatibility/2006" xmlns:aink="http://schemas.microsoft.com/office/drawing/2016/ink" xmlns:am3d="http://schemas.microsoft.com/office/drawing/2017/model3d" xmlns:o="urn:schemas-microsoft-com:office:office" xmlns:oel="http://schemas.microsoft.com/office/2019/extlst" xmlns:r="http://schemas.openxmlformats.org/officeDocument/2006/relationships" xmlns:m="http://schemas.openxmlformats.org/officeDocument/2006/math" xmlns:v="urn:schemas-microsoft-com:vml" xmlns:wp14="http://schemas.microsoft.com/office/word/2010/wordprocessingDrawing" xmlns:wp="http://schemas.openxmlformats.org/drawingml/2006/wordprocessingDrawing" xmlns:w10="urn:schemas-microsoft-com:office:word" xmlns:w="http://schemas.openxmlformats.org/wordprocessingml/2006/main" xmlns:w14="http://schemas.microsoft.com/office/word/2010/wordml" xmlns:w15="http://schemas.microsoft.com/office/word/2012/wordml" xmlns:w16cex="http://schemas.microsoft.com/office/word/2018/wordml/cex" xmlns:w16cid="http://schemas.microsoft.com/office/word/2016/wordml/cid" xmlns:w16="http://schemas.microsoft.com/office/word/2018/wordml" xmlns:w16du="http://schemas.microsoft.com/office/word/2023/wordml/word16du" xmlns:w16sdtdh="http://schemas.microsoft.com/office/word/2020/wordml/sdtdatahash" xmlns:w16se="http://schemas.microsoft.com/office/word/2015/wordml/symex" xmlns:wpg="http://schemas.microsoft.com/office/word/2010/wordprocessingGroup" xmlns:wpi="http://schemas.microsoft.com/office/word/2010/wordprocessingInk" xmlns:wne="http://schemas.microsoft.com/office/word/2006/wordml" xmlns:wps="http://schemas.microsoft.com/office/word/2010/wordprocessingShape" mc:Ignorable="w14 w15 w16se w16cid w16 w16cex w16sdtdh w16du wp14">
+<w:footnotes xmlns:wpc="http://schemas.microsoft.com/office/word/2010/wordprocessingCanvas" xmlns:cx="http://schemas.microsoft.com/office/drawing/2014/chartex" xmlns:cx1="http://schemas.microsoft.com/office/drawing/2015/9/8/chartex" xmlns:cx2="http://schemas.microsoft.com/office/drawing/2015/10/21/chartex" xmlns:cx3="http://schemas.microsoft.com/office/drawing/2016/5/9/chartex" xmlns:cx4="http://schemas.microsoft.com/office/drawing/2016/5/10/chartex" xmlns:cx5="http://schemas.microsoft.com/office/drawing/2016/5/11/chartex" xmlns:cx6="http://schemas.microsoft.com/office/drawing/2016/5/12/chartex" xmlns:cx7="http://schemas.microsoft.com/office/drawing/2016/5/13/chartex" xmlns:cx8="http://schemas.microsoft.com/office/drawing/2016/5/14/chartex" xmlns:mc="http://schemas.openxmlformats.org/markup-compatibility/2006" xmlns:aink="http://schemas.microsoft.com/office/drawing/2016/ink" xmlns:am3d="http://schemas.microsoft.com/office/drawing/2017/model3d" xmlns:o="urn:schemas-microsoft-com:office:office" xmlns:oel="http://schemas.microsoft.com/office/2019/extlst" xmlns:r="http://schemas.openxmlformats.org/officeDocument/2006/relationships" xmlns:m="http://schemas.openxmlformats.org/officeDocument/2006/math" xmlns:v="urn:schemas-microsoft-com:vml" xmlns:wp14="http://schemas.microsoft.com/office/word/2010/wordprocessingDrawing" xmlns:wp="http://schemas.openxmlformats.org/drawingml/2006/wordprocessingDrawing" xmlns:w10="urn:schemas-microsoft-com:office:word" xmlns:w="http://schemas.openxmlformats.org/wordprocessingml/2006/main" xmlns:w14="http://schemas.microsoft.com/office/word/2010/wordml" xmlns:w15="http://schemas.microsoft.com/office/word/2012/wordml" xmlns:w16cex="http://schemas.microsoft.com/office/word/2018/wordml/cex" xmlns:w16cid="http://schemas.microsoft.com/office/word/2016/wordml/cid" xmlns:w16="http://schemas.microsoft.com/office/word/2018/wordml" xmlns:w16du="http://schemas.microsoft.com/office/word/2023/wordml/word16du" xmlns:w16sdtdh="http://schemas.microsoft.com/office/word/2020/wordml/sdtdatahash" xmlns:w16sdtfl="http://schemas.microsoft.com/office/word/2024/wordml/sdtformatlock" xmlns:w16se="http://schemas.microsoft.com/office/word/2015/wordml/symex" xmlns:wpg="http://schemas.microsoft.com/office/word/2010/wordprocessingGroup" xmlns:wpi="http://schemas.microsoft.com/office/word/2010/wordprocessingInk" xmlns:wne="http://schemas.microsoft.com/office/word/2006/wordml" xmlns:wps="http://schemas.microsoft.com/office/word/2010/wordprocessingShape" mc:Ignorable="w14 w15 w16se w16cid w16 w16cex w16sdtdh w16sdtfl w16du wp14">
   <w:footnote w:type="separator" w:id="-1">
     <w:p>
       <w:pPr>
@@ -6513,7 +6938,7 @@
 </file>
 
 <file path=word/header1.xml><?xml version="1.0" encoding="utf-8"?>
-<w:hdr xmlns:wpc="http://schemas.microsoft.com/office/word/2010/wordprocessingCanvas" xmlns:cx="http://schemas.microsoft.com/office/drawing/2014/chartex" xmlns:cx1="http://schemas.microsoft.com/office/drawing/2015/9/8/chartex" xmlns:cx2="http://schemas.microsoft.com/office/drawing/2015/10/21/chartex" xmlns:cx3="http://schemas.microsoft.com/office/drawing/2016/5/9/chartex" xmlns:cx4="http://schemas.microsoft.com/office/drawing/2016/5/10/chartex" xmlns:cx5="http://schemas.microsoft.com/office/drawing/2016/5/11/chartex" xmlns:cx6="http://schemas.microsoft.com/office/drawing/2016/5/12/chartex" xmlns:cx7="http://schemas.microsoft.com/office/drawing/2016/5/13/chartex" xmlns:cx8="http://schemas.microsoft.com/office/drawing/2016/5/14/chartex" xmlns:mc="http://schemas.openxmlformats.org/markup-compatibility/2006" xmlns:aink="http://schemas.microsoft.com/office/drawing/2016/ink" xmlns:am3d="http://schemas.microsoft.com/office/drawing/2017/model3d" xmlns:o="urn:schemas-microsoft-com:office:office" xmlns:oel="http://schemas.microsoft.com/office/2019/extlst" xmlns:r="http://schemas.openxmlformats.org/officeDocument/2006/relationships" xmlns:m="http://schemas.openxmlformats.org/officeDocument/2006/math" xmlns:v="urn:schemas-microsoft-com:vml" xmlns:wp14="http://schemas.microsoft.com/office/word/2010/wordprocessingDrawing" xmlns:wp="http://schemas.openxmlformats.org/drawingml/2006/wordprocessingDrawing" xmlns:w10="urn:schemas-microsoft-com:office:word" xmlns:w="http://schemas.openxmlformats.org/wordprocessingml/2006/main" xmlns:w14="http://schemas.microsoft.com/office/word/2010/wordml" xmlns:w15="http://schemas.microsoft.com/office/word/2012/wordml" xmlns:w16cex="http://schemas.microsoft.com/office/word/2018/wordml/cex" xmlns:w16cid="http://schemas.microsoft.com/office/word/2016/wordml/cid" xmlns:w16="http://schemas.microsoft.com/office/word/2018/wordml" xmlns:w16du="http://schemas.microsoft.com/office/word/2023/wordml/word16du" xmlns:w16sdtdh="http://schemas.microsoft.com/office/word/2020/wordml/sdtdatahash" xmlns:w16se="http://schemas.microsoft.com/office/word/2015/wordml/symex" xmlns:wpg="http://schemas.microsoft.com/office/word/2010/wordprocessingGroup" xmlns:wpi="http://schemas.microsoft.com/office/word/2010/wordprocessingInk" xmlns:wne="http://schemas.microsoft.com/office/word/2006/wordml" xmlns:wps="http://schemas.microsoft.com/office/word/2010/wordprocessingShape" mc:Ignorable="w14 w15 w16se w16cid w16 w16cex w16sdtdh w16du wp14">
+<w:hdr xmlns:wpc="http://schemas.microsoft.com/office/word/2010/wordprocessingCanvas" xmlns:cx="http://schemas.microsoft.com/office/drawing/2014/chartex" xmlns:cx1="http://schemas.microsoft.com/office/drawing/2015/9/8/chartex" xmlns:cx2="http://schemas.microsoft.com/office/drawing/2015/10/21/chartex" xmlns:cx3="http://schemas.microsoft.com/office/drawing/2016/5/9/chartex" xmlns:cx4="http://schemas.microsoft.com/office/drawing/2016/5/10/chartex" xmlns:cx5="http://schemas.microsoft.com/office/drawing/2016/5/11/chartex" xmlns:cx6="http://schemas.microsoft.com/office/drawing/2016/5/12/chartex" xmlns:cx7="http://schemas.microsoft.com/office/drawing/2016/5/13/chartex" xmlns:cx8="http://schemas.microsoft.com/office/drawing/2016/5/14/chartex" xmlns:mc="http://schemas.openxmlformats.org/markup-compatibility/2006" xmlns:aink="http://schemas.microsoft.com/office/drawing/2016/ink" xmlns:am3d="http://schemas.microsoft.com/office/drawing/2017/model3d" xmlns:o="urn:schemas-microsoft-com:office:office" xmlns:oel="http://schemas.microsoft.com/office/2019/extlst" xmlns:r="http://schemas.openxmlformats.org/officeDocument/2006/relationships" xmlns:m="http://schemas.openxmlformats.org/officeDocument/2006/math" xmlns:v="urn:schemas-microsoft-com:vml" xmlns:wp14="http://schemas.microsoft.com/office/word/2010/wordprocessingDrawing" xmlns:wp="http://schemas.openxmlformats.org/drawingml/2006/wordprocessingDrawing" xmlns:w10="urn:schemas-microsoft-com:office:word" xmlns:w="http://schemas.openxmlformats.org/wordprocessingml/2006/main" xmlns:w14="http://schemas.microsoft.com/office/word/2010/wordml" xmlns:w15="http://schemas.microsoft.com/office/word/2012/wordml" xmlns:w16cex="http://schemas.microsoft.com/office/word/2018/wordml/cex" xmlns:w16cid="http://schemas.microsoft.com/office/word/2016/wordml/cid" xmlns:w16="http://schemas.microsoft.com/office/word/2018/wordml" xmlns:w16du="http://schemas.microsoft.com/office/word/2023/wordml/word16du" xmlns:w16sdtdh="http://schemas.microsoft.com/office/word/2020/wordml/sdtdatahash" xmlns:w16sdtfl="http://schemas.microsoft.com/office/word/2024/wordml/sdtformatlock" xmlns:w16se="http://schemas.microsoft.com/office/word/2015/wordml/symex" xmlns:wpg="http://schemas.microsoft.com/office/word/2010/wordprocessingGroup" xmlns:wpi="http://schemas.microsoft.com/office/word/2010/wordprocessingInk" xmlns:wne="http://schemas.microsoft.com/office/word/2006/wordml" xmlns:wps="http://schemas.microsoft.com/office/word/2010/wordprocessingShape" mc:Ignorable="w14 w15 w16se w16cid w16 w16cex w16sdtdh w16sdtfl w16du wp14">
   <w:p>
     <w:pPr>
       <w:pStyle w:val="lfej"/>
@@ -6540,7 +6965,7 @@
 </file>
 
 <file path=word/numbering.xml><?xml version="1.0" encoding="utf-8"?>
-<w:numbering xmlns:wpc="http://schemas.microsoft.com/office/word/2010/wordprocessingCanvas" xmlns:cx="http://schemas.microsoft.com/office/drawing/2014/chartex" xmlns:cx1="http://schemas.microsoft.com/office/drawing/2015/9/8/chartex" xmlns:cx2="http://schemas.microsoft.com/office/drawing/2015/10/21/chartex" xmlns:cx3="http://schemas.microsoft.com/office/drawing/2016/5/9/chartex" xmlns:cx4="http://schemas.microsoft.com/office/drawing/2016/5/10/chartex" xmlns:cx5="http://schemas.microsoft.com/office/drawing/2016/5/11/chartex" xmlns:cx6="http://schemas.microsoft.com/office/drawing/2016/5/12/chartex" xmlns:cx7="http://schemas.microsoft.com/office/drawing/2016/5/13/chartex" xmlns:cx8="http://schemas.microsoft.com/office/drawing/2016/5/14/chartex" xmlns:mc="http://schemas.openxmlformats.org/markup-compatibility/2006" xmlns:aink="http://schemas.microsoft.com/office/drawing/2016/ink" xmlns:am3d="http://schemas.microsoft.com/office/drawing/2017/model3d" xmlns:o="urn:schemas-microsoft-com:office:office" xmlns:oel="http://schemas.microsoft.com/office/2019/extlst" xmlns:r="http://schemas.openxmlformats.org/officeDocument/2006/relationships" xmlns:m="http://schemas.openxmlformats.org/officeDocument/2006/math" xmlns:v="urn:schemas-microsoft-com:vml" xmlns:wp14="http://schemas.microsoft.com/office/word/2010/wordprocessingDrawing" xmlns:wp="http://schemas.openxmlformats.org/drawingml/2006/wordprocessingDrawing" xmlns:w10="urn:schemas-microsoft-com:office:word" xmlns:w="http://schemas.openxmlformats.org/wordprocessingml/2006/main" xmlns:w14="http://schemas.microsoft.com/office/word/2010/wordml" xmlns:w15="http://schemas.microsoft.com/office/word/2012/wordml" xmlns:w16cex="http://schemas.microsoft.com/office/word/2018/wordml/cex" xmlns:w16cid="http://schemas.microsoft.com/office/word/2016/wordml/cid" xmlns:w16="http://schemas.microsoft.com/office/word/2018/wordml" xmlns:w16du="http://schemas.microsoft.com/office/word/2023/wordml/word16du" xmlns:w16sdtdh="http://schemas.microsoft.com/office/word/2020/wordml/sdtdatahash" xmlns:w16se="http://schemas.microsoft.com/office/word/2015/wordml/symex" xmlns:wpg="http://schemas.microsoft.com/office/word/2010/wordprocessingGroup" xmlns:wpi="http://schemas.microsoft.com/office/word/2010/wordprocessingInk" xmlns:wne="http://schemas.microsoft.com/office/word/2006/wordml" xmlns:wps="http://schemas.microsoft.com/office/word/2010/wordprocessingShape" mc:Ignorable="w14 w15 w16se w16cid w16 w16cex w16sdtdh w16du wp14">
+<w:numbering xmlns:wpc="http://schemas.microsoft.com/office/word/2010/wordprocessingCanvas" xmlns:cx="http://schemas.microsoft.com/office/drawing/2014/chartex" xmlns:cx1="http://schemas.microsoft.com/office/drawing/2015/9/8/chartex" xmlns:cx2="http://schemas.microsoft.com/office/drawing/2015/10/21/chartex" xmlns:cx3="http://schemas.microsoft.com/office/drawing/2016/5/9/chartex" xmlns:cx4="http://schemas.microsoft.com/office/drawing/2016/5/10/chartex" xmlns:cx5="http://schemas.microsoft.com/office/drawing/2016/5/11/chartex" xmlns:cx6="http://schemas.microsoft.com/office/drawing/2016/5/12/chartex" xmlns:cx7="http://schemas.microsoft.com/office/drawing/2016/5/13/chartex" xmlns:cx8="http://schemas.microsoft.com/office/drawing/2016/5/14/chartex" xmlns:mc="http://schemas.openxmlformats.org/markup-compatibility/2006" xmlns:aink="http://schemas.microsoft.com/office/drawing/2016/ink" xmlns:am3d="http://schemas.microsoft.com/office/drawing/2017/model3d" xmlns:o="urn:schemas-microsoft-com:office:office" xmlns:oel="http://schemas.microsoft.com/office/2019/extlst" xmlns:r="http://schemas.openxmlformats.org/officeDocument/2006/relationships" xmlns:m="http://schemas.openxmlformats.org/officeDocument/2006/math" xmlns:v="urn:schemas-microsoft-com:vml" xmlns:wp14="http://schemas.microsoft.com/office/word/2010/wordprocessingDrawing" xmlns:wp="http://schemas.openxmlformats.org/drawingml/2006/wordprocessingDrawing" xmlns:w10="urn:schemas-microsoft-com:office:word" xmlns:w="http://schemas.openxmlformats.org/wordprocessingml/2006/main" xmlns:w14="http://schemas.microsoft.com/office/word/2010/wordml" xmlns:w15="http://schemas.microsoft.com/office/word/2012/wordml" xmlns:w16cex="http://schemas.microsoft.com/office/word/2018/wordml/cex" xmlns:w16cid="http://schemas.microsoft.com/office/word/2016/wordml/cid" xmlns:w16="http://schemas.microsoft.com/office/word/2018/wordml" xmlns:w16du="http://schemas.microsoft.com/office/word/2023/wordml/word16du" xmlns:w16sdtdh="http://schemas.microsoft.com/office/word/2020/wordml/sdtdatahash" xmlns:w16sdtfl="http://schemas.microsoft.com/office/word/2024/wordml/sdtformatlock" xmlns:w16se="http://schemas.microsoft.com/office/word/2015/wordml/symex" xmlns:wpg="http://schemas.microsoft.com/office/word/2010/wordprocessingGroup" xmlns:wpi="http://schemas.microsoft.com/office/word/2010/wordprocessingInk" xmlns:wne="http://schemas.microsoft.com/office/word/2006/wordml" xmlns:wps="http://schemas.microsoft.com/office/word/2010/wordprocessingShape" mc:Ignorable="w14 w15 w16se w16cid w16 w16cex w16sdtdh w16sdtfl w16du wp14">
   <w:abstractNum w:abstractNumId="0" w15:restartNumberingAfterBreak="0">
     <w:nsid w:val="05BB7E63"/>
     <w:multiLevelType w:val="multilevel"/>
@@ -7269,7 +7694,7 @@
 </file>
 
 <file path=word/styles.xml><?xml version="1.0" encoding="utf-8"?>
-<w:styles xmlns:mc="http://schemas.openxmlformats.org/markup-compatibility/2006" xmlns:r="http://schemas.openxmlformats.org/officeDocument/2006/relationships" xmlns:w="http://schemas.openxmlformats.org/wordprocessingml/2006/main" xmlns:w14="http://schemas.microsoft.com/office/word/2010/wordml" xmlns:w15="http://schemas.microsoft.com/office/word/2012/wordml" xmlns:w16cex="http://schemas.microsoft.com/office/word/2018/wordml/cex" xmlns:w16cid="http://schemas.microsoft.com/office/word/2016/wordml/cid" xmlns:w16="http://schemas.microsoft.com/office/word/2018/wordml" xmlns:w16du="http://schemas.microsoft.com/office/word/2023/wordml/word16du" xmlns:w16sdtdh="http://schemas.microsoft.com/office/word/2020/wordml/sdtdatahash" xmlns:w16se="http://schemas.microsoft.com/office/word/2015/wordml/symex" mc:Ignorable="w14 w15 w16se w16cid w16 w16cex w16sdtdh w16du">
+<w:styles xmlns:mc="http://schemas.openxmlformats.org/markup-compatibility/2006" xmlns:r="http://schemas.openxmlformats.org/officeDocument/2006/relationships" xmlns:w="http://schemas.openxmlformats.org/wordprocessingml/2006/main" xmlns:w14="http://schemas.microsoft.com/office/word/2010/wordml" xmlns:w15="http://schemas.microsoft.com/office/word/2012/wordml" xmlns:w16cex="http://schemas.microsoft.com/office/word/2018/wordml/cex" xmlns:w16cid="http://schemas.microsoft.com/office/word/2016/wordml/cid" xmlns:w16="http://schemas.microsoft.com/office/word/2018/wordml" xmlns:w16du="http://schemas.microsoft.com/office/word/2023/wordml/word16du" xmlns:w16sdtdh="http://schemas.microsoft.com/office/word/2020/wordml/sdtdatahash" xmlns:w16sdtfl="http://schemas.microsoft.com/office/word/2024/wordml/sdtformatlock" xmlns:w16se="http://schemas.microsoft.com/office/word/2015/wordml/symex" mc:Ignorable="w14 w15 w16se w16cid w16 w16cex w16sdtdh w16sdtfl w16du">
   <w:docDefaults>
     <w:rPrDefault>
       <w:rPr>
@@ -8041,6 +8466,118 @@
       <w:szCs w:val="56"/>
     </w:rPr>
   </w:style>
+  <w:style w:type="paragraph" w:styleId="Listaszerbekezds">
+    <w:name w:val="List Paragraph"/>
+    <w:basedOn w:val="Norml"/>
+    <w:uiPriority w:val="34"/>
+    <w:qFormat/>
+    <w:rsid w:val="00DF5842"/>
+    <w:pPr>
+      <w:ind w:left="720"/>
+      <w:contextualSpacing/>
+    </w:pPr>
+  </w:style>
+  <w:style w:type="paragraph" w:customStyle="1" w:styleId="H3">
+    <w:name w:val="H3"/>
+    <w:basedOn w:val="Norml"/>
+    <w:link w:val="H3Char"/>
+    <w:qFormat/>
+    <w:rsid w:val="00DF5842"/>
+    <w:pPr>
+      <w:spacing w:before="100" w:beforeAutospacing="1" w:after="100" w:afterAutospacing="1" w:line="240" w:lineRule="auto"/>
+      <w:outlineLvl w:val="2"/>
+    </w:pPr>
+    <w:rPr>
+      <w:rFonts w:ascii="Times New Roman" w:eastAsia="Times New Roman" w:hAnsi="Times New Roman" w:cs="Times New Roman"/>
+      <w:b/>
+      <w:bCs/>
+      <w:sz w:val="27"/>
+      <w:szCs w:val="27"/>
+      <w:lang w:eastAsia="hu-HU"/>
+    </w:rPr>
+  </w:style>
+  <w:style w:type="character" w:customStyle="1" w:styleId="H3Char">
+    <w:name w:val="H3 Char"/>
+    <w:basedOn w:val="Bekezdsalapbettpusa"/>
+    <w:link w:val="H3"/>
+    <w:rsid w:val="00DF5842"/>
+    <w:rPr>
+      <w:rFonts w:ascii="Times New Roman" w:eastAsia="Times New Roman" w:hAnsi="Times New Roman" w:cs="Times New Roman"/>
+      <w:b/>
+      <w:bCs/>
+      <w:sz w:val="27"/>
+      <w:szCs w:val="27"/>
+      <w:lang w:eastAsia="hu-HU"/>
+    </w:rPr>
+  </w:style>
+  <w:style w:type="paragraph" w:styleId="Lbjegyzetszveg">
+    <w:name w:val="footnote text"/>
+    <w:basedOn w:val="Norml"/>
+    <w:link w:val="LbjegyzetszvegChar"/>
+    <w:uiPriority w:val="99"/>
+    <w:semiHidden/>
+    <w:unhideWhenUsed/>
+    <w:rsid w:val="00DF5842"/>
+    <w:pPr>
+      <w:spacing w:after="0" w:line="240" w:lineRule="auto"/>
+    </w:pPr>
+    <w:rPr>
+      <w:sz w:val="20"/>
+      <w:szCs w:val="20"/>
+    </w:rPr>
+  </w:style>
+  <w:style w:type="character" w:customStyle="1" w:styleId="LbjegyzetszvegChar">
+    <w:name w:val="Lábjegyzetszöveg Char"/>
+    <w:basedOn w:val="Bekezdsalapbettpusa"/>
+    <w:link w:val="Lbjegyzetszveg"/>
+    <w:uiPriority w:val="99"/>
+    <w:semiHidden/>
+    <w:rsid w:val="00DF5842"/>
+    <w:rPr>
+      <w:sz w:val="20"/>
+      <w:szCs w:val="20"/>
+    </w:rPr>
+  </w:style>
+  <w:style w:type="character" w:styleId="Lbjegyzet-hivatkozs">
+    <w:name w:val="footnote reference"/>
+    <w:basedOn w:val="Bekezdsalapbettpusa"/>
+    <w:uiPriority w:val="99"/>
+    <w:semiHidden/>
+    <w:unhideWhenUsed/>
+    <w:rsid w:val="00DF5842"/>
+    <w:rPr>
+      <w:vertAlign w:val="superscript"/>
+    </w:rPr>
+  </w:style>
+  <w:style w:type="paragraph" w:styleId="Kpalrs">
+    <w:name w:val="caption"/>
+    <w:basedOn w:val="Norml"/>
+    <w:next w:val="Norml"/>
+    <w:uiPriority w:val="35"/>
+    <w:semiHidden/>
+    <w:unhideWhenUsed/>
+    <w:qFormat/>
+    <w:rsid w:val="00DF5842"/>
+    <w:pPr>
+      <w:spacing w:after="200" w:line="240" w:lineRule="auto"/>
+    </w:pPr>
+    <w:rPr>
+      <w:i/>
+      <w:iCs/>
+      <w:color w:val="44546A" w:themeColor="text2"/>
+      <w:sz w:val="18"/>
+      <w:szCs w:val="18"/>
+    </w:rPr>
+  </w:style>
+  <w:style w:type="paragraph" w:styleId="Nincstrkz">
+    <w:name w:val="No Spacing"/>
+    <w:uiPriority w:val="1"/>
+    <w:qFormat/>
+    <w:rsid w:val="00B3789C"/>
+    <w:pPr>
+      <w:spacing w:after="0" w:line="240" w:lineRule="auto"/>
+    </w:pPr>
+  </w:style>
 </w:styles>
 </file>
 

--- a/DOKUMENTÁCIÓ-quickbite.docx
+++ b/DOKUMENTÁCIÓ-quickbite.docx
@@ -3682,6 +3682,12 @@
       <w:r>
         <w:t xml:space="preserve"> A projektünket ezen program segítségével tartottuk nyomon, itt kerültek az egyes feladatok kiírása. </w:t>
       </w:r>
+      <w:r>
+        <w:rPr>
+          <w:rStyle w:val="Vgjegyzet-hivatkozs"/>
+        </w:rPr>
+        <w:endnoteReference w:id="3"/>
+      </w:r>
     </w:p>
     <w:p>
       <w:pPr>
@@ -3689,6 +3695,9 @@
         <w:jc w:val="both"/>
       </w:pPr>
       <w:r>
+        <w:rPr>
+          <w:noProof/>
+        </w:rPr>
         <w:drawing>
           <wp:inline distT="0" distB="0" distL="0" distR="0" wp14:anchorId="45054FB1" wp14:editId="02187D15">
             <wp:extent cx="5781675" cy="3119755"/>
@@ -4021,7 +4030,7 @@
           <w:szCs w:val="24"/>
           <w:lang w:eastAsia="hu-HU"/>
         </w:rPr>
-        <w:endnoteReference w:id="3"/>
+        <w:endnoteReference w:id="4"/>
       </w:r>
     </w:p>
     <w:p>
@@ -4322,7 +4331,7 @@
           <w:szCs w:val="24"/>
           <w:lang w:eastAsia="hu-HU"/>
         </w:rPr>
-        <w:endnoteReference w:id="4"/>
+        <w:endnoteReference w:id="5"/>
       </w:r>
     </w:p>
     <w:p>
@@ -4410,7 +4419,7 @@
           <w:szCs w:val="24"/>
           <w:lang w:eastAsia="hu-HU"/>
         </w:rPr>
-        <w:endnoteReference w:id="5"/>
+        <w:endnoteReference w:id="6"/>
       </w:r>
     </w:p>
     <w:p>
@@ -4455,7 +4464,7 @@
         <w:rPr>
           <w:rStyle w:val="Vgjegyzet-hivatkozs"/>
         </w:rPr>
-        <w:endnoteReference w:id="6"/>
+        <w:endnoteReference w:id="7"/>
       </w:r>
     </w:p>
     <w:p>
@@ -4533,7 +4542,7 @@
           <w:lang w:eastAsia="hu-HU"/>
         </w:rPr>
         <w:pict w14:anchorId="194071DF">
-          <v:rect id="_x0000_i1125" style="width:0;height:1.5pt" o:hralign="center" o:hrstd="t" o:hr="t" fillcolor="#a0a0a0" stroked="f"/>
+          <v:rect id="_x0000_i1025" style="width:0;height:1.5pt" o:hralign="center" o:hrstd="t" o:hr="t" fillcolor="#a0a0a0" stroked="f"/>
         </w:pict>
       </w:r>
     </w:p>
@@ -4861,7 +4870,7 @@
         <w:rPr>
           <w:rStyle w:val="Vgjegyzet-hivatkozs"/>
         </w:rPr>
-        <w:endnoteReference w:id="7"/>
+        <w:endnoteReference w:id="8"/>
       </w:r>
     </w:p>
     <w:p>
@@ -5060,7 +5069,7 @@
         </w:rPr>
         <w:lastRenderedPageBreak/>
         <w:pict w14:anchorId="585D2DCF">
-          <v:rect id="_x0000_i1118" style="width:0;height:1.5pt" o:hralign="center" o:hrstd="t" o:hr="t" fillcolor="#a0a0a0" stroked="f"/>
+          <v:rect id="_x0000_i1026" style="width:0;height:1.5pt" o:hralign="center" o:hrstd="t" o:hr="t" fillcolor="#a0a0a0" stroked="f"/>
         </w:pict>
       </w:r>
     </w:p>
@@ -6375,8 +6384,16 @@
       <w:r>
         <w:t xml:space="preserve"> </w:t>
       </w:r>
-      <w:r>
-        <w:t>https://weboldalgyarto.hu/css3</w:t>
+      <w:proofErr w:type="spellStart"/>
+      <w:r>
+        <w:t>Trello</w:t>
+      </w:r>
+      <w:proofErr w:type="spellEnd"/>
+      <w:r>
+        <w:t xml:space="preserve"> használata - </w:t>
+      </w:r>
+      <w:r>
+        <w:t>https://digitallwork.hu/blog/trello-hasznalata-elonyei/</w:t>
       </w:r>
     </w:p>
   </w:endnote>
@@ -6395,7 +6412,7 @@
         <w:t xml:space="preserve"> </w:t>
       </w:r>
       <w:r>
-        <w:t>https://hu.wikipedia.org/wiki/JavaScript</w:t>
+        <w:t>https://weboldalgyarto.hu/css3</w:t>
       </w:r>
     </w:p>
   </w:endnote>
@@ -6414,7 +6431,7 @@
         <w:t xml:space="preserve"> </w:t>
       </w:r>
       <w:r>
-        <w:t>https://hu.legacy.reactjs.org/tutorial/tutorial.html</w:t>
+        <w:t>https://hu.wikipedia.org/wiki/JavaScript</w:t>
       </w:r>
     </w:p>
   </w:endnote>
@@ -6433,11 +6450,30 @@
         <w:t xml:space="preserve"> </w:t>
       </w:r>
       <w:r>
-        <w:t>https://live.osgeo.org/hu/quickstart/leaflet_quickstart.html</w:t>
+        <w:t>https://hu.legacy.reactjs.org/tutorial/tutorial.html</w:t>
       </w:r>
     </w:p>
   </w:endnote>
   <w:endnote w:id="7">
+    <w:p>
+      <w:pPr>
+        <w:pStyle w:val="Vgjegyzetszvege"/>
+      </w:pPr>
+      <w:r>
+        <w:rPr>
+          <w:rStyle w:val="Vgjegyzet-hivatkozs"/>
+        </w:rPr>
+        <w:endnoteRef/>
+      </w:r>
+      <w:r>
+        <w:t xml:space="preserve"> </w:t>
+      </w:r>
+      <w:r>
+        <w:t>https://live.osgeo.org/hu/quickstart/leaflet_quickstart.html</w:t>
+      </w:r>
+    </w:p>
+  </w:endnote>
+  <w:endnote w:id="8">
     <w:p>
       <w:pPr>
         <w:pStyle w:val="Vgjegyzetszvege"/>
@@ -8156,6 +8192,7 @@
   <w:style w:type="character" w:default="1" w:styleId="Bekezdsalapbettpusa">
     <w:name w:val="Default Paragraph Font"/>
     <w:uiPriority w:val="1"/>
+    <w:semiHidden/>
     <w:unhideWhenUsed/>
   </w:style>
   <w:style w:type="table" w:default="1" w:styleId="Normltblzat">
